--- a/Investigacion II/Actividad 1 - Metodologia.docx
+++ b/Investigacion II/Actividad 1 - Metodologia.docx
@@ -1276,7 +1276,7 @@
                 <w:spacing w:val="-2"/>
                 <w:sz w:val="20"/>
               </w:rPr>
-              <w:t>Análisis del impacto de las tecnologías móviles en el tratamiento de la depresión, ansiedad y fobia social en adolescentes</w:t>
+              <w:t>Analizar la influencia de la documentación técnica en la integración de nuevos desarrolladores y la continuidad de los proyectos de software en entornos empresariales</w:t>
             </w:r>
           </w:p>
         </w:tc>
@@ -2144,6 +2144,15 @@
               </w:rPr>
               <w:t xml:space="preserve"> </w:t>
             </w:r>
+            <w:r>
+              <w:rPr>
+                <w:rFonts w:ascii="Arial" w:hAnsi="Arial"/>
+                <w:b/>
+                <w:spacing w:val="-4"/>
+                <w:sz w:val="20"/>
+              </w:rPr>
+              <w:br/>
+            </w:r>
           </w:p>
           <w:p>
             <w:pPr>
@@ -2167,7 +2176,25 @@
                 <w:spacing w:val="-4"/>
                 <w:sz w:val="20"/>
               </w:rPr>
-              <w:t>La presente propuesta de investigación tiene como propósito analizar la relación entre el uso de aplicaciones móviles orientadas al apoyo psicológico y la percepción de síntomas de depresión, ansiedad y fobia social en adolescentes. Esta problemática resulta relevante, dado el incremento en la prevalencia de trastornos emocionales en población juvenil y las barreras que aún persisten para acceder a servicios profesionales de salud mental, especialmente en contextos de vulnerabilidad económica.</w:t>
+              <w:t xml:space="preserve">El proyecto tiene como propósito, analizar la importancia de la documentación técnica dentro de los procesos de desarrollo </w:t>
+            </w:r>
+            <w:r>
+              <w:rPr>
+                <w:rFonts w:ascii="Arial" w:hAnsi="Arial"/>
+                <w:bCs/>
+                <w:spacing w:val="-4"/>
+                <w:sz w:val="20"/>
+              </w:rPr>
+              <w:t>de software empresarial y su influencia en la integración de nuevos miembros de equipo, la eficiencia operativa y la continuidad de los proyectos. A partir de una revisión teórica y un estudio empírico con desarrolladores de empresas tecnológicas, se busca identificar como la ausencia o deficiencia en la documentación impacta la curva de aprendizaje, la productividad y la retención del conocimiento organizacional.</w:t>
+            </w:r>
+            <w:r>
+              <w:rPr>
+                <w:rFonts w:ascii="Arial" w:hAnsi="Arial"/>
+                <w:bCs/>
+                <w:spacing w:val="-4"/>
+                <w:sz w:val="20"/>
+              </w:rPr>
+              <w:br/>
             </w:r>
           </w:p>
           <w:p>
@@ -2179,12 +2206,45 @@
               <w:spacing w:before="3" w:line="276" w:lineRule="auto"/>
               <w:ind w:left="91"/>
               <w:rPr>
+                <w:sz w:val="20"/>
+              </w:rPr>
+            </w:pPr>
+            <w:r>
+              <w:rPr>
                 <w:rFonts w:ascii="Arial" w:hAnsi="Arial"/>
                 <w:bCs/>
                 <w:spacing w:val="-4"/>
                 <w:sz w:val="20"/>
               </w:rPr>
-            </w:pPr>
+              <w:t>La investigación se desarrollará bajo un enfoque mixto, tanto como cualitativo como cuantitativo, utilizando encuestas y entrevistas a profesionales del sector. Los resultados permitirán proponer lineamientos o buenas prácticas que fortalezcan la gestión de la documentación técnica como un activo estratégico dentro de la ingeniería de software. Este estudio busca aportar evidencia sobre el rol que cumple</w:t>
+            </w:r>
+            <w:r>
+              <w:rPr>
+                <w:rFonts w:ascii="Arial" w:hAnsi="Arial"/>
+                <w:bCs/>
+                <w:spacing w:val="-4"/>
+                <w:sz w:val="20"/>
+              </w:rPr>
+              <w:t xml:space="preserve"> la documentación, no solo como soporte técnico sino como un instrumento clave en la sostenibilidad, trazabilidad y escalabilidad </w:t>
+            </w:r>
+            <w:r>
+              <w:rPr>
+                <w:rFonts w:ascii="Arial" w:hAnsi="Arial"/>
+                <w:bCs/>
+                <w:spacing w:val="-4"/>
+                <w:sz w:val="20"/>
+              </w:rPr>
+              <w:t>de los proyectos empresariales</w:t>
+            </w:r>
+            <w:r>
+              <w:rPr>
+                <w:rFonts w:ascii="Arial" w:hAnsi="Arial"/>
+                <w:bCs/>
+                <w:spacing w:val="-4"/>
+                <w:sz w:val="20"/>
+              </w:rPr>
+              <w:t>.</w:t>
+            </w:r>
           </w:p>
           <w:p>
             <w:pPr>
@@ -2193,45 +2253,10 @@
                 <w:tab w:val="left" w:pos="811"/>
               </w:tabs>
               <w:spacing w:before="3" w:line="276" w:lineRule="auto"/>
-              <w:ind w:left="91"/>
-              <w:rPr>
-                <w:rFonts w:ascii="Arial" w:hAnsi="Arial"/>
-                <w:bCs/>
-                <w:spacing w:val="-4"/>
+              <w:rPr>
                 <w:sz w:val="20"/>
               </w:rPr>
             </w:pPr>
-            <w:r>
-              <w:rPr>
-                <w:rFonts w:ascii="Arial" w:hAnsi="Arial"/>
-                <w:bCs/>
-                <w:spacing w:val="-4"/>
-                <w:sz w:val="20"/>
-              </w:rPr>
-              <w:t>La elección de los adolescentes como población de estudio responde a la importancia que tiene esta etapa del desarrollo en la conformación de la identidad y la salud emocional futura. Diversas investigaciones han evidenciado que la detección temprana de estos trastornos puede prevenir consecuencias graves tanto en la vida individual como en el entorno social del joven. En este contexto, se propone explorar la percepción, frecuencia de uso y nivel de aceptación de herramientas tecnológicas, en particular aplicaciones móviles, como estrategias complementarias de acompañamiento psicológico. La investigación tiene un enfoque cuantitativo, con un diseño no experimental de tipo correlacional, y busca aportar evidencia empírica sobre la viabilidad del uso de tecnologías digitales como apoyo en el tratamiento emocional de adolescentes.</w:t>
-            </w:r>
-          </w:p>
-          <w:p>
-            <w:pPr>
-              <w:pStyle w:val="TableParagraph"/>
-              <w:tabs>
-                <w:tab w:val="left" w:pos="811"/>
-              </w:tabs>
-              <w:spacing w:before="3" w:line="276" w:lineRule="auto"/>
-              <w:ind w:left="91"/>
-              <w:rPr>
-                <w:sz w:val="20"/>
-              </w:rPr>
-            </w:pPr>
-            <w:r>
-              <w:rPr>
-                <w:rFonts w:ascii="Arial" w:hAnsi="Arial"/>
-                <w:bCs/>
-                <w:spacing w:val="-4"/>
-                <w:sz w:val="20"/>
-              </w:rPr>
-              <w:t>Los resultados de este estudio podrían servir como insumo para el diseño posterior de soluciones tecnológicas más adaptadas a las necesidades emocionales de esta población, así como para fortalecer políticas públicas orientadas a la salud mental juvenil.</w:t>
-            </w:r>
           </w:p>
         </w:tc>
       </w:tr>
@@ -2265,7 +2290,6 @@
                 <w:sz w:val="20"/>
                 <w:szCs w:val="20"/>
               </w:rPr>
-              <w:lastRenderedPageBreak/>
               <w:t>2.</w:t>
             </w:r>
             <w:r>
@@ -2302,73 +2326,63 @@
             <w:pPr>
               <w:pStyle w:val="TableParagraph"/>
               <w:spacing w:line="276" w:lineRule="auto"/>
-              <w:ind w:left="91" w:right="105"/>
-              <w:jc w:val="both"/>
+              <w:ind w:right="105"/>
               <w:rPr>
                 <w:rFonts w:ascii="Arial" w:hAnsi="Arial" w:cs="Arial"/>
                 <w:sz w:val="20"/>
                 <w:szCs w:val="20"/>
               </w:rPr>
             </w:pPr>
-          </w:p>
-          <w:p>
-            <w:pPr>
-              <w:pStyle w:val="TableParagraph"/>
-              <w:spacing w:line="276" w:lineRule="auto"/>
-              <w:ind w:left="91" w:right="105"/>
+            <w:r>
               <w:rPr>
                 <w:rFonts w:ascii="Arial" w:hAnsi="Arial" w:cs="Arial"/>
                 <w:sz w:val="20"/>
                 <w:szCs w:val="20"/>
               </w:rPr>
-            </w:pPr>
+              <w:t xml:space="preserve"> </w:t>
+            </w:r>
             <w:r>
               <w:rPr>
                 <w:rFonts w:ascii="Arial" w:hAnsi="Arial" w:cs="Arial"/>
                 <w:sz w:val="20"/>
                 <w:szCs w:val="20"/>
               </w:rPr>
-              <w:t>Durante las últimas décadas, los trastornos psicológicos como la depresión, la ansiedad y la fobia social en adolescentes han generado preocupación creciente en el ámbito de la salud mental. Diversos estudios coinciden en que estos trastornos afectan de forma significativa el bienestar y el desarrollo social, académico y emocional de los jóvenes (Lang y Tisher, 1997). Sin embargo, una proporción importante de casos no son detectados o diagnosticados oportunamente, lo cual impide el acceso a intervenciones adecuadas.</w:t>
-            </w:r>
-          </w:p>
-          <w:p>
-            <w:pPr>
-              <w:pStyle w:val="TableParagraph"/>
-              <w:spacing w:line="276" w:lineRule="auto"/>
-              <w:ind w:left="91" w:right="105"/>
+              <w:br/>
+              <w:t xml:space="preserve">La documentación técnica ha sido históricamente un componente fundamental en los procesos de desarrollo de software, debido a su papel en la comprensión del sistema, la transferencia de conocimiento y la continuidad operativa de los proyectos. Diversos autores han señalado que la falta de documentación adecuada aumenta la deuda </w:t>
+            </w:r>
+            <w:r>
               <w:rPr>
                 <w:rFonts w:ascii="Arial" w:hAnsi="Arial" w:cs="Arial"/>
                 <w:sz w:val="20"/>
                 <w:szCs w:val="20"/>
               </w:rPr>
-            </w:pPr>
+              <w:t>técnica</w:t>
+            </w:r>
             <w:r>
               <w:rPr>
                 <w:rFonts w:ascii="Arial" w:hAnsi="Arial" w:cs="Arial"/>
                 <w:sz w:val="20"/>
                 <w:szCs w:val="20"/>
               </w:rPr>
-              <w:t>La fobia social, por ejemplo, ha sido identificada como uno de los trastornos con mayor prevalencia entre adolescentes, después de la depresión mayor y la dependencia al alcohol. Su manifestación durante esta etapa puede tener consecuencias de largo plazo, como el abandono escolar, el aislamiento o la aparición de otros trastornos del estado de ánimo (Sánchez &amp; López, 2016). A pesar de ello, la investigación sobre enfoques alternativos de intervención temprana para estos casos sigue siendo limitada.</w:t>
-            </w:r>
-          </w:p>
-          <w:p>
-            <w:pPr>
-              <w:pStyle w:val="TableParagraph"/>
-              <w:spacing w:line="276" w:lineRule="auto"/>
-              <w:ind w:left="91" w:right="105"/>
+              <w:t xml:space="preserve">, dificulta el mantenimiento y prolonga cuanto tarda un desarrollador en familiarizarse con un sistema (Pressman &amp; </w:t>
+            </w:r>
+            <w:proofErr w:type="spellStart"/>
+            <w:r>
               <w:rPr>
                 <w:rFonts w:ascii="Arial" w:hAnsi="Arial" w:cs="Arial"/>
                 <w:sz w:val="20"/>
                 <w:szCs w:val="20"/>
               </w:rPr>
-            </w:pPr>
+              <w:t>Maxim</w:t>
+            </w:r>
+            <w:proofErr w:type="spellEnd"/>
             <w:r>
               <w:rPr>
                 <w:rFonts w:ascii="Arial" w:hAnsi="Arial" w:cs="Arial"/>
                 <w:sz w:val="20"/>
                 <w:szCs w:val="20"/>
               </w:rPr>
-              <w:t>En paralelo, se ha observado un auge en el uso de herramientas digitales como las aplicaciones móviles para la gestión de la salud mental. Estas plataformas han demostrado ser útiles como medios de apoyo psicológico, brindando acceso a información, seguimiento remoto, y en algunos casos, contacto con profesionales. No obstante, la mayoría de estas aplicaciones están diseñadas desde una lógica técnica o de servicio, y no desde una validación científica de su eficacia terapéutica (Muñoz</w:t>
+              <w:t>, 2020; Sommerville, 2019)</w:t>
             </w:r>
             <w:r>
               <w:rPr>
@@ -2376,7 +2390,7 @@
                 <w:sz w:val="20"/>
                 <w:szCs w:val="20"/>
               </w:rPr>
-              <w:t xml:space="preserve">, </w:t>
+              <w:br/>
             </w:r>
             <w:r>
               <w:rPr>
@@ -2384,7 +2398,8 @@
                 <w:sz w:val="20"/>
                 <w:szCs w:val="20"/>
               </w:rPr>
-              <w:t>2018). Esto representa un vacío importante en la literatura: aunque existen múltiples apps disponibles, pocos estudios analizan su impacto real en la reducción de síntomas psicológicos, especialmente en poblaciones adolescentes.</w:t>
+              <w:lastRenderedPageBreak/>
+              <w:br/>
             </w:r>
             <w:r>
               <w:rPr>
@@ -2392,6 +2407,114 @@
                 <w:sz w:val="20"/>
                 <w:szCs w:val="20"/>
               </w:rPr>
+              <w:t>A nivel internacional,</w:t>
+            </w:r>
+            <w:r>
+              <w:rPr>
+                <w:rFonts w:ascii="Arial" w:hAnsi="Arial" w:cs="Arial"/>
+                <w:sz w:val="20"/>
+                <w:szCs w:val="20"/>
+              </w:rPr>
+              <w:t xml:space="preserve"> </w:t>
+            </w:r>
+            <w:r>
+              <w:rPr>
+                <w:rFonts w:ascii="Arial" w:hAnsi="Arial" w:cs="Arial"/>
+                <w:sz w:val="20"/>
+                <w:szCs w:val="20"/>
+              </w:rPr>
+              <w:t>múltiples</w:t>
+            </w:r>
+            <w:r>
+              <w:rPr>
+                <w:rFonts w:ascii="Arial" w:hAnsi="Arial" w:cs="Arial"/>
+                <w:sz w:val="20"/>
+                <w:szCs w:val="20"/>
+              </w:rPr>
+              <w:t xml:space="preserve"> estudios han evidenciado el impacto de la </w:t>
+            </w:r>
+            <w:r>
+              <w:rPr>
+                <w:rFonts w:ascii="Arial" w:hAnsi="Arial" w:cs="Arial"/>
+                <w:sz w:val="20"/>
+                <w:szCs w:val="20"/>
+              </w:rPr>
+              <w:t>documentación</w:t>
+            </w:r>
+            <w:r>
+              <w:rPr>
+                <w:rFonts w:ascii="Arial" w:hAnsi="Arial" w:cs="Arial"/>
+                <w:sz w:val="20"/>
+                <w:szCs w:val="20"/>
+              </w:rPr>
+              <w:t xml:space="preserve"> en la productivo de los equipos. Forward &amp; </w:t>
+            </w:r>
+            <w:proofErr w:type="spellStart"/>
+            <w:r>
+              <w:rPr>
+                <w:rFonts w:ascii="Arial" w:hAnsi="Arial" w:cs="Arial"/>
+                <w:sz w:val="20"/>
+                <w:szCs w:val="20"/>
+              </w:rPr>
+              <w:t>Lethbridge</w:t>
+            </w:r>
+            <w:proofErr w:type="spellEnd"/>
+            <w:r>
+              <w:rPr>
+                <w:rFonts w:ascii="Arial" w:hAnsi="Arial" w:cs="Arial"/>
+                <w:sz w:val="20"/>
+                <w:szCs w:val="20"/>
+              </w:rPr>
+              <w:t xml:space="preserve"> (2022) identifican que entre el 40% y </w:t>
+            </w:r>
+            <w:r>
+              <w:rPr>
+                <w:rFonts w:ascii="Arial" w:hAnsi="Arial" w:cs="Arial"/>
+                <w:sz w:val="20"/>
+                <w:szCs w:val="20"/>
+              </w:rPr>
+              <w:t>el 60</w:t>
+            </w:r>
+            <w:r>
+              <w:rPr>
+                <w:rFonts w:ascii="Arial" w:hAnsi="Arial" w:cs="Arial"/>
+                <w:sz w:val="20"/>
+                <w:szCs w:val="20"/>
+              </w:rPr>
+              <w:t xml:space="preserve">% </w:t>
+            </w:r>
+            <w:r>
+              <w:rPr>
+                <w:rFonts w:ascii="Arial" w:hAnsi="Arial" w:cs="Arial"/>
+                <w:sz w:val="20"/>
+                <w:szCs w:val="20"/>
+              </w:rPr>
+              <w:t xml:space="preserve">del tiempo del tiempo, los desarrolladores emplean el tiempo para comprender el código no documentado, lo cual incrementan costos y retrabajos. Organizaciones como Microsoft, Google y Atlassian han publicado guías y buenas practicas internas que destacan la necesidad de documentación mínima viable para garantizar escalabilidad, reducir rotación técnica y agilizar el </w:t>
+            </w:r>
+            <w:proofErr w:type="spellStart"/>
+            <w:r>
+              <w:rPr>
+                <w:rFonts w:ascii="Arial" w:hAnsi="Arial" w:cs="Arial"/>
+                <w:sz w:val="20"/>
+                <w:szCs w:val="20"/>
+              </w:rPr>
+              <w:t>onboarding</w:t>
+            </w:r>
+            <w:proofErr w:type="spellEnd"/>
+            <w:r>
+              <w:rPr>
+                <w:rFonts w:ascii="Arial" w:hAnsi="Arial" w:cs="Arial"/>
+                <w:sz w:val="20"/>
+                <w:szCs w:val="20"/>
+              </w:rPr>
+              <w:t>.</w:t>
+            </w:r>
+            <w:r>
+              <w:rPr>
+                <w:rFonts w:ascii="Arial" w:hAnsi="Arial" w:cs="Arial"/>
+                <w:sz w:val="20"/>
+                <w:szCs w:val="20"/>
+              </w:rPr>
               <w:br/>
             </w:r>
             <w:r>
@@ -2401,63 +2524,48 @@
                 <w:szCs w:val="20"/>
               </w:rPr>
               <w:br/>
-              <w:t>El presente proyecto parte del reconocimiento de ese vacío en la evidencia científica sobre el uso de aplicaciones móviles como herramientas de intervención complementaria en adolescentes con trastornos como la depresión, la ansiedad y la fobia social. A diferencia de enfoques tradicionales centrados en la oferta de servicios psicológicos en contextos presenciales, esta investigación busca explorar la relación entre el uso de tecnologías móviles y su potencial impacto en el bienestar emocional de adolescentes, desde un enfoque analítico y no solo instrumental.</w:t>
-            </w:r>
-          </w:p>
-          <w:p>
-            <w:pPr>
-              <w:pStyle w:val="TableParagraph"/>
-              <w:spacing w:line="276" w:lineRule="auto"/>
-              <w:ind w:left="91" w:right="105"/>
+              <w:t xml:space="preserve">En la Universidad Iberoamericana, </w:t>
+            </w:r>
+            <w:r>
               <w:rPr>
                 <w:rFonts w:ascii="Arial" w:hAnsi="Arial" w:cs="Arial"/>
                 <w:sz w:val="20"/>
                 <w:szCs w:val="20"/>
               </w:rPr>
-            </w:pPr>
+              <w:t>múltiples</w:t>
+            </w:r>
             <w:r>
               <w:rPr>
                 <w:rFonts w:ascii="Arial" w:hAnsi="Arial" w:cs="Arial"/>
                 <w:sz w:val="20"/>
                 <w:szCs w:val="20"/>
               </w:rPr>
-              <w:t>El abordaje de este fenómeno es pertinente debido a tres razones principales:</w:t>
-            </w:r>
-          </w:p>
-          <w:p>
-            <w:pPr>
-              <w:pStyle w:val="TableParagraph"/>
-              <w:spacing w:line="276" w:lineRule="auto"/>
-              <w:ind w:left="91" w:right="105"/>
+              <w:t xml:space="preserve"> proyectos han abordado temas relacionados con metodologías de desarrollo, calidad de software y</w:t>
+            </w:r>
+            <w:r>
               <w:rPr>
                 <w:rFonts w:ascii="Arial" w:hAnsi="Arial" w:cs="Arial"/>
                 <w:sz w:val="20"/>
                 <w:szCs w:val="20"/>
               </w:rPr>
-            </w:pPr>
-          </w:p>
-          <w:p>
-            <w:pPr>
-              <w:pStyle w:val="TableParagraph"/>
-              <w:numPr>
-                <w:ilvl w:val="0"/>
-                <w:numId w:val="13"/>
-              </w:numPr>
-              <w:spacing w:line="276" w:lineRule="auto"/>
-              <w:ind w:right="105"/>
+              <w:t xml:space="preserve"> buenas prácticas. Se ha evidenciado en las practicas laborales y trabajos con empresas aliadas, la ausencia de la documentación y como afecta el proceso de adaptación de los practicantes, quienes invierten un tiempo considerable en comprender el funcionamiento del proyecto.</w:t>
+            </w:r>
+            <w:r>
               <w:rPr>
                 <w:rFonts w:ascii="Arial" w:hAnsi="Arial" w:cs="Arial"/>
                 <w:sz w:val="20"/>
                 <w:szCs w:val="20"/>
               </w:rPr>
-            </w:pPr>
+              <w:br/>
+            </w:r>
             <w:r>
               <w:rPr>
                 <w:rFonts w:ascii="Arial" w:hAnsi="Arial" w:cs="Arial"/>
                 <w:sz w:val="20"/>
                 <w:szCs w:val="20"/>
               </w:rPr>
-              <w:t>L</w:t>
+              <w:br/>
+              <w:t>En América Latina, se ha demostrado que los proyectos con documentación deficiente presentan mayores dificultades durante el ingreso de nuevos miembros y menor capacidad de respuesta ante los cambios en los equipos de trabajo.</w:t>
             </w:r>
             <w:r>
               <w:rPr>
@@ -2465,7 +2573,7 @@
                 <w:sz w:val="20"/>
                 <w:szCs w:val="20"/>
               </w:rPr>
-              <w:t>a alta incidencia de trastornos emocionales no tratados en la adolescencia</w:t>
+              <w:br/>
             </w:r>
             <w:r>
               <w:rPr>
@@ -2473,107 +2581,15 @@
                 <w:sz w:val="20"/>
                 <w:szCs w:val="20"/>
               </w:rPr>
-              <w:t>.</w:t>
-            </w:r>
-          </w:p>
-          <w:p>
-            <w:pPr>
-              <w:pStyle w:val="TableParagraph"/>
-              <w:numPr>
-                <w:ilvl w:val="0"/>
-                <w:numId w:val="13"/>
-              </w:numPr>
-              <w:spacing w:line="276" w:lineRule="auto"/>
-              <w:ind w:right="105"/>
+              <w:br/>
+            </w:r>
+            <w:r>
               <w:rPr>
                 <w:rFonts w:ascii="Arial" w:hAnsi="Arial" w:cs="Arial"/>
                 <w:sz w:val="20"/>
                 <w:szCs w:val="20"/>
               </w:rPr>
-            </w:pPr>
-            <w:r>
-              <w:rPr>
-                <w:rFonts w:ascii="Arial" w:hAnsi="Arial" w:cs="Arial"/>
-                <w:sz w:val="20"/>
-                <w:szCs w:val="20"/>
-              </w:rPr>
-              <w:t xml:space="preserve"> </w:t>
-            </w:r>
-            <w:r>
-              <w:rPr>
-                <w:rFonts w:ascii="Arial" w:hAnsi="Arial" w:cs="Arial"/>
-                <w:sz w:val="20"/>
-                <w:szCs w:val="20"/>
-              </w:rPr>
-              <w:t>L</w:t>
-            </w:r>
-            <w:r>
-              <w:rPr>
-                <w:rFonts w:ascii="Arial" w:hAnsi="Arial" w:cs="Arial"/>
-                <w:sz w:val="20"/>
-                <w:szCs w:val="20"/>
-              </w:rPr>
-              <w:t>a creciente dependencia de los adolescentes a la tecnología móvil como medio de interacción y expresión</w:t>
-            </w:r>
-          </w:p>
-          <w:p>
-            <w:pPr>
-              <w:pStyle w:val="TableParagraph"/>
-              <w:numPr>
-                <w:ilvl w:val="0"/>
-                <w:numId w:val="13"/>
-              </w:numPr>
-              <w:spacing w:line="276" w:lineRule="auto"/>
-              <w:ind w:right="105"/>
-              <w:rPr>
-                <w:rFonts w:ascii="Arial" w:hAnsi="Arial" w:cs="Arial"/>
-                <w:sz w:val="20"/>
-                <w:szCs w:val="20"/>
-              </w:rPr>
-            </w:pPr>
-            <w:r>
-              <w:rPr>
-                <w:rFonts w:ascii="Arial" w:hAnsi="Arial" w:cs="Arial"/>
-                <w:sz w:val="20"/>
-                <w:szCs w:val="20"/>
-              </w:rPr>
-              <w:t>L</w:t>
-            </w:r>
-            <w:r>
-              <w:rPr>
-                <w:rFonts w:ascii="Arial" w:hAnsi="Arial" w:cs="Arial"/>
-                <w:sz w:val="20"/>
-                <w:szCs w:val="20"/>
-              </w:rPr>
-              <w:t>a necesidad de desarrollar estrategias innovadoras y accesibles para la promoción de la salud mental.</w:t>
-            </w:r>
-            <w:r>
-              <w:rPr>
-                <w:rFonts w:ascii="Arial" w:hAnsi="Arial" w:cs="Arial"/>
-                <w:sz w:val="20"/>
-                <w:szCs w:val="20"/>
-              </w:rPr>
               <w:br/>
-            </w:r>
-          </w:p>
-          <w:p>
-            <w:pPr>
-              <w:pStyle w:val="TableParagraph"/>
-              <w:spacing w:line="276" w:lineRule="auto"/>
-              <w:ind w:left="91" w:right="105"/>
-              <w:rPr>
-                <w:rFonts w:ascii="Arial" w:hAnsi="Arial" w:cs="Arial"/>
-                <w:sz w:val="20"/>
-                <w:szCs w:val="20"/>
-              </w:rPr>
-            </w:pPr>
-            <w:r>
-              <w:rPr>
-                <w:rFonts w:ascii="Arial" w:hAnsi="Arial" w:cs="Arial"/>
-                <w:sz w:val="20"/>
-                <w:szCs w:val="20"/>
-              </w:rPr>
-              <w:t>En este sentido, el estudio se orienta a comprender, más allá del desarrollo técnico de una aplicación, cómo y en qué medida este tipo de tecnologías pueden influir en el afrontamiento de trastornos psicológicos en adolescentes, y si existe una base empírica suficiente para justificar su implementación como parte de programas de salud mental en contextos educativos o comunitarios.</w:t>
             </w:r>
           </w:p>
           <w:p>
@@ -2616,6 +2632,7 @@
               <w:rPr>
                 <w:spacing w:val="-6"/>
               </w:rPr>
+              <w:lastRenderedPageBreak/>
               <w:t>3.</w:t>
             </w:r>
             <w:r>
@@ -2663,100 +2680,70 @@
                 <w:rFonts w:ascii="Arial" w:hAnsi="Arial"/>
                 <w:sz w:val="20"/>
               </w:rPr>
-              <w:t>En la actualidad, los trastornos psicológicos como la depresión, la ansiedad y la fobia social presentan una alta incidencia en la población adolescente, afectando su desarrollo social, académico y emocional. Si bien existen múltiples intervenciones clínicas para su tratamiento, diversos estudios han señalado que un porcentaje significativo de adolescentes no accede a servicios psicológicos por razones económicas, estigmatización o desconocimiento de su sintomatología.</w:t>
-            </w:r>
-          </w:p>
-          <w:p>
-            <w:pPr>
-              <w:pStyle w:val="TableParagraph"/>
-              <w:tabs>
-                <w:tab w:val="left" w:pos="811"/>
-              </w:tabs>
-              <w:spacing w:before="12" w:line="276" w:lineRule="auto"/>
-              <w:ind w:left="91" w:right="109"/>
+              <w:t>En los entornos empresariales dedicados al desarrollo de software, la documentación técnica suele ser percibida como una tarea secundaria frente a la programación o la entrega continua de las funcionalidades. Esta práctica genera vacíos de conocimiento que dificultan la compresión de los sistemas, especialmente cuando se incorporan nuevos desarrolladores o se rotan equipos de trabajo.</w:t>
+            </w:r>
+            <w:r>
               <w:rPr>
                 <w:rFonts w:ascii="Arial" w:hAnsi="Arial"/>
                 <w:sz w:val="20"/>
               </w:rPr>
-            </w:pPr>
-          </w:p>
-          <w:p>
-            <w:pPr>
-              <w:pStyle w:val="TableParagraph"/>
-              <w:tabs>
-                <w:tab w:val="left" w:pos="811"/>
-              </w:tabs>
-              <w:spacing w:before="12" w:line="276" w:lineRule="auto"/>
-              <w:ind w:left="91" w:right="109"/>
+              <w:br/>
+              <w:t>La falta de documentación actualizada puede ocasionar retrabajos, errores de interpretación y una mayor dependencia de la memoria de los empleados, lo cual compromete la continuidad del proyecto ante cambios de personal.</w:t>
+            </w:r>
+            <w:r>
               <w:rPr>
                 <w:rFonts w:ascii="Arial" w:hAnsi="Arial"/>
                 <w:sz w:val="20"/>
               </w:rPr>
-            </w:pPr>
+              <w:br/>
+            </w:r>
             <w:r>
               <w:rPr>
                 <w:rFonts w:ascii="Arial" w:hAnsi="Arial"/>
                 <w:sz w:val="20"/>
               </w:rPr>
-              <w:t xml:space="preserve">Al mismo tiempo, el uso de dispositivos móviles es generalizado entre esta población, lo que ha dado lugar al surgimiento de aplicaciones enfocadas en la salud mental. Sin embargo, pese al crecimiento de estas </w:t>
+              <w:br/>
+              <w:t>A pesar de que existen metodologías y estándares de documentación (como ISO/IEC/IEEE 26511 o guías agiles), su aplicación efectiva es irregular. En este contexto surge la necesidad de investigar empíricamente el impacto real que tiene la documentación en la eficiencia y adaptación de los equipos de desarrollo, así como la preservación del conocimiento técnico dentro de organizaciones.</w:t>
             </w:r>
             <w:r>
               <w:rPr>
                 <w:rFonts w:ascii="Arial" w:hAnsi="Arial"/>
                 <w:sz w:val="20"/>
               </w:rPr>
-              <w:lastRenderedPageBreak/>
-              <w:t>herramientas, existe escasa evidencia científica que analice su eficacia como estrategias complementarias en la identificación, seguimiento o mitigación de síntomas emocionales en adolescentes.</w:t>
-            </w:r>
-          </w:p>
-          <w:p>
-            <w:pPr>
-              <w:pStyle w:val="TableParagraph"/>
-              <w:tabs>
-                <w:tab w:val="left" w:pos="811"/>
-              </w:tabs>
-              <w:spacing w:before="12" w:line="276" w:lineRule="auto"/>
-              <w:ind w:left="91" w:right="109"/>
+              <w:br/>
+            </w:r>
+            <w:r>
               <w:rPr>
                 <w:rFonts w:ascii="Arial" w:hAnsi="Arial"/>
                 <w:sz w:val="20"/>
               </w:rPr>
-            </w:pPr>
-          </w:p>
-          <w:p>
-            <w:pPr>
-              <w:pStyle w:val="TableParagraph"/>
-              <w:tabs>
-                <w:tab w:val="left" w:pos="811"/>
-              </w:tabs>
-              <w:spacing w:before="12" w:line="276" w:lineRule="auto"/>
-              <w:ind w:left="91" w:right="109"/>
+              <w:br/>
+            </w:r>
+            <w:r>
               <w:rPr>
                 <w:rFonts w:ascii="Arial" w:hAnsi="Arial"/>
-                <w:sz w:val="20"/>
-              </w:rPr>
-            </w:pPr>
+                <w:b/>
+                <w:bCs/>
+                <w:sz w:val="20"/>
+              </w:rPr>
+              <w:t>Preguntas de investigación</w:t>
+            </w:r>
             <w:r>
               <w:rPr>
                 <w:rFonts w:ascii="Arial" w:hAnsi="Arial"/>
-                <w:sz w:val="20"/>
-              </w:rPr>
-              <w:t>En este contexto, se desconoce hasta qué punto el uso de aplicaciones móviles de apoyo psicológico influye en la percepción de los síntomas de ansiedad, depresión y fobia social en adolescentes escolarizados, así como su nivel de aceptación y utilidad percibida. Este vacío limita la implementación informada de tecnologías digitales como complemento a estrategias de salud mental en contextos educativos o comunitarios.</w:t>
-            </w:r>
-          </w:p>
-          <w:p>
-            <w:pPr>
-              <w:pStyle w:val="TableParagraph"/>
-              <w:tabs>
-                <w:tab w:val="left" w:pos="811"/>
-              </w:tabs>
-              <w:spacing w:before="12" w:line="276" w:lineRule="auto"/>
-              <w:ind w:left="91" w:right="109"/>
+                <w:b/>
+                <w:bCs/>
+                <w:sz w:val="20"/>
+              </w:rPr>
+              <w:t>: ¿</w:t>
+            </w:r>
+            <w:r>
               <w:rPr>
                 <w:rFonts w:ascii="Arial" w:hAnsi="Arial"/>
                 <w:sz w:val="20"/>
               </w:rPr>
-            </w:pPr>
+              <w:t>Cómo influye la calidad y disponibilidad de la documentación técnica en la integración de nuevos desarrollos y en la continuidad de los proyectos de software dentro de los entornos empresariales</w:t>
+            </w:r>
           </w:p>
         </w:tc>
       </w:tr>
@@ -2788,7 +2775,6 @@
               <w:rPr>
                 <w:spacing w:val="-5"/>
               </w:rPr>
-              <w:lastRenderedPageBreak/>
               <w:t>4.</w:t>
             </w:r>
             <w:r>
@@ -2864,15 +2850,7 @@
                 <w:bCs/>
                 <w:sz w:val="20"/>
               </w:rPr>
-              <w:t>Analizar la relación entre el uso de aplicaciones móviles de apoyo psicológico y la percepción de síntomas de depresión, ansiedad y fobia social en adolescentes escolarizados.</w:t>
-            </w:r>
-            <w:r>
-              <w:rPr>
-                <w:rFonts w:ascii="Arial" w:hAnsi="Arial"/>
-                <w:bCs/>
-                <w:sz w:val="20"/>
-              </w:rPr>
-              <w:br/>
+              <w:t>Analizar la influencia de la documentación técnica en la integración de nuevos desarrolladores y la continuidad de proyectos de software en entornos empresariales</w:t>
             </w:r>
           </w:p>
           <w:p>
@@ -2895,7 +2873,24 @@
                 <w:b/>
                 <w:sz w:val="20"/>
               </w:rPr>
-              <w:t xml:space="preserve">  Objetivo</w:t>
+              <w:t xml:space="preserve">  </w:t>
+            </w:r>
+            <w:r>
+              <w:rPr>
+                <w:rFonts w:ascii="Arial" w:hAnsi="Arial"/>
+                <w:b/>
+                <w:sz w:val="20"/>
+              </w:rPr>
+              <w:br/>
+              <w:t xml:space="preserve">   </w:t>
+            </w:r>
+            <w:r>
+              <w:rPr>
+                <w:rFonts w:ascii="Arial" w:hAnsi="Arial"/>
+                <w:b/>
+                <w:sz w:val="20"/>
+              </w:rPr>
+              <w:t>Objetivo</w:t>
             </w:r>
             <w:r>
               <w:rPr>
@@ -2914,6 +2909,15 @@
                 <w:sz w:val="20"/>
               </w:rPr>
               <w:t>:</w:t>
+            </w:r>
+            <w:r>
+              <w:rPr>
+                <w:rFonts w:ascii="Arial" w:hAnsi="Arial"/>
+                <w:b/>
+                <w:spacing w:val="-2"/>
+                <w:sz w:val="20"/>
+              </w:rPr>
+              <w:br/>
             </w:r>
           </w:p>
           <w:p>
@@ -2939,7 +2943,7 @@
                 <w:bCs/>
                 <w:sz w:val="20"/>
               </w:rPr>
-              <w:t>Identificar el nivel de uso y familiaridad de los adolescentes con aplicaciones móviles relacionadas con la salud mental.</w:t>
+              <w:t>Identificar las prácticas de documentación más utilizadas en proyectos empresariales de software</w:t>
             </w:r>
           </w:p>
           <w:p>
@@ -2980,7 +2984,42 @@
                 <w:bCs/>
                 <w:sz w:val="20"/>
               </w:rPr>
-              <w:t>Explorar las percepciones de los adolescentes sobre la utilidad y eficacia de estas aplicaciones para el manejo de síntomas emocionales.</w:t>
+              <w:lastRenderedPageBreak/>
+              <w:t>Evaluar la percepción de los desarrolladores sobre la utilidad y calidad de la documentación existente</w:t>
+            </w:r>
+            <w:r>
+              <w:rPr>
+                <w:rFonts w:ascii="Arial" w:hAnsi="Arial"/>
+                <w:bCs/>
+                <w:sz w:val="20"/>
+              </w:rPr>
+              <w:br/>
+            </w:r>
+          </w:p>
+          <w:p>
+            <w:pPr>
+              <w:pStyle w:val="TableParagraph"/>
+              <w:numPr>
+                <w:ilvl w:val="0"/>
+                <w:numId w:val="5"/>
+              </w:numPr>
+              <w:tabs>
+                <w:tab w:val="left" w:pos="811"/>
+              </w:tabs>
+              <w:spacing w:before="3" w:line="276" w:lineRule="auto"/>
+              <w:rPr>
+                <w:rFonts w:ascii="Arial" w:hAnsi="Arial"/>
+                <w:bCs/>
+                <w:sz w:val="20"/>
+              </w:rPr>
+            </w:pPr>
+            <w:r>
+              <w:rPr>
+                <w:rFonts w:ascii="Arial" w:hAnsi="Arial"/>
+                <w:bCs/>
+                <w:sz w:val="20"/>
+              </w:rPr>
+              <w:t>Analizar la relación entre calidad de la documentación y la facilidad de incorporación de los nuevos miembros al equipo</w:t>
             </w:r>
           </w:p>
           <w:p>
@@ -3021,7 +3060,7 @@
                 <w:bCs/>
                 <w:sz w:val="20"/>
               </w:rPr>
-              <w:t>Comparar las características de distintas aplicaciones móviles de salud mental y su alineación con las necesidades emocionales reportadas por los adolescentes.</w:t>
+              <w:t>Proponer estrategias y lineamientos para fortalecer la gestión de documentación técnica en las organizaciones</w:t>
             </w:r>
           </w:p>
           <w:p>
@@ -3038,32 +3077,6 @@
                 <w:sz w:val="20"/>
               </w:rPr>
             </w:pPr>
-          </w:p>
-          <w:p>
-            <w:pPr>
-              <w:pStyle w:val="TableParagraph"/>
-              <w:numPr>
-                <w:ilvl w:val="0"/>
-                <w:numId w:val="5"/>
-              </w:numPr>
-              <w:tabs>
-                <w:tab w:val="left" w:pos="811"/>
-              </w:tabs>
-              <w:spacing w:before="3" w:line="276" w:lineRule="auto"/>
-              <w:rPr>
-                <w:rFonts w:ascii="Arial" w:hAnsi="Arial"/>
-                <w:bCs/>
-                <w:sz w:val="20"/>
-              </w:rPr>
-            </w:pPr>
-            <w:r>
-              <w:rPr>
-                <w:rFonts w:ascii="Arial" w:hAnsi="Arial"/>
-                <w:bCs/>
-                <w:sz w:val="20"/>
-              </w:rPr>
-              <w:t>Evaluar el grado de aceptación y disposición de los adolescentes para usar herramientas digitales como apoyo en procesos emocionales.</w:t>
-            </w:r>
           </w:p>
           <w:p>
             <w:pPr>
@@ -3106,6 +3119,7 @@
               <w:rPr>
                 <w:spacing w:val="-6"/>
               </w:rPr>
+              <w:lastRenderedPageBreak/>
               <w:t>5.</w:t>
             </w:r>
             <w:r>
@@ -3122,12 +3136,8 @@
           </w:p>
           <w:p>
             <w:pPr>
-              <w:pStyle w:val="TableParagraph"/>
-              <w:tabs>
-                <w:tab w:val="left" w:pos="811"/>
-              </w:tabs>
-              <w:ind w:left="91" w:right="109"/>
-              <w:rPr>
+              <w:rPr>
+                <w:rFonts w:ascii="Arial" w:hAnsi="Arial" w:cs="Arial"/>
                 <w:sz w:val="20"/>
               </w:rPr>
             </w:pPr>
@@ -3144,13 +3154,186 @@
                 <w:rFonts w:ascii="Arial" w:hAnsi="Arial" w:cs="Arial"/>
                 <w:sz w:val="20"/>
               </w:rPr>
-              <w:t>La investigación adopta un enfoque cuantitativo, ya que busca analizar la relación entre el uso de aplicaciones móviles orientadas al apoyo psicológico y la percepción de síntomas de depresión, ansiedad y fobia social en adolescentes. Este enfoque permite recolectar, procesar y analizar datos numéricos que faciliten la identificación de patrones y relaciones entre variables.</w:t>
+              <w:t xml:space="preserve">  </w:t>
+            </w:r>
+            <w:r>
+              <w:rPr>
+                <w:rFonts w:ascii="Arial" w:hAnsi="Arial" w:cs="Arial"/>
+                <w:b/>
+                <w:bCs/>
+                <w:sz w:val="20"/>
+              </w:rPr>
+              <w:t>5.1 Enfoque</w:t>
+            </w:r>
+            <w:r>
+              <w:rPr>
+                <w:rFonts w:ascii="Arial" w:hAnsi="Arial" w:cs="Arial"/>
+                <w:b/>
+                <w:bCs/>
+                <w:sz w:val="20"/>
+              </w:rPr>
+              <w:br/>
+              <w:t xml:space="preserve"> </w:t>
+            </w:r>
+            <w:r>
+              <w:rPr>
+                <w:rFonts w:ascii="Arial" w:hAnsi="Arial" w:cs="Arial"/>
+                <w:b/>
+                <w:bCs/>
+                <w:sz w:val="20"/>
+              </w:rPr>
+              <w:t xml:space="preserve"> </w:t>
+            </w:r>
+            <w:r>
+              <w:rPr>
+                <w:rFonts w:ascii="Arial" w:hAnsi="Arial" w:cs="Arial"/>
+                <w:b/>
+                <w:bCs/>
+                <w:sz w:val="20"/>
+              </w:rPr>
+              <w:br/>
+              <w:t xml:space="preserve">  </w:t>
+            </w:r>
+            <w:r>
+              <w:rPr>
+                <w:rFonts w:ascii="Arial" w:hAnsi="Arial" w:cs="Arial"/>
+                <w:sz w:val="20"/>
+              </w:rPr>
+              <w:t>La investigación adopta un enfoque mixto, combinando técnicas cuantitativas y cualitativas para obtener una comprensión integral del fenómeno. El comprende cuantitativo permitirá medir la percepción, disponibilidad y calidad de la documentación técnica en contextos empresariales mediante encuestas estructuradas. El componente cualitativo permitirá profundizar en experiencias, dificultades y practicas reales de los desarrolladores a través de entrevistas semiestructuradas. Este enfoque mixto facilita contrastar datos numéricos con narrativas, garantizando una comprensión más completa sobre como la documentación influye en la integración de nuevos miembros y en la continuidad de proyectos de software.</w:t>
+            </w:r>
+            <w:r>
+              <w:rPr>
+                <w:rFonts w:ascii="Arial" w:hAnsi="Arial" w:cs="Arial"/>
+                <w:b/>
+                <w:bCs/>
+                <w:sz w:val="20"/>
+              </w:rPr>
+              <w:br/>
+            </w:r>
+            <w:r>
+              <w:rPr>
+                <w:rFonts w:ascii="Arial" w:hAnsi="Arial" w:cs="Arial"/>
+                <w:sz w:val="20"/>
+              </w:rPr>
+              <w:br/>
+            </w:r>
+            <w:r>
+              <w:rPr>
+                <w:rFonts w:ascii="Arial" w:hAnsi="Arial" w:cs="Arial"/>
+                <w:b/>
+                <w:bCs/>
+                <w:sz w:val="20"/>
+              </w:rPr>
+              <w:t xml:space="preserve">  5.2 Tipo de estudio</w:t>
+            </w:r>
+            <w:r>
+              <w:rPr>
+                <w:rFonts w:ascii="Arial" w:hAnsi="Arial" w:cs="Arial"/>
+                <w:b/>
+                <w:bCs/>
+                <w:sz w:val="20"/>
+              </w:rPr>
+              <w:br/>
+            </w:r>
+            <w:r>
+              <w:rPr>
+                <w:rFonts w:ascii="Arial" w:hAnsi="Arial" w:cs="Arial"/>
+                <w:sz w:val="20"/>
+              </w:rPr>
+              <w:t xml:space="preserve"> </w:t>
+            </w:r>
+            <w:r>
+              <w:rPr>
+                <w:rFonts w:ascii="Arial" w:hAnsi="Arial" w:cs="Arial"/>
+                <w:sz w:val="20"/>
+              </w:rPr>
+              <w:br/>
+            </w:r>
+            <w:r>
+              <w:rPr>
+                <w:rFonts w:ascii="Arial" w:hAnsi="Arial" w:cs="Arial"/>
+                <w:sz w:val="20"/>
+              </w:rPr>
+              <w:t xml:space="preserve">  El estudio es de carácter descriptivo y correlacional</w:t>
+            </w:r>
+            <w:r>
+              <w:rPr>
+                <w:rFonts w:ascii="Arial" w:hAnsi="Arial" w:cs="Arial"/>
+                <w:sz w:val="20"/>
+              </w:rPr>
+              <w:br/>
+              <w:t xml:space="preserve">  Es descriptivo porque busca caracterizar las practicas actuales de la documentación, los niveles de calidad percibidos y los procesos de </w:t>
+            </w:r>
+            <w:proofErr w:type="spellStart"/>
+            <w:r>
+              <w:rPr>
+                <w:rFonts w:ascii="Arial" w:hAnsi="Arial" w:cs="Arial"/>
+                <w:sz w:val="20"/>
+              </w:rPr>
+              <w:t>on</w:t>
+            </w:r>
+            <w:proofErr w:type="spellEnd"/>
+            <w:r>
+              <w:rPr>
+                <w:rFonts w:ascii="Arial" w:hAnsi="Arial" w:cs="Arial"/>
+                <w:sz w:val="20"/>
+              </w:rPr>
+              <w:t xml:space="preserve"> </w:t>
+            </w:r>
+            <w:proofErr w:type="spellStart"/>
+            <w:r>
+              <w:rPr>
+                <w:rFonts w:ascii="Arial" w:hAnsi="Arial" w:cs="Arial"/>
+                <w:sz w:val="20"/>
+              </w:rPr>
+              <w:t>boarding</w:t>
+            </w:r>
+            <w:proofErr w:type="spellEnd"/>
+            <w:r>
+              <w:rPr>
+                <w:rFonts w:ascii="Arial" w:hAnsi="Arial" w:cs="Arial"/>
+                <w:sz w:val="20"/>
+              </w:rPr>
+              <w:t xml:space="preserve"> en equipos de desarrollo.</w:t>
+            </w:r>
+            <w:r>
+              <w:rPr>
+                <w:rFonts w:ascii="Arial" w:hAnsi="Arial" w:cs="Arial"/>
+                <w:sz w:val="20"/>
+              </w:rPr>
+              <w:br/>
+              <w:t>Es correlacional porque pretende analizar la relación entre dos variables principales:</w:t>
+            </w:r>
+            <w:r>
+              <w:rPr>
+                <w:rFonts w:ascii="Arial" w:hAnsi="Arial" w:cs="Arial"/>
+                <w:sz w:val="20"/>
+              </w:rPr>
+              <w:br/>
+            </w:r>
+            <w:r>
+              <w:rPr>
+                <w:rFonts w:ascii="Arial" w:hAnsi="Arial" w:cs="Arial"/>
+                <w:sz w:val="20"/>
+              </w:rPr>
+              <w:br/>
+              <w:t xml:space="preserve">   1. La calidad/disponibilidad de la documentación técnica</w:t>
+            </w:r>
+            <w:r>
+              <w:rPr>
+                <w:rFonts w:ascii="Arial" w:hAnsi="Arial" w:cs="Arial"/>
+                <w:sz w:val="20"/>
+              </w:rPr>
+              <w:br/>
+              <w:t xml:space="preserve">   2. La facilidad de integración y adaptación de los nuevos desarrolladores. Este tipo de estudio permite identificar patrones y asociaciones sin necesidad de intervención experimental.</w:t>
             </w:r>
           </w:p>
           <w:p>
             <w:pPr>
               <w:rPr>
                 <w:rFonts w:ascii="Arial" w:hAnsi="Arial" w:cs="Arial"/>
+                <w:b/>
+                <w:bCs/>
                 <w:sz w:val="20"/>
               </w:rPr>
             </w:pPr>
@@ -3159,19 +3342,727 @@
             <w:pPr>
               <w:rPr>
                 <w:rFonts w:ascii="Arial" w:hAnsi="Arial" w:cs="Arial"/>
+                <w:b/>
+                <w:bCs/>
                 <w:sz w:val="20"/>
               </w:rPr>
             </w:pPr>
             <w:r>
               <w:rPr>
                 <w:rFonts w:ascii="Arial" w:hAnsi="Arial" w:cs="Arial"/>
-                <w:sz w:val="20"/>
-              </w:rPr>
-              <w:t>Se empleará un estudio no experimental, de tipo correlacional y de corte transversal.</w:t>
+                <w:b/>
+                <w:bCs/>
+                <w:sz w:val="20"/>
+              </w:rPr>
+              <w:t xml:space="preserve"> 5.3 Población (criterios de inclusión)</w:t>
+            </w:r>
+            <w:r>
+              <w:rPr>
+                <w:rFonts w:ascii="Arial" w:hAnsi="Arial" w:cs="Arial"/>
+                <w:b/>
+                <w:bCs/>
+                <w:sz w:val="20"/>
+              </w:rPr>
+              <w:br/>
+            </w:r>
+            <w:r>
+              <w:rPr>
+                <w:rFonts w:ascii="Arial" w:hAnsi="Arial" w:cs="Arial"/>
+                <w:b/>
+                <w:bCs/>
+                <w:sz w:val="20"/>
+              </w:rPr>
+              <w:t xml:space="preserve"> </w:t>
+            </w:r>
+            <w:r>
+              <w:rPr>
+                <w:rFonts w:ascii="Arial" w:hAnsi="Arial" w:cs="Arial"/>
+                <w:b/>
+                <w:bCs/>
+                <w:sz w:val="20"/>
+              </w:rPr>
+              <w:br/>
+              <w:t xml:space="preserve"> </w:t>
+            </w:r>
+            <w:r>
+              <w:rPr>
+                <w:rFonts w:ascii="Arial" w:hAnsi="Arial" w:cs="Arial"/>
+                <w:sz w:val="20"/>
+              </w:rPr>
+              <w:t xml:space="preserve">La población </w:t>
+            </w:r>
+            <w:r>
+              <w:rPr>
+                <w:rFonts w:ascii="Arial" w:hAnsi="Arial" w:cs="Arial"/>
+                <w:sz w:val="20"/>
+              </w:rPr>
+              <w:t>está</w:t>
+            </w:r>
+            <w:r>
+              <w:rPr>
+                <w:rFonts w:ascii="Arial" w:hAnsi="Arial" w:cs="Arial"/>
+                <w:sz w:val="20"/>
+              </w:rPr>
+              <w:t xml:space="preserve"> compuesta por desarrolladores de software, ingenieros, lideres técnicos y profesionales de TI que participen en proyectos empresariales.</w:t>
+            </w:r>
+            <w:r>
+              <w:rPr>
+                <w:rFonts w:ascii="Arial" w:hAnsi="Arial" w:cs="Arial"/>
+                <w:sz w:val="20"/>
+              </w:rPr>
+              <w:br/>
+            </w:r>
+            <w:r>
+              <w:rPr>
+                <w:rFonts w:ascii="Arial" w:hAnsi="Arial" w:cs="Arial"/>
+                <w:sz w:val="20"/>
+              </w:rPr>
+              <w:br/>
+            </w:r>
+            <w:r>
+              <w:rPr>
+                <w:rFonts w:ascii="Arial" w:hAnsi="Arial" w:cs="Arial"/>
+                <w:b/>
+                <w:bCs/>
+                <w:sz w:val="20"/>
+              </w:rPr>
+              <w:t>Criterios de inclusión</w:t>
+            </w:r>
+            <w:r>
+              <w:rPr>
+                <w:rFonts w:ascii="Arial" w:hAnsi="Arial" w:cs="Arial"/>
+                <w:sz w:val="20"/>
+              </w:rPr>
+              <w:t>:</w:t>
+            </w:r>
+            <w:r>
+              <w:rPr>
+                <w:rFonts w:ascii="Arial" w:hAnsi="Arial" w:cs="Arial"/>
+                <w:sz w:val="20"/>
+              </w:rPr>
+              <w:br/>
+            </w:r>
+            <w:r>
+              <w:rPr>
+                <w:rFonts w:ascii="Arial" w:hAnsi="Arial" w:cs="Arial"/>
+                <w:sz w:val="20"/>
+              </w:rPr>
+              <w:br/>
+              <w:t xml:space="preserve">  Profesionales que hayan trabajado mínimo 3 meses en un proyecto de software empresarial.</w:t>
+            </w:r>
+            <w:r>
+              <w:rPr>
+                <w:rFonts w:ascii="Arial" w:hAnsi="Arial" w:cs="Arial"/>
+                <w:sz w:val="20"/>
+              </w:rPr>
+              <w:br/>
+              <w:t xml:space="preserve">  Personas que hayan participado en procesos de </w:t>
+            </w:r>
+            <w:proofErr w:type="spellStart"/>
+            <w:r>
+              <w:rPr>
+                <w:rFonts w:ascii="Arial" w:hAnsi="Arial" w:cs="Arial"/>
+                <w:sz w:val="20"/>
+              </w:rPr>
+              <w:t>onboarding</w:t>
+            </w:r>
+            <w:proofErr w:type="spellEnd"/>
+            <w:r>
+              <w:rPr>
+                <w:rFonts w:ascii="Arial" w:hAnsi="Arial" w:cs="Arial"/>
+                <w:sz w:val="20"/>
+              </w:rPr>
+              <w:t xml:space="preserve"> o formación de nuevos desarrolladores.</w:t>
+            </w:r>
+            <w:r>
+              <w:rPr>
+                <w:rFonts w:ascii="Arial" w:hAnsi="Arial" w:cs="Arial"/>
+                <w:sz w:val="20"/>
+              </w:rPr>
+              <w:br/>
+              <w:t xml:space="preserve">  Participantes mayores de edad</w:t>
+            </w:r>
+            <w:r>
+              <w:rPr>
+                <w:rFonts w:ascii="Arial" w:hAnsi="Arial" w:cs="Arial"/>
+                <w:sz w:val="20"/>
+              </w:rPr>
+              <w:t xml:space="preserve"> que acepten voluntariamente completar la encuesta o entrevista.</w:t>
+            </w:r>
+            <w:r>
+              <w:rPr>
+                <w:rFonts w:ascii="Arial" w:hAnsi="Arial" w:cs="Arial"/>
+                <w:sz w:val="20"/>
+              </w:rPr>
+              <w:br/>
+            </w:r>
+            <w:r>
+              <w:rPr>
+                <w:rFonts w:ascii="Arial" w:hAnsi="Arial" w:cs="Arial"/>
+                <w:sz w:val="20"/>
+              </w:rPr>
+              <w:br/>
+            </w:r>
+            <w:r>
+              <w:rPr>
+                <w:rFonts w:ascii="Arial" w:hAnsi="Arial" w:cs="Arial"/>
+                <w:b/>
+                <w:bCs/>
+                <w:sz w:val="20"/>
+              </w:rPr>
+              <w:t>Criterios de exclusión:</w:t>
+            </w:r>
+            <w:r>
+              <w:rPr>
+                <w:rFonts w:ascii="Arial" w:hAnsi="Arial" w:cs="Arial"/>
+                <w:sz w:val="20"/>
+              </w:rPr>
+              <w:t xml:space="preserve"> </w:t>
+            </w:r>
+            <w:r>
+              <w:rPr>
+                <w:rFonts w:ascii="Arial" w:hAnsi="Arial" w:cs="Arial"/>
+                <w:sz w:val="20"/>
+              </w:rPr>
+              <w:br/>
+              <w:t xml:space="preserve">  Personas sin experiencia previa en proyectores reales.</w:t>
+            </w:r>
+            <w:r>
+              <w:rPr>
+                <w:rFonts w:ascii="Arial" w:hAnsi="Arial" w:cs="Arial"/>
+                <w:sz w:val="20"/>
+              </w:rPr>
+              <w:br/>
+              <w:t xml:space="preserve">  Participantes que no completen al menos el 80% de los instrumentos de recolección</w:t>
+            </w:r>
+            <w:r>
+              <w:rPr>
+                <w:rFonts w:ascii="Arial" w:hAnsi="Arial" w:cs="Arial"/>
+                <w:sz w:val="20"/>
+              </w:rPr>
+              <w:br/>
+            </w:r>
+            <w:r>
+              <w:rPr>
+                <w:rFonts w:ascii="Arial" w:hAnsi="Arial" w:cs="Arial"/>
+                <w:sz w:val="20"/>
+              </w:rPr>
+              <w:br/>
+            </w:r>
+            <w:r>
+              <w:rPr>
+                <w:rFonts w:ascii="Arial" w:hAnsi="Arial" w:cs="Arial"/>
+                <w:sz w:val="20"/>
+              </w:rPr>
+              <w:br/>
             </w:r>
           </w:p>
           <w:p>
             <w:pPr>
+              <w:rPr>
+                <w:rFonts w:ascii="Arial" w:hAnsi="Arial" w:cs="Arial"/>
+                <w:sz w:val="20"/>
+              </w:rPr>
+            </w:pPr>
+            <w:r>
+              <w:rPr>
+                <w:rFonts w:ascii="Arial" w:hAnsi="Arial" w:cs="Arial"/>
+                <w:b/>
+                <w:bCs/>
+                <w:sz w:val="20"/>
+              </w:rPr>
+              <w:t xml:space="preserve">5.4 </w:t>
+            </w:r>
+            <w:r>
+              <w:rPr>
+                <w:rFonts w:ascii="Arial" w:hAnsi="Arial" w:cs="Arial"/>
+                <w:b/>
+                <w:bCs/>
+                <w:sz w:val="20"/>
+              </w:rPr>
+              <w:t>Técnicas</w:t>
+            </w:r>
+            <w:r>
+              <w:rPr>
+                <w:rFonts w:ascii="Arial" w:hAnsi="Arial" w:cs="Arial"/>
+                <w:b/>
+                <w:bCs/>
+                <w:sz w:val="20"/>
+              </w:rPr>
+              <w:t xml:space="preserve"> e instrumentos para la recolección de información.</w:t>
+            </w:r>
+            <w:r>
+              <w:rPr>
+                <w:rFonts w:ascii="Arial" w:hAnsi="Arial" w:cs="Arial"/>
+                <w:b/>
+                <w:bCs/>
+                <w:sz w:val="20"/>
+              </w:rPr>
+              <w:br/>
+            </w:r>
+            <w:r>
+              <w:rPr>
+                <w:rFonts w:ascii="Arial" w:hAnsi="Arial" w:cs="Arial"/>
+                <w:sz w:val="20"/>
+              </w:rPr>
+              <w:t xml:space="preserve">  Para lo recolección de información se utilizarán instrumentos complementarios:</w:t>
+            </w:r>
+          </w:p>
+          <w:p>
+            <w:pPr>
+              <w:rPr>
+                <w:rFonts w:ascii="Arial" w:hAnsi="Arial" w:cs="Arial"/>
+                <w:sz w:val="20"/>
+              </w:rPr>
+            </w:pPr>
+            <w:r>
+              <w:rPr>
+                <w:rFonts w:ascii="Arial" w:hAnsi="Arial" w:cs="Arial"/>
+                <w:sz w:val="20"/>
+              </w:rPr>
+              <w:t xml:space="preserve">  </w:t>
+            </w:r>
+            <w:r>
+              <w:rPr>
+                <w:rFonts w:ascii="Arial" w:hAnsi="Arial" w:cs="Arial"/>
+                <w:sz w:val="20"/>
+              </w:rPr>
+              <w:br/>
+              <w:t xml:space="preserve">  a) </w:t>
+            </w:r>
+            <w:r>
+              <w:rPr>
+                <w:rFonts w:ascii="Arial" w:hAnsi="Arial" w:cs="Arial"/>
+                <w:b/>
+                <w:bCs/>
+                <w:sz w:val="20"/>
+              </w:rPr>
+              <w:t>Encuestas cuantitativas</w:t>
+            </w:r>
+            <w:r>
+              <w:rPr>
+                <w:rFonts w:ascii="Arial" w:hAnsi="Arial" w:cs="Arial"/>
+                <w:sz w:val="20"/>
+              </w:rPr>
+              <w:br/>
+              <w:t xml:space="preserve">  </w:t>
+            </w:r>
+            <w:r>
+              <w:rPr>
+                <w:rFonts w:ascii="Arial" w:hAnsi="Arial" w:cs="Arial"/>
+                <w:sz w:val="20"/>
+              </w:rPr>
+              <w:t xml:space="preserve"> </w:t>
+            </w:r>
+            <w:r>
+              <w:rPr>
+                <w:rFonts w:ascii="Arial" w:hAnsi="Arial" w:cs="Arial"/>
+                <w:sz w:val="20"/>
+              </w:rPr>
+              <w:br/>
+            </w:r>
+            <w:r>
+              <w:rPr>
+                <w:rFonts w:ascii="Arial" w:hAnsi="Arial" w:cs="Arial"/>
+                <w:sz w:val="20"/>
+              </w:rPr>
+              <w:lastRenderedPageBreak/>
+              <w:t xml:space="preserve">   - Formato Likert de 1 a 5</w:t>
+            </w:r>
+            <w:r>
+              <w:rPr>
+                <w:rFonts w:ascii="Arial" w:hAnsi="Arial" w:cs="Arial"/>
+                <w:sz w:val="20"/>
+              </w:rPr>
+              <w:br/>
+              <w:t xml:space="preserve">   - Ítems sobre calidad de documentación, calidad, disponibilidad, tiempo de adaptación, productividad y dificultades encontradas. </w:t>
+            </w:r>
+            <w:r>
+              <w:rPr>
+                <w:rFonts w:ascii="Arial" w:hAnsi="Arial" w:cs="Arial"/>
+                <w:sz w:val="20"/>
+              </w:rPr>
+              <w:br/>
+              <w:t xml:space="preserve">   - Aplicación mediante Google </w:t>
+            </w:r>
+            <w:proofErr w:type="spellStart"/>
+            <w:r>
+              <w:rPr>
+                <w:rFonts w:ascii="Arial" w:hAnsi="Arial" w:cs="Arial"/>
+                <w:sz w:val="20"/>
+              </w:rPr>
+              <w:t>Forms</w:t>
+            </w:r>
+            <w:proofErr w:type="spellEnd"/>
+            <w:r>
+              <w:rPr>
+                <w:rFonts w:ascii="Arial" w:hAnsi="Arial" w:cs="Arial"/>
+                <w:sz w:val="20"/>
+              </w:rPr>
+              <w:t xml:space="preserve"> o Microsoft </w:t>
+            </w:r>
+            <w:proofErr w:type="spellStart"/>
+            <w:r>
+              <w:rPr>
+                <w:rFonts w:ascii="Arial" w:hAnsi="Arial" w:cs="Arial"/>
+                <w:sz w:val="20"/>
+              </w:rPr>
+              <w:t>Forms</w:t>
+            </w:r>
+            <w:proofErr w:type="spellEnd"/>
+            <w:r>
+              <w:rPr>
+                <w:rFonts w:ascii="Arial" w:hAnsi="Arial" w:cs="Arial"/>
+                <w:sz w:val="20"/>
+              </w:rPr>
+              <w:t>.</w:t>
+            </w:r>
+            <w:r>
+              <w:rPr>
+                <w:rFonts w:ascii="Arial" w:hAnsi="Arial" w:cs="Arial"/>
+                <w:sz w:val="20"/>
+              </w:rPr>
+              <w:br/>
+            </w:r>
+            <w:r>
+              <w:rPr>
+                <w:rFonts w:ascii="Arial" w:hAnsi="Arial" w:cs="Arial"/>
+                <w:sz w:val="20"/>
+              </w:rPr>
+              <w:br/>
+              <w:t xml:space="preserve">   b) </w:t>
+            </w:r>
+            <w:r>
+              <w:rPr>
+                <w:rFonts w:ascii="Arial" w:hAnsi="Arial" w:cs="Arial"/>
+                <w:b/>
+                <w:bCs/>
+                <w:sz w:val="20"/>
+              </w:rPr>
+              <w:t>Entrevistas semiestructuras</w:t>
+            </w:r>
+            <w:r>
+              <w:rPr>
+                <w:rFonts w:ascii="Arial" w:hAnsi="Arial" w:cs="Arial"/>
+                <w:sz w:val="20"/>
+              </w:rPr>
+              <w:br/>
+              <w:t xml:space="preserve">   </w:t>
+            </w:r>
+            <w:r>
+              <w:rPr>
+                <w:rFonts w:ascii="Arial" w:hAnsi="Arial" w:cs="Arial"/>
+                <w:sz w:val="20"/>
+              </w:rPr>
+              <w:br/>
+              <w:t xml:space="preserve">    - Preguntas abiertas sobre experiencias de </w:t>
+            </w:r>
+            <w:proofErr w:type="spellStart"/>
+            <w:r>
+              <w:rPr>
+                <w:rFonts w:ascii="Arial" w:hAnsi="Arial" w:cs="Arial"/>
+                <w:sz w:val="20"/>
+              </w:rPr>
+              <w:t>onboarding</w:t>
+            </w:r>
+            <w:proofErr w:type="spellEnd"/>
+            <w:r>
+              <w:rPr>
+                <w:rFonts w:ascii="Arial" w:hAnsi="Arial" w:cs="Arial"/>
+                <w:sz w:val="20"/>
+              </w:rPr>
+              <w:t>, retos derivados de falta de documentación, buenas prácticas, impacto en productividad y continuidad.</w:t>
+            </w:r>
+            <w:r>
+              <w:rPr>
+                <w:rFonts w:ascii="Arial" w:hAnsi="Arial" w:cs="Arial"/>
+                <w:sz w:val="20"/>
+              </w:rPr>
+              <w:br/>
+              <w:t xml:space="preserve">    - Aplicación por llamada, videollamada o presencial.  </w:t>
+            </w:r>
+            <w:r>
+              <w:rPr>
+                <w:rFonts w:ascii="Arial" w:hAnsi="Arial" w:cs="Arial"/>
+                <w:sz w:val="20"/>
+              </w:rPr>
+              <w:br/>
+              <w:t xml:space="preserve">   </w:t>
+            </w:r>
+            <w:r>
+              <w:rPr>
+                <w:rFonts w:ascii="Arial" w:hAnsi="Arial" w:cs="Arial"/>
+                <w:sz w:val="20"/>
+              </w:rPr>
+              <w:br/>
+              <w:t xml:space="preserve">    c) </w:t>
+            </w:r>
+            <w:r>
+              <w:rPr>
+                <w:rFonts w:ascii="Arial" w:hAnsi="Arial" w:cs="Arial"/>
+                <w:b/>
+                <w:bCs/>
+                <w:sz w:val="20"/>
+              </w:rPr>
+              <w:t xml:space="preserve">Análisis documental </w:t>
+            </w:r>
+            <w:r>
+              <w:rPr>
+                <w:rFonts w:ascii="Arial" w:hAnsi="Arial" w:cs="Arial"/>
+                <w:b/>
+                <w:bCs/>
+                <w:sz w:val="20"/>
+              </w:rPr>
+              <w:br/>
+            </w:r>
+            <w:r>
+              <w:rPr>
+                <w:rFonts w:ascii="Arial" w:hAnsi="Arial" w:cs="Arial"/>
+                <w:sz w:val="20"/>
+              </w:rPr>
+              <w:br/>
+              <w:t xml:space="preserve">    - Revisión de ejemplos reales de documentación técnica (manuales, </w:t>
+            </w:r>
+            <w:proofErr w:type="spellStart"/>
+            <w:r>
+              <w:rPr>
+                <w:rFonts w:ascii="Arial" w:hAnsi="Arial" w:cs="Arial"/>
+                <w:sz w:val="20"/>
+              </w:rPr>
+              <w:t>Readme</w:t>
+            </w:r>
+            <w:proofErr w:type="spellEnd"/>
+            <w:r>
+              <w:rPr>
+                <w:rFonts w:ascii="Arial" w:hAnsi="Arial" w:cs="Arial"/>
+                <w:sz w:val="20"/>
+              </w:rPr>
+              <w:t>, arquitecturas, wikis internas)</w:t>
+            </w:r>
+            <w:r>
+              <w:rPr>
+                <w:rFonts w:ascii="Arial" w:hAnsi="Arial" w:cs="Arial"/>
+                <w:sz w:val="20"/>
+              </w:rPr>
+              <w:br/>
+              <w:t xml:space="preserve">    - Identificación de vacíos, inconsistencias o buenas prácticas.</w:t>
+            </w:r>
+          </w:p>
+          <w:p>
+            <w:pPr>
+              <w:rPr>
+                <w:rFonts w:ascii="Arial" w:hAnsi="Arial" w:cs="Arial"/>
+                <w:sz w:val="20"/>
+              </w:rPr>
+            </w:pPr>
+            <w:r>
+              <w:rPr>
+                <w:rFonts w:ascii="Arial" w:hAnsi="Arial" w:cs="Arial"/>
+                <w:sz w:val="20"/>
+              </w:rPr>
+              <w:br/>
+            </w:r>
+            <w:r>
+              <w:rPr>
+                <w:rFonts w:ascii="Arial" w:hAnsi="Arial" w:cs="Arial"/>
+                <w:b/>
+                <w:bCs/>
+                <w:sz w:val="20"/>
+              </w:rPr>
+              <w:t xml:space="preserve">5.5 </w:t>
+            </w:r>
+            <w:r>
+              <w:rPr>
+                <w:rFonts w:ascii="Arial" w:hAnsi="Arial" w:cs="Arial"/>
+                <w:b/>
+                <w:bCs/>
+                <w:sz w:val="20"/>
+              </w:rPr>
+              <w:t>Técnicas</w:t>
+            </w:r>
+            <w:r>
+              <w:rPr>
+                <w:rFonts w:ascii="Arial" w:hAnsi="Arial" w:cs="Arial"/>
+                <w:b/>
+                <w:bCs/>
+                <w:sz w:val="20"/>
+              </w:rPr>
+              <w:t xml:space="preserve"> e instrumentos para el análisis de la información</w:t>
+            </w:r>
+            <w:r>
+              <w:rPr>
+                <w:rFonts w:ascii="Arial" w:hAnsi="Arial" w:cs="Arial"/>
+                <w:b/>
+                <w:bCs/>
+                <w:sz w:val="20"/>
+              </w:rPr>
+              <w:br/>
+            </w:r>
+            <w:r>
+              <w:rPr>
+                <w:rFonts w:ascii="Arial" w:hAnsi="Arial" w:cs="Arial"/>
+                <w:sz w:val="20"/>
+              </w:rPr>
+              <w:br/>
+            </w:r>
+            <w:r>
+              <w:rPr>
+                <w:rFonts w:ascii="Arial" w:hAnsi="Arial" w:cs="Arial"/>
+                <w:b/>
+                <w:bCs/>
+                <w:sz w:val="20"/>
+              </w:rPr>
+              <w:t xml:space="preserve">     Análisis cuantitativo</w:t>
+            </w:r>
+            <w:r>
+              <w:rPr>
+                <w:rFonts w:ascii="Arial" w:hAnsi="Arial" w:cs="Arial"/>
+                <w:sz w:val="20"/>
+              </w:rPr>
+              <w:br/>
+            </w:r>
+          </w:p>
+          <w:p>
+            <w:pPr>
+              <w:pStyle w:val="Prrafodelista"/>
+              <w:numPr>
+                <w:ilvl w:val="0"/>
+                <w:numId w:val="25"/>
+              </w:numPr>
+              <w:rPr>
+                <w:rFonts w:ascii="Arial" w:hAnsi="Arial" w:cs="Arial"/>
+                <w:sz w:val="20"/>
+              </w:rPr>
+            </w:pPr>
+            <w:r>
+              <w:rPr>
+                <w:rFonts w:ascii="Arial" w:hAnsi="Arial" w:cs="Arial"/>
+                <w:sz w:val="20"/>
+              </w:rPr>
+              <w:t>Estadística descriptiva: medias, medianas, frecuencia y porcentajes</w:t>
+            </w:r>
+          </w:p>
+          <w:p>
+            <w:pPr>
+              <w:pStyle w:val="Prrafodelista"/>
+              <w:numPr>
+                <w:ilvl w:val="0"/>
+                <w:numId w:val="25"/>
+              </w:numPr>
+              <w:rPr>
+                <w:rFonts w:ascii="Arial" w:hAnsi="Arial" w:cs="Arial"/>
+                <w:sz w:val="20"/>
+              </w:rPr>
+            </w:pPr>
+            <w:r>
+              <w:rPr>
+                <w:rFonts w:ascii="Arial" w:hAnsi="Arial" w:cs="Arial"/>
+                <w:sz w:val="20"/>
+              </w:rPr>
+              <w:t xml:space="preserve">Análisis correlacional entre variables clave: </w:t>
+            </w:r>
+            <w:r>
+              <w:rPr>
+                <w:rFonts w:ascii="Arial" w:hAnsi="Arial" w:cs="Arial"/>
+                <w:sz w:val="20"/>
+              </w:rPr>
+              <w:br/>
+            </w:r>
+            <w:r>
+              <w:rPr>
+                <w:rFonts w:ascii="Arial" w:hAnsi="Arial" w:cs="Arial"/>
+                <w:sz w:val="20"/>
+              </w:rPr>
+              <w:br/>
+              <w:t>Calidad de documentación – Tiempo de adaptación</w:t>
+            </w:r>
+            <w:r>
+              <w:rPr>
+                <w:rFonts w:ascii="Arial" w:hAnsi="Arial" w:cs="Arial"/>
+                <w:sz w:val="20"/>
+              </w:rPr>
+              <w:br/>
+              <w:t>Disponibilidad de documentación – Percepción de productividad</w:t>
+            </w:r>
+            <w:r>
+              <w:rPr>
+                <w:rFonts w:ascii="Arial" w:hAnsi="Arial" w:cs="Arial"/>
+                <w:sz w:val="20"/>
+              </w:rPr>
+              <w:br/>
+            </w:r>
+          </w:p>
+          <w:p>
+            <w:pPr>
+              <w:pStyle w:val="Prrafodelista"/>
+              <w:numPr>
+                <w:ilvl w:val="0"/>
+                <w:numId w:val="25"/>
+              </w:numPr>
+              <w:rPr>
+                <w:rFonts w:ascii="Arial" w:hAnsi="Arial" w:cs="Arial"/>
+                <w:sz w:val="20"/>
+                <w:lang w:val="en-US"/>
+              </w:rPr>
+            </w:pPr>
+            <w:r>
+              <w:rPr>
+                <w:rFonts w:ascii="Arial" w:hAnsi="Arial" w:cs="Arial"/>
+                <w:sz w:val="20"/>
+                <w:lang w:val="en-US"/>
+              </w:rPr>
+              <w:t xml:space="preserve">Software </w:t>
+            </w:r>
+            <w:proofErr w:type="spellStart"/>
+            <w:r>
+              <w:rPr>
+                <w:rFonts w:ascii="Arial" w:hAnsi="Arial" w:cs="Arial"/>
+                <w:sz w:val="20"/>
+                <w:lang w:val="en-US"/>
+              </w:rPr>
+              <w:t>sugerido</w:t>
+            </w:r>
+            <w:proofErr w:type="spellEnd"/>
+            <w:r>
+              <w:rPr>
+                <w:rFonts w:ascii="Arial" w:hAnsi="Arial" w:cs="Arial"/>
+                <w:sz w:val="20"/>
+                <w:lang w:val="en-US"/>
+              </w:rPr>
+              <w:t>: Excel, SPSS, Python o Google Sheets.</w:t>
+            </w:r>
+          </w:p>
+          <w:p>
+            <w:pPr>
+              <w:ind w:left="360"/>
+              <w:rPr>
+                <w:rFonts w:ascii="Arial" w:hAnsi="Arial" w:cs="Arial"/>
+                <w:b/>
+                <w:bCs/>
+                <w:sz w:val="20"/>
+              </w:rPr>
+            </w:pPr>
+            <w:r>
+              <w:rPr>
+                <w:rFonts w:ascii="Arial" w:hAnsi="Arial" w:cs="Arial"/>
+                <w:sz w:val="20"/>
+                <w:lang w:val="en-US"/>
+              </w:rPr>
+              <w:br/>
+            </w:r>
+            <w:r>
+              <w:rPr>
+                <w:rFonts w:ascii="Arial" w:hAnsi="Arial" w:cs="Arial"/>
+                <w:b/>
+                <w:bCs/>
+                <w:sz w:val="20"/>
+              </w:rPr>
+              <w:t xml:space="preserve">Análisis cualitativo </w:t>
+            </w:r>
+          </w:p>
+          <w:p>
+            <w:pPr>
+              <w:ind w:left="360"/>
               <w:rPr>
                 <w:rFonts w:ascii="Arial" w:hAnsi="Arial" w:cs="Arial"/>
                 <w:sz w:val="20"/>
@@ -3183,7 +4074,7 @@
               <w:pStyle w:val="Prrafodelista"/>
               <w:numPr>
                 <w:ilvl w:val="0"/>
-                <w:numId w:val="14"/>
+                <w:numId w:val="27"/>
               </w:numPr>
               <w:rPr>
                 <w:rFonts w:ascii="Arial" w:hAnsi="Arial" w:cs="Arial"/>
@@ -3195,23 +4086,15 @@
                 <w:rFonts w:ascii="Arial" w:hAnsi="Arial" w:cs="Arial"/>
                 <w:sz w:val="20"/>
               </w:rPr>
-              <w:t>No experimental, porque no se manipulan las variables, sino que se observan tal como ocurren en la realidad.</w:t>
-            </w:r>
-          </w:p>
-          <w:p>
-            <w:pPr>
-              <w:rPr>
-                <w:rFonts w:ascii="Arial" w:hAnsi="Arial" w:cs="Arial"/>
-                <w:sz w:val="20"/>
-              </w:rPr>
-            </w:pPr>
+              <w:t>Codificación temática y categorización de respuestas de entrevistas.</w:t>
+            </w:r>
           </w:p>
           <w:p>
             <w:pPr>
               <w:pStyle w:val="Prrafodelista"/>
               <w:numPr>
                 <w:ilvl w:val="0"/>
-                <w:numId w:val="14"/>
+                <w:numId w:val="27"/>
               </w:numPr>
               <w:rPr>
                 <w:rFonts w:ascii="Arial" w:hAnsi="Arial" w:cs="Arial"/>
@@ -3223,23 +4106,15 @@
                 <w:rFonts w:ascii="Arial" w:hAnsi="Arial" w:cs="Arial"/>
                 <w:sz w:val="20"/>
               </w:rPr>
-              <w:t>Correlacional, ya que el objetivo es determinar si existe una relación entre el uso de las aplicaciones móviles y los niveles de sintomatología emocional.</w:t>
-            </w:r>
-          </w:p>
-          <w:p>
-            <w:pPr>
-              <w:rPr>
-                <w:rFonts w:ascii="Arial" w:hAnsi="Arial" w:cs="Arial"/>
-                <w:sz w:val="20"/>
-              </w:rPr>
-            </w:pPr>
+              <w:t>Identificación de patrones y narrativas sobre dificultades, aprendizajes y practicas recomendadas</w:t>
+            </w:r>
           </w:p>
           <w:p>
             <w:pPr>
               <w:pStyle w:val="Prrafodelista"/>
               <w:numPr>
                 <w:ilvl w:val="0"/>
-                <w:numId w:val="14"/>
+                <w:numId w:val="27"/>
               </w:numPr>
               <w:rPr>
                 <w:rFonts w:ascii="Arial" w:hAnsi="Arial" w:cs="Arial"/>
@@ -3251,58 +4126,40 @@
                 <w:rFonts w:ascii="Arial" w:hAnsi="Arial" w:cs="Arial"/>
                 <w:sz w:val="20"/>
               </w:rPr>
-              <w:t>Transversal, porque la recolección de datos se realizará en un único momento del tiempo, permitiendo obtener una fotografía del fenómeno en una fase específica.</w:t>
+              <w:t>Técnica: análisis de contenido</w:t>
+            </w:r>
+            <w:r>
+              <w:rPr>
+                <w:rFonts w:ascii="Arial" w:hAnsi="Arial" w:cs="Arial"/>
+                <w:sz w:val="20"/>
+              </w:rPr>
+              <w:br/>
             </w:r>
           </w:p>
           <w:p>
             <w:pPr>
               <w:rPr>
                 <w:rFonts w:ascii="Arial" w:hAnsi="Arial" w:cs="Arial"/>
+                <w:b/>
+                <w:bCs/>
                 <w:sz w:val="20"/>
               </w:rPr>
             </w:pPr>
-          </w:p>
-          <w:p>
-            <w:pPr>
+            <w:r>
               <w:rPr>
                 <w:rFonts w:ascii="Arial" w:hAnsi="Arial" w:cs="Arial"/>
                 <w:sz w:val="20"/>
               </w:rPr>
-            </w:pPr>
-          </w:p>
-          <w:p>
-            <w:pPr>
-              <w:rPr>
-                <w:rFonts w:ascii="Arial" w:hAnsi="Arial" w:cs="Arial"/>
-                <w:sz w:val="20"/>
-              </w:rPr>
-            </w:pPr>
-          </w:p>
-          <w:p>
-            <w:pPr>
-              <w:rPr>
-                <w:rFonts w:ascii="Arial" w:hAnsi="Arial" w:cs="Arial"/>
-                <w:sz w:val="20"/>
-              </w:rPr>
-            </w:pPr>
-          </w:p>
-          <w:p>
-            <w:pPr>
+              <w:t xml:space="preserve">       </w:t>
+            </w:r>
+            <w:r>
               <w:rPr>
                 <w:rFonts w:ascii="Arial" w:hAnsi="Arial" w:cs="Arial"/>
                 <w:b/>
                 <w:bCs/>
                 <w:sz w:val="20"/>
               </w:rPr>
-            </w:pPr>
-            <w:r>
-              <w:rPr>
-                <w:rFonts w:ascii="Arial" w:hAnsi="Arial" w:cs="Arial"/>
-                <w:b/>
-                <w:bCs/>
-                <w:sz w:val="20"/>
-              </w:rPr>
-              <w:t>Población objetivo</w:t>
+              <w:t>Triangulación</w:t>
             </w:r>
           </w:p>
           <w:p>
@@ -3310,7 +4167,7 @@
               <w:pStyle w:val="Prrafodelista"/>
               <w:numPr>
                 <w:ilvl w:val="0"/>
-                <w:numId w:val="15"/>
+                <w:numId w:val="27"/>
               </w:numPr>
               <w:rPr>
                 <w:rFonts w:ascii="Arial" w:hAnsi="Arial" w:cs="Arial"/>
@@ -3322,58 +4179,7 @@
                 <w:rFonts w:ascii="Arial" w:hAnsi="Arial" w:cs="Arial"/>
                 <w:sz w:val="20"/>
               </w:rPr>
-              <w:t xml:space="preserve">Adolescentes escolarizados entre los 13 y 18 </w:t>
-            </w:r>
-            <w:proofErr w:type="gramStart"/>
-            <w:r>
-              <w:rPr>
-                <w:rFonts w:ascii="Arial" w:hAnsi="Arial" w:cs="Arial"/>
-                <w:sz w:val="20"/>
-              </w:rPr>
-              <w:t>años de edad</w:t>
-            </w:r>
-            <w:proofErr w:type="gramEnd"/>
-            <w:r>
-              <w:rPr>
-                <w:rFonts w:ascii="Arial" w:hAnsi="Arial" w:cs="Arial"/>
-                <w:sz w:val="20"/>
-              </w:rPr>
-              <w:t xml:space="preserve">, residentes en instituciones educativas del </w:t>
-            </w:r>
-            <w:r>
-              <w:rPr>
-                <w:rFonts w:ascii="Arial" w:hAnsi="Arial" w:cs="Arial"/>
-                <w:sz w:val="20"/>
-              </w:rPr>
-              <w:lastRenderedPageBreak/>
-              <w:t>área metropolitana de [Ciudad o región].</w:t>
-            </w:r>
-          </w:p>
-          <w:p>
-            <w:pPr>
-              <w:rPr>
-                <w:rFonts w:ascii="Arial" w:hAnsi="Arial" w:cs="Arial"/>
-                <w:sz w:val="20"/>
-              </w:rPr>
-            </w:pPr>
-          </w:p>
-          <w:p>
-            <w:pPr>
-              <w:rPr>
-                <w:rFonts w:ascii="Arial" w:hAnsi="Arial" w:cs="Arial"/>
-                <w:b/>
-                <w:bCs/>
-                <w:sz w:val="20"/>
-              </w:rPr>
-            </w:pPr>
-            <w:r>
-              <w:rPr>
-                <w:rFonts w:ascii="Arial" w:hAnsi="Arial" w:cs="Arial"/>
-                <w:b/>
-                <w:bCs/>
-                <w:sz w:val="20"/>
-              </w:rPr>
-              <w:t>Criterios de inclusión</w:t>
+              <w:t>Integración de resultados cuantitativos y cualitativos para validar hallazgos y obtener conclusiones más robustas</w:t>
             </w:r>
           </w:p>
           <w:p>
@@ -3381,7 +4187,7 @@
               <w:pStyle w:val="Prrafodelista"/>
               <w:numPr>
                 <w:ilvl w:val="0"/>
-                <w:numId w:val="15"/>
+                <w:numId w:val="27"/>
               </w:numPr>
               <w:rPr>
                 <w:rFonts w:ascii="Arial" w:hAnsi="Arial" w:cs="Arial"/>
@@ -3393,67 +4199,60 @@
                 <w:rFonts w:ascii="Arial" w:hAnsi="Arial" w:cs="Arial"/>
                 <w:sz w:val="20"/>
               </w:rPr>
-              <w:t>Estudiantes de instituciones educativas entre 13 y 18 años.</w:t>
+              <w:t>Contraste con literatura y estándares de documentación</w:t>
+            </w:r>
+            <w:r>
+              <w:rPr>
+                <w:rFonts w:ascii="Arial" w:hAnsi="Arial" w:cs="Arial"/>
+                <w:sz w:val="20"/>
+              </w:rPr>
+              <w:br/>
             </w:r>
           </w:p>
           <w:p>
             <w:pPr>
               <w:rPr>
                 <w:rFonts w:ascii="Arial" w:hAnsi="Arial" w:cs="Arial"/>
+                <w:b/>
+                <w:bCs/>
                 <w:sz w:val="20"/>
               </w:rPr>
             </w:pPr>
+            <w:r>
+              <w:rPr>
+                <w:rFonts w:ascii="Arial" w:hAnsi="Arial" w:cs="Arial"/>
+                <w:sz w:val="20"/>
+              </w:rPr>
+              <w:t xml:space="preserve">   </w:t>
+            </w:r>
+            <w:r>
+              <w:rPr>
+                <w:rFonts w:ascii="Arial" w:hAnsi="Arial" w:cs="Arial"/>
+                <w:sz w:val="20"/>
+              </w:rPr>
+              <w:br/>
+            </w:r>
+            <w:r>
+              <w:rPr>
+                <w:rFonts w:ascii="Arial" w:hAnsi="Arial" w:cs="Arial"/>
+                <w:b/>
+                <w:bCs/>
+                <w:sz w:val="20"/>
+              </w:rPr>
+              <w:br/>
+            </w:r>
+            <w:r>
+              <w:rPr>
+                <w:rFonts w:ascii="Arial" w:hAnsi="Arial" w:cs="Arial"/>
+                <w:b/>
+                <w:bCs/>
+                <w:sz w:val="20"/>
+              </w:rPr>
+              <w:br/>
+            </w:r>
           </w:p>
           <w:p>
             <w:pPr>
-              <w:pStyle w:val="Prrafodelista"/>
-              <w:numPr>
-                <w:ilvl w:val="0"/>
-                <w:numId w:val="15"/>
-              </w:numPr>
-              <w:rPr>
-                <w:rFonts w:ascii="Arial" w:hAnsi="Arial" w:cs="Arial"/>
-                <w:sz w:val="20"/>
-              </w:rPr>
-            </w:pPr>
-            <w:r>
-              <w:rPr>
-                <w:rFonts w:ascii="Arial" w:hAnsi="Arial" w:cs="Arial"/>
-                <w:sz w:val="20"/>
-              </w:rPr>
-              <w:t>Que usen al menos ocasionalmente un teléfono móvil.</w:t>
-            </w:r>
-          </w:p>
-          <w:p>
-            <w:pPr>
-              <w:rPr>
-                <w:rFonts w:ascii="Arial" w:hAnsi="Arial" w:cs="Arial"/>
-                <w:sz w:val="20"/>
-              </w:rPr>
-            </w:pPr>
-          </w:p>
-          <w:p>
-            <w:pPr>
-              <w:pStyle w:val="Prrafodelista"/>
-              <w:numPr>
-                <w:ilvl w:val="0"/>
-                <w:numId w:val="15"/>
-              </w:numPr>
-              <w:rPr>
-                <w:rFonts w:ascii="Arial" w:hAnsi="Arial" w:cs="Arial"/>
-                <w:sz w:val="20"/>
-              </w:rPr>
-            </w:pPr>
-            <w:r>
-              <w:rPr>
-                <w:rFonts w:ascii="Arial" w:hAnsi="Arial" w:cs="Arial"/>
-                <w:sz w:val="20"/>
-              </w:rPr>
-              <w:t>Que acepten participar voluntariamente mediante consentimiento informado (y autorización del acudiente si es menor de edad).</w:t>
-            </w:r>
-          </w:p>
-          <w:p>
-            <w:pPr>
               <w:rPr>
                 <w:rFonts w:ascii="Arial" w:hAnsi="Arial" w:cs="Arial"/>
                 <w:b/>
@@ -3462,1255 +4261,17 @@
               </w:rPr>
             </w:pPr>
           </w:p>
-          <w:p>
-            <w:pPr>
-              <w:rPr>
-                <w:rFonts w:ascii="Arial" w:hAnsi="Arial" w:cs="Arial"/>
-                <w:b/>
-                <w:bCs/>
-                <w:sz w:val="20"/>
-              </w:rPr>
-            </w:pPr>
-            <w:r>
-              <w:rPr>
-                <w:rFonts w:ascii="Arial" w:hAnsi="Arial" w:cs="Arial"/>
-                <w:b/>
-                <w:bCs/>
-                <w:sz w:val="20"/>
-              </w:rPr>
-              <w:t>Criterios de exclusión</w:t>
-            </w:r>
-          </w:p>
-          <w:p>
-            <w:pPr>
-              <w:pStyle w:val="Prrafodelista"/>
-              <w:numPr>
-                <w:ilvl w:val="0"/>
-                <w:numId w:val="16"/>
-              </w:numPr>
-              <w:rPr>
-                <w:rFonts w:ascii="Arial" w:hAnsi="Arial" w:cs="Arial"/>
-                <w:sz w:val="20"/>
-              </w:rPr>
-            </w:pPr>
-            <w:r>
-              <w:rPr>
-                <w:rFonts w:ascii="Arial" w:hAnsi="Arial" w:cs="Arial"/>
-                <w:sz w:val="20"/>
-              </w:rPr>
-              <w:t>Adolescentes que no usen teléfonos móviles.</w:t>
-            </w:r>
-          </w:p>
-          <w:p>
-            <w:pPr>
-              <w:rPr>
-                <w:rFonts w:ascii="Arial" w:hAnsi="Arial" w:cs="Arial"/>
-                <w:sz w:val="20"/>
-              </w:rPr>
-            </w:pPr>
-          </w:p>
-          <w:p>
-            <w:pPr>
-              <w:pStyle w:val="Prrafodelista"/>
-              <w:numPr>
-                <w:ilvl w:val="0"/>
-                <w:numId w:val="16"/>
-              </w:numPr>
-              <w:rPr>
-                <w:rFonts w:ascii="Arial" w:hAnsi="Arial" w:cs="Arial"/>
-                <w:sz w:val="20"/>
-              </w:rPr>
-            </w:pPr>
-            <w:r>
-              <w:rPr>
-                <w:rFonts w:ascii="Arial" w:hAnsi="Arial" w:cs="Arial"/>
-                <w:sz w:val="20"/>
-              </w:rPr>
-              <w:t>Estudiantes con diagnóstico clínico de enfermedad mental severa en tratamiento psiquiátrico (por riesgo de sesgo).</w:t>
-            </w:r>
-          </w:p>
-          <w:p>
-            <w:pPr>
-              <w:rPr>
-                <w:rFonts w:ascii="Arial" w:hAnsi="Arial" w:cs="Arial"/>
-                <w:sz w:val="20"/>
-              </w:rPr>
-            </w:pPr>
-          </w:p>
-          <w:p>
-            <w:pPr>
-              <w:pStyle w:val="Prrafodelista"/>
-              <w:numPr>
-                <w:ilvl w:val="0"/>
-                <w:numId w:val="16"/>
-              </w:numPr>
-              <w:rPr>
-                <w:rFonts w:ascii="Arial" w:hAnsi="Arial" w:cs="Arial"/>
-                <w:sz w:val="20"/>
-              </w:rPr>
-            </w:pPr>
-            <w:r>
-              <w:rPr>
-                <w:rFonts w:ascii="Arial" w:hAnsi="Arial" w:cs="Arial"/>
-                <w:sz w:val="20"/>
-              </w:rPr>
-              <w:t>Participantes que no diligencien completamente la encuesta.</w:t>
-            </w:r>
-            <w:r>
-              <w:rPr>
-                <w:rFonts w:ascii="Arial" w:hAnsi="Arial" w:cs="Arial"/>
-                <w:sz w:val="20"/>
-              </w:rPr>
-              <w:br/>
-            </w:r>
-            <w:r>
-              <w:rPr>
-                <w:rFonts w:ascii="Arial" w:hAnsi="Arial" w:cs="Arial"/>
-                <w:sz w:val="20"/>
-              </w:rPr>
-              <w:br/>
-            </w:r>
-          </w:p>
-          <w:p>
-            <w:pPr>
-              <w:rPr>
-                <w:rFonts w:ascii="Arial" w:hAnsi="Arial" w:cs="Arial"/>
-                <w:sz w:val="20"/>
-              </w:rPr>
-            </w:pPr>
-            <w:r>
-              <w:rPr>
-                <w:rFonts w:ascii="Arial" w:hAnsi="Arial" w:cs="Arial"/>
-                <w:sz w:val="20"/>
-              </w:rPr>
-              <w:t>Se aplicará una encuesta estructurada de forma virtual o presencial, dividida en cuatro secciones:</w:t>
-            </w:r>
-          </w:p>
-          <w:p>
-            <w:pPr>
-              <w:rPr>
-                <w:rFonts w:ascii="Arial" w:hAnsi="Arial" w:cs="Arial"/>
-                <w:sz w:val="20"/>
-              </w:rPr>
-            </w:pPr>
-          </w:p>
-          <w:p>
-            <w:pPr>
-              <w:pStyle w:val="Prrafodelista"/>
-              <w:numPr>
-                <w:ilvl w:val="0"/>
-                <w:numId w:val="17"/>
-              </w:numPr>
-              <w:rPr>
-                <w:rFonts w:ascii="Arial" w:hAnsi="Arial" w:cs="Arial"/>
-                <w:sz w:val="20"/>
-              </w:rPr>
-            </w:pPr>
-            <w:r>
-              <w:rPr>
-                <w:rFonts w:ascii="Arial" w:hAnsi="Arial" w:cs="Arial"/>
-                <w:sz w:val="20"/>
-              </w:rPr>
-              <w:t>Datos sociodemográficos (edad, sexo, grado académico).</w:t>
-            </w:r>
-          </w:p>
-          <w:p>
-            <w:pPr>
-              <w:rPr>
-                <w:rFonts w:ascii="Arial" w:hAnsi="Arial" w:cs="Arial"/>
-                <w:sz w:val="20"/>
-              </w:rPr>
-            </w:pPr>
-          </w:p>
-          <w:p>
-            <w:pPr>
-              <w:pStyle w:val="Prrafodelista"/>
-              <w:numPr>
-                <w:ilvl w:val="0"/>
-                <w:numId w:val="17"/>
-              </w:numPr>
-              <w:rPr>
-                <w:rFonts w:ascii="Arial" w:hAnsi="Arial" w:cs="Arial"/>
-                <w:sz w:val="20"/>
-              </w:rPr>
-            </w:pPr>
-            <w:r>
-              <w:rPr>
-                <w:rFonts w:ascii="Arial" w:hAnsi="Arial" w:cs="Arial"/>
-                <w:sz w:val="20"/>
-              </w:rPr>
-              <w:t>Frecuencia y tipo de uso de apps de salud mental (apps utilizadas, frecuencia de uso, funciones principales).</w:t>
-            </w:r>
-          </w:p>
-          <w:p>
-            <w:pPr>
-              <w:rPr>
-                <w:rFonts w:ascii="Arial" w:hAnsi="Arial" w:cs="Arial"/>
-                <w:sz w:val="20"/>
-              </w:rPr>
-            </w:pPr>
-          </w:p>
-          <w:p>
-            <w:pPr>
-              <w:pStyle w:val="Prrafodelista"/>
-              <w:numPr>
-                <w:ilvl w:val="0"/>
-                <w:numId w:val="17"/>
-              </w:numPr>
-              <w:rPr>
-                <w:rFonts w:ascii="Arial" w:hAnsi="Arial" w:cs="Arial"/>
-                <w:sz w:val="20"/>
-              </w:rPr>
-            </w:pPr>
-            <w:r>
-              <w:rPr>
-                <w:rFonts w:ascii="Arial" w:hAnsi="Arial" w:cs="Arial"/>
-                <w:sz w:val="20"/>
-              </w:rPr>
-              <w:t>Percepción de utilidad de las apps (nivel de confianza, efectividad percibida, accesibilidad).</w:t>
-            </w:r>
-          </w:p>
-          <w:p>
-            <w:pPr>
-              <w:rPr>
-                <w:rFonts w:ascii="Arial" w:hAnsi="Arial" w:cs="Arial"/>
-                <w:sz w:val="20"/>
-              </w:rPr>
-            </w:pPr>
-          </w:p>
-          <w:p>
-            <w:pPr>
-              <w:pStyle w:val="Prrafodelista"/>
-              <w:numPr>
-                <w:ilvl w:val="0"/>
-                <w:numId w:val="17"/>
-              </w:numPr>
-              <w:rPr>
-                <w:rFonts w:ascii="Arial" w:hAnsi="Arial" w:cs="Arial"/>
-                <w:sz w:val="20"/>
-              </w:rPr>
-            </w:pPr>
-            <w:r>
-              <w:rPr>
-                <w:rFonts w:ascii="Arial" w:hAnsi="Arial" w:cs="Arial"/>
-                <w:sz w:val="20"/>
-              </w:rPr>
-              <w:t>Evaluación de síntomas mediante escalas validadas:</w:t>
-            </w:r>
-          </w:p>
-          <w:p>
-            <w:pPr>
-              <w:rPr>
-                <w:rFonts w:ascii="Arial" w:hAnsi="Arial" w:cs="Arial"/>
-                <w:sz w:val="20"/>
-              </w:rPr>
-            </w:pPr>
-          </w:p>
-          <w:p>
-            <w:pPr>
-              <w:pStyle w:val="Prrafodelista"/>
-              <w:numPr>
-                <w:ilvl w:val="1"/>
-                <w:numId w:val="18"/>
-              </w:numPr>
-              <w:rPr>
-                <w:rFonts w:ascii="Arial" w:hAnsi="Arial" w:cs="Arial"/>
-                <w:sz w:val="20"/>
-              </w:rPr>
-            </w:pPr>
-            <w:r>
-              <w:rPr>
-                <w:rFonts w:ascii="Arial" w:hAnsi="Arial" w:cs="Arial"/>
-                <w:sz w:val="20"/>
-              </w:rPr>
-              <w:t>Escala de Depresión de Beck (BDI-II).</w:t>
-            </w:r>
-          </w:p>
-          <w:p>
-            <w:pPr>
-              <w:rPr>
-                <w:rFonts w:ascii="Arial" w:hAnsi="Arial" w:cs="Arial"/>
-                <w:sz w:val="20"/>
-              </w:rPr>
-            </w:pPr>
-          </w:p>
-          <w:p>
-            <w:pPr>
-              <w:pStyle w:val="Prrafodelista"/>
-              <w:numPr>
-                <w:ilvl w:val="1"/>
-                <w:numId w:val="18"/>
-              </w:numPr>
-              <w:rPr>
-                <w:rFonts w:ascii="Arial" w:hAnsi="Arial" w:cs="Arial"/>
-                <w:sz w:val="20"/>
-              </w:rPr>
-            </w:pPr>
-            <w:r>
-              <w:rPr>
-                <w:rFonts w:ascii="Arial" w:hAnsi="Arial" w:cs="Arial"/>
-                <w:sz w:val="20"/>
-              </w:rPr>
-              <w:t>Escala GAD-7 para ansiedad.</w:t>
-            </w:r>
-            <w:r>
-              <w:rPr>
-                <w:rFonts w:ascii="Arial" w:hAnsi="Arial" w:cs="Arial"/>
-                <w:sz w:val="20"/>
-              </w:rPr>
-              <w:t xml:space="preserve"> </w:t>
-            </w:r>
-          </w:p>
-          <w:p>
-            <w:pPr>
-              <w:rPr>
-                <w:rFonts w:ascii="Arial" w:hAnsi="Arial" w:cs="Arial"/>
-                <w:sz w:val="20"/>
-              </w:rPr>
-            </w:pPr>
-          </w:p>
-          <w:p>
-            <w:pPr>
-              <w:pStyle w:val="Prrafodelista"/>
-              <w:numPr>
-                <w:ilvl w:val="1"/>
-                <w:numId w:val="18"/>
-              </w:numPr>
-              <w:rPr>
-                <w:rFonts w:ascii="Arial" w:hAnsi="Arial" w:cs="Arial"/>
-                <w:sz w:val="20"/>
-              </w:rPr>
-            </w:pPr>
-            <w:r>
-              <w:rPr>
-                <w:rFonts w:ascii="Arial" w:hAnsi="Arial" w:cs="Arial"/>
-                <w:sz w:val="20"/>
-              </w:rPr>
-              <w:t>Escala SPIN para fobia social.</w:t>
-            </w:r>
-          </w:p>
-          <w:p>
-            <w:pPr>
-              <w:rPr>
-                <w:rFonts w:ascii="Arial" w:hAnsi="Arial" w:cs="Arial"/>
-                <w:sz w:val="20"/>
-              </w:rPr>
-            </w:pPr>
-          </w:p>
-          <w:p>
-            <w:pPr>
-              <w:rPr>
-                <w:rFonts w:ascii="Arial" w:hAnsi="Arial" w:cs="Arial"/>
-                <w:sz w:val="20"/>
-              </w:rPr>
-            </w:pPr>
-            <w:r>
-              <w:rPr>
-                <w:rFonts w:ascii="Arial" w:hAnsi="Arial" w:cs="Arial"/>
-                <w:sz w:val="20"/>
-              </w:rPr>
-              <w:t>El instrumento será validado mediante una prueba piloto con 10 participantes para ajustar redacción y comprensión.</w:t>
-            </w:r>
-          </w:p>
-          <w:p>
-            <w:pPr>
-              <w:rPr>
-                <w:rFonts w:ascii="Arial" w:hAnsi="Arial" w:cs="Arial"/>
-                <w:sz w:val="20"/>
-              </w:rPr>
-            </w:pPr>
-            <w:r>
-              <w:rPr>
-                <w:rFonts w:ascii="Arial" w:hAnsi="Arial" w:cs="Arial"/>
-                <w:sz w:val="20"/>
-              </w:rPr>
-              <w:br/>
-            </w:r>
-            <w:r>
-              <w:rPr>
-                <w:rFonts w:ascii="Arial" w:hAnsi="Arial" w:cs="Arial"/>
-                <w:sz w:val="20"/>
-              </w:rPr>
-              <w:t xml:space="preserve">Los datos serán procesados mediante el software estadístico </w:t>
-            </w:r>
-            <w:proofErr w:type="spellStart"/>
-            <w:r>
-              <w:rPr>
-                <w:rFonts w:ascii="Arial" w:hAnsi="Arial" w:cs="Arial"/>
-                <w:sz w:val="20"/>
-              </w:rPr>
-              <w:t>Jamovi</w:t>
-            </w:r>
-            <w:proofErr w:type="spellEnd"/>
-            <w:r>
-              <w:rPr>
-                <w:rFonts w:ascii="Arial" w:hAnsi="Arial" w:cs="Arial"/>
-                <w:sz w:val="20"/>
-              </w:rPr>
-              <w:t xml:space="preserve"> o SPSS. Se aplicarán:</w:t>
-            </w:r>
-          </w:p>
-          <w:p>
-            <w:pPr>
-              <w:rPr>
-                <w:rFonts w:ascii="Arial" w:hAnsi="Arial" w:cs="Arial"/>
-                <w:sz w:val="20"/>
-              </w:rPr>
-            </w:pPr>
-          </w:p>
-          <w:p>
-            <w:pPr>
-              <w:pStyle w:val="Prrafodelista"/>
-              <w:numPr>
-                <w:ilvl w:val="0"/>
-                <w:numId w:val="19"/>
-              </w:numPr>
-              <w:rPr>
-                <w:rFonts w:ascii="Arial" w:hAnsi="Arial" w:cs="Arial"/>
-                <w:sz w:val="20"/>
-              </w:rPr>
-            </w:pPr>
-            <w:r>
-              <w:rPr>
-                <w:rFonts w:ascii="Arial" w:hAnsi="Arial" w:cs="Arial"/>
-                <w:sz w:val="20"/>
-              </w:rPr>
-              <w:t>Estadística descriptiva: para caracterizar la muestra (frecuencias, porcentajes, promedios).</w:t>
-            </w:r>
-          </w:p>
-          <w:p>
-            <w:pPr>
-              <w:rPr>
-                <w:rFonts w:ascii="Arial" w:hAnsi="Arial" w:cs="Arial"/>
-                <w:sz w:val="20"/>
-              </w:rPr>
-            </w:pPr>
-          </w:p>
-          <w:p>
-            <w:pPr>
-              <w:pStyle w:val="Prrafodelista"/>
-              <w:numPr>
-                <w:ilvl w:val="0"/>
-                <w:numId w:val="19"/>
-              </w:numPr>
-              <w:rPr>
-                <w:rFonts w:ascii="Arial" w:hAnsi="Arial" w:cs="Arial"/>
-                <w:sz w:val="20"/>
-              </w:rPr>
-            </w:pPr>
-            <w:r>
-              <w:rPr>
-                <w:rFonts w:ascii="Arial" w:hAnsi="Arial" w:cs="Arial"/>
-                <w:sz w:val="20"/>
-              </w:rPr>
-              <w:t>Estadística inferencial: para determinar si existe relación entre el uso de apps y los niveles de síntomas (prueba de correlación de Pearson o Spearman).</w:t>
-            </w:r>
-            <w:r>
-              <w:rPr>
-                <w:rFonts w:ascii="Arial" w:hAnsi="Arial" w:cs="Arial"/>
-                <w:sz w:val="20"/>
-              </w:rPr>
-              <w:br/>
-            </w:r>
-          </w:p>
-          <w:p>
-            <w:pPr>
-              <w:pStyle w:val="Prrafodelista"/>
-              <w:rPr>
-                <w:rFonts w:ascii="Arial" w:hAnsi="Arial" w:cs="Arial"/>
-                <w:sz w:val="20"/>
-              </w:rPr>
-            </w:pPr>
-          </w:p>
-          <w:p>
-            <w:pPr>
-              <w:jc w:val="center"/>
-              <w:rPr>
-                <w:rFonts w:ascii="Arial" w:hAnsi="Arial" w:cs="Arial"/>
-                <w:sz w:val="20"/>
-              </w:rPr>
-            </w:pPr>
-          </w:p>
-          <w:p>
-            <w:pPr>
-              <w:jc w:val="center"/>
-              <w:rPr>
-                <w:rFonts w:ascii="Arial" w:hAnsi="Arial" w:cs="Arial"/>
-                <w:sz w:val="20"/>
-              </w:rPr>
-            </w:pPr>
-          </w:p>
-          <w:p>
-            <w:pPr>
-              <w:jc w:val="center"/>
-              <w:rPr>
-                <w:rFonts w:ascii="Arial" w:hAnsi="Arial" w:cs="Arial"/>
-                <w:sz w:val="20"/>
-              </w:rPr>
-            </w:pPr>
-          </w:p>
-          <w:p>
-            <w:pPr>
-              <w:jc w:val="center"/>
-              <w:rPr>
-                <w:rFonts w:ascii="Arial" w:hAnsi="Arial" w:cs="Arial"/>
-                <w:sz w:val="20"/>
-              </w:rPr>
-            </w:pPr>
-          </w:p>
-          <w:p>
-            <w:pPr>
-              <w:jc w:val="center"/>
-              <w:rPr>
-                <w:rFonts w:ascii="Arial" w:hAnsi="Arial" w:cs="Arial"/>
-                <w:sz w:val="20"/>
-              </w:rPr>
-            </w:pPr>
-          </w:p>
-          <w:p>
-            <w:pPr>
-              <w:jc w:val="center"/>
-              <w:rPr>
-                <w:rFonts w:ascii="Arial" w:hAnsi="Arial" w:cs="Arial"/>
-                <w:sz w:val="20"/>
-              </w:rPr>
-            </w:pPr>
-          </w:p>
-          <w:p>
-            <w:pPr>
-              <w:jc w:val="center"/>
-              <w:rPr>
-                <w:rFonts w:ascii="Arial" w:hAnsi="Arial" w:cs="Arial"/>
-                <w:sz w:val="20"/>
-              </w:rPr>
-            </w:pPr>
-          </w:p>
-          <w:p>
-            <w:pPr>
-              <w:jc w:val="center"/>
-              <w:rPr>
-                <w:rFonts w:ascii="Arial" w:hAnsi="Arial" w:cs="Arial"/>
-                <w:sz w:val="20"/>
-              </w:rPr>
-            </w:pPr>
-          </w:p>
-          <w:p>
-            <w:pPr>
-              <w:jc w:val="center"/>
-              <w:rPr>
-                <w:rFonts w:ascii="Arial" w:hAnsi="Arial" w:cs="Arial"/>
-                <w:sz w:val="20"/>
-              </w:rPr>
-            </w:pPr>
-            <w:r>
-              <w:rPr>
-                <w:rFonts w:ascii="Arial" w:hAnsi="Arial" w:cs="Arial"/>
-                <w:noProof/>
-                <w:sz w:val="20"/>
-              </w:rPr>
-              <w:lastRenderedPageBreak/>
-              <w:drawing>
-                <wp:anchor distT="0" distB="0" distL="114300" distR="114300" simplePos="0" relativeHeight="251659264" behindDoc="0" locked="0" layoutInCell="1" allowOverlap="1" wp14:anchorId="18E35B0E" wp14:editId="39ADD760">
-                  <wp:simplePos x="0" y="0"/>
-                  <wp:positionH relativeFrom="column">
-                    <wp:posOffset>1476375</wp:posOffset>
-                  </wp:positionH>
-                  <wp:positionV relativeFrom="paragraph">
-                    <wp:posOffset>217805</wp:posOffset>
-                  </wp:positionV>
-                  <wp:extent cx="3267075" cy="2722245"/>
-                  <wp:effectExtent l="0" t="0" r="9525" b="1905"/>
-                  <wp:wrapTopAndBottom/>
-                  <wp:docPr id="1686613076" name="Imagen 7"/>
-                  <wp:cNvGraphicFramePr>
-                    <a:graphicFrameLocks xmlns:a="http://schemas.openxmlformats.org/drawingml/2006/main" noChangeAspect="1"/>
-                  </wp:cNvGraphicFramePr>
-                  <a:graphic xmlns:a="http://schemas.openxmlformats.org/drawingml/2006/main">
-                    <a:graphicData uri="http://schemas.openxmlformats.org/drawingml/2006/picture">
-                      <pic:pic xmlns:pic="http://schemas.openxmlformats.org/drawingml/2006/picture">
-                        <pic:nvPicPr>
-                          <pic:cNvPr id="0" name="Picture 2"/>
-                          <pic:cNvPicPr>
-                            <a:picLocks noChangeAspect="1" noChangeArrowheads="1"/>
-                          </pic:cNvPicPr>
-                        </pic:nvPicPr>
-                        <pic:blipFill>
-                          <a:blip r:embed="rId7" cstate="print">
-                            <a:extLst>
-                              <a:ext uri="{28A0092B-C50C-407E-A947-70E740481C1C}">
-                                <a14:useLocalDpi xmlns:a14="http://schemas.microsoft.com/office/drawing/2010/main" val="0"/>
-                              </a:ext>
-                            </a:extLst>
-                          </a:blip>
-                          <a:srcRect/>
-                          <a:stretch>
-                            <a:fillRect/>
-                          </a:stretch>
-                        </pic:blipFill>
-                        <pic:spPr bwMode="auto">
-                          <a:xfrm>
-                            <a:off x="0" y="0"/>
-                            <a:ext cx="3267075" cy="2722245"/>
-                          </a:xfrm>
-                          <a:prstGeom prst="rect">
-                            <a:avLst/>
-                          </a:prstGeom>
-                          <a:noFill/>
-                          <a:ln>
-                            <a:noFill/>
-                          </a:ln>
-                        </pic:spPr>
-                      </pic:pic>
-                    </a:graphicData>
-                  </a:graphic>
-                  <wp14:sizeRelH relativeFrom="margin">
-                    <wp14:pctWidth>0</wp14:pctWidth>
-                  </wp14:sizeRelH>
-                  <wp14:sizeRelV relativeFrom="margin">
-                    <wp14:pctHeight>0</wp14:pctHeight>
-                  </wp14:sizeRelV>
-                </wp:anchor>
-              </w:drawing>
-            </w:r>
-          </w:p>
-          <w:p>
-            <w:pPr>
-              <w:jc w:val="center"/>
-              <w:rPr>
-                <w:rFonts w:ascii="Arial" w:hAnsi="Arial" w:cs="Arial"/>
-                <w:sz w:val="20"/>
-              </w:rPr>
-            </w:pPr>
-          </w:p>
-          <w:p>
-            <w:pPr>
-              <w:rPr>
-                <w:rFonts w:ascii="Arial" w:hAnsi="Arial" w:cs="Arial"/>
-                <w:sz w:val="20"/>
-              </w:rPr>
-            </w:pPr>
-          </w:p>
-          <w:p>
-            <w:pPr>
-              <w:rPr>
-                <w:rFonts w:ascii="Arial" w:hAnsi="Arial" w:cs="Arial"/>
-                <w:sz w:val="20"/>
-              </w:rPr>
-            </w:pPr>
-            <w:r>
-              <w:rPr>
-                <w:rFonts w:ascii="Arial" w:hAnsi="Arial" w:cs="Arial"/>
-                <w:sz w:val="20"/>
-              </w:rPr>
-              <w:t xml:space="preserve"> </w:t>
-            </w:r>
-            <w:r>
-              <w:rPr>
-                <w:rFonts w:ascii="Arial" w:hAnsi="Arial" w:cs="Arial"/>
-                <w:sz w:val="20"/>
-              </w:rPr>
-              <w:t>Según un estudio realizado en Colombia, se encontró que</w:t>
-            </w:r>
-          </w:p>
-          <w:p>
-            <w:pPr>
-              <w:rPr>
-                <w:rFonts w:ascii="Arial" w:hAnsi="Arial" w:cs="Arial"/>
-                <w:sz w:val="20"/>
-              </w:rPr>
-            </w:pPr>
-          </w:p>
-          <w:p>
-            <w:pPr>
-              <w:pStyle w:val="Prrafodelista"/>
-              <w:numPr>
-                <w:ilvl w:val="0"/>
-                <w:numId w:val="20"/>
-              </w:numPr>
-              <w:rPr>
-                <w:rFonts w:ascii="Arial" w:hAnsi="Arial" w:cs="Arial"/>
-                <w:sz w:val="20"/>
-              </w:rPr>
-            </w:pPr>
-            <w:r>
-              <w:rPr>
-                <w:rFonts w:ascii="Arial" w:hAnsi="Arial" w:cs="Arial"/>
-                <w:sz w:val="20"/>
-              </w:rPr>
-              <w:t>37% de los adolescentes presentan síntomas sugestivos de ansiedad.</w:t>
-            </w:r>
-          </w:p>
-          <w:p>
-            <w:pPr>
-              <w:rPr>
-                <w:rFonts w:ascii="Arial" w:hAnsi="Arial" w:cs="Arial"/>
-                <w:sz w:val="20"/>
-              </w:rPr>
-            </w:pPr>
-          </w:p>
-          <w:p>
-            <w:pPr>
-              <w:pStyle w:val="Prrafodelista"/>
-              <w:numPr>
-                <w:ilvl w:val="0"/>
-                <w:numId w:val="20"/>
-              </w:numPr>
-              <w:rPr>
-                <w:rFonts w:ascii="Arial" w:hAnsi="Arial" w:cs="Arial"/>
-                <w:sz w:val="20"/>
-              </w:rPr>
-            </w:pPr>
-            <w:r>
-              <w:rPr>
-                <w:rFonts w:ascii="Arial" w:hAnsi="Arial" w:cs="Arial"/>
-                <w:noProof/>
-                <w:sz w:val="20"/>
-              </w:rPr>
-              <w:drawing>
-                <wp:anchor distT="0" distB="0" distL="114300" distR="114300" simplePos="0" relativeHeight="251658240" behindDoc="1" locked="0" layoutInCell="1" allowOverlap="1" wp14:anchorId="6F54734A" wp14:editId="69749CBC">
-                  <wp:simplePos x="0" y="0"/>
-                  <wp:positionH relativeFrom="column">
-                    <wp:posOffset>1209675</wp:posOffset>
-                  </wp:positionH>
-                  <wp:positionV relativeFrom="paragraph">
-                    <wp:posOffset>285115</wp:posOffset>
-                  </wp:positionV>
-                  <wp:extent cx="3962400" cy="2473960"/>
-                  <wp:effectExtent l="0" t="0" r="0" b="2540"/>
-                  <wp:wrapTopAndBottom/>
-                  <wp:docPr id="255104082" name="Imagen 6"/>
-                  <wp:cNvGraphicFramePr>
-                    <a:graphicFrameLocks xmlns:a="http://schemas.openxmlformats.org/drawingml/2006/main" noChangeAspect="1"/>
-                  </wp:cNvGraphicFramePr>
-                  <a:graphic xmlns:a="http://schemas.openxmlformats.org/drawingml/2006/main">
-                    <a:graphicData uri="http://schemas.openxmlformats.org/drawingml/2006/picture">
-                      <pic:pic xmlns:pic="http://schemas.openxmlformats.org/drawingml/2006/picture">
-                        <pic:nvPicPr>
-                          <pic:cNvPr id="0" name="Picture 1"/>
-                          <pic:cNvPicPr>
-                            <a:picLocks noChangeAspect="1" noChangeArrowheads="1"/>
-                          </pic:cNvPicPr>
-                        </pic:nvPicPr>
-                        <pic:blipFill>
-                          <a:blip r:embed="rId8" cstate="print">
-                            <a:extLst>
-                              <a:ext uri="{28A0092B-C50C-407E-A947-70E740481C1C}">
-                                <a14:useLocalDpi xmlns:a14="http://schemas.microsoft.com/office/drawing/2010/main" val="0"/>
-                              </a:ext>
-                            </a:extLst>
-                          </a:blip>
-                          <a:srcRect/>
-                          <a:stretch>
-                            <a:fillRect/>
-                          </a:stretch>
-                        </pic:blipFill>
-                        <pic:spPr bwMode="auto">
-                          <a:xfrm>
-                            <a:off x="0" y="0"/>
-                            <a:ext cx="3962400" cy="2473960"/>
-                          </a:xfrm>
-                          <a:prstGeom prst="rect">
-                            <a:avLst/>
-                          </a:prstGeom>
-                          <a:noFill/>
-                          <a:ln>
-                            <a:noFill/>
-                          </a:ln>
-                        </pic:spPr>
-                      </pic:pic>
-                    </a:graphicData>
-                  </a:graphic>
-                  <wp14:sizeRelH relativeFrom="margin">
-                    <wp14:pctWidth>0</wp14:pctWidth>
-                  </wp14:sizeRelH>
-                  <wp14:sizeRelV relativeFrom="margin">
-                    <wp14:pctHeight>0</wp14:pctHeight>
-                  </wp14:sizeRelV>
-                </wp:anchor>
-              </w:drawing>
-            </w:r>
-            <w:r>
-              <w:rPr>
-                <w:rFonts w:ascii="Arial" w:hAnsi="Arial" w:cs="Arial"/>
-                <w:sz w:val="20"/>
-              </w:rPr>
-              <w:t>11% presentan síntomas sugestivos de depresión.</w:t>
-            </w:r>
-            <w:r>
-              <w:rPr>
-                <w:rFonts w:ascii="Arial" w:hAnsi="Arial" w:cs="Arial"/>
-                <w:sz w:val="20"/>
-              </w:rPr>
-              <w:br/>
-            </w:r>
-          </w:p>
-          <w:p>
-            <w:pPr>
-              <w:rPr>
-                <w:rFonts w:ascii="Arial" w:hAnsi="Arial" w:cs="Arial"/>
-                <w:sz w:val="20"/>
-              </w:rPr>
-            </w:pPr>
-          </w:p>
-          <w:p>
-            <w:pPr>
-              <w:rPr>
-                <w:rFonts w:ascii="Arial" w:hAnsi="Arial" w:cs="Arial"/>
-                <w:sz w:val="20"/>
-              </w:rPr>
-            </w:pPr>
-            <w:r>
-              <w:rPr>
-                <w:rFonts w:ascii="Arial" w:hAnsi="Arial" w:cs="Arial"/>
-                <w:sz w:val="20"/>
-              </w:rPr>
-              <w:t xml:space="preserve"> </w:t>
-            </w:r>
-            <w:r>
-              <w:rPr>
-                <w:rFonts w:ascii="Arial" w:hAnsi="Arial" w:cs="Arial"/>
-                <w:sz w:val="20"/>
-              </w:rPr>
-              <w:t xml:space="preserve">Aunque no se dispone de datos específicos sobre el uso de aplicaciones móviles de salud mental en </w:t>
-            </w:r>
-            <w:r>
-              <w:rPr>
-                <w:rFonts w:ascii="Arial" w:hAnsi="Arial" w:cs="Arial"/>
-                <w:sz w:val="20"/>
-              </w:rPr>
-              <w:t xml:space="preserve">  </w:t>
-            </w:r>
-            <w:r>
-              <w:rPr>
-                <w:rFonts w:ascii="Arial" w:hAnsi="Arial" w:cs="Arial"/>
-                <w:sz w:val="20"/>
-              </w:rPr>
-              <w:t>adolescentes colombianos, estudios internacionales sugieren que:</w:t>
-            </w:r>
-          </w:p>
-          <w:p>
-            <w:pPr>
-              <w:rPr>
-                <w:rFonts w:ascii="Arial" w:hAnsi="Arial" w:cs="Arial"/>
-                <w:sz w:val="20"/>
-              </w:rPr>
-            </w:pPr>
-          </w:p>
-          <w:p>
-            <w:pPr>
-              <w:pStyle w:val="Prrafodelista"/>
-              <w:numPr>
-                <w:ilvl w:val="0"/>
-                <w:numId w:val="21"/>
-              </w:numPr>
-              <w:rPr>
-                <w:rFonts w:ascii="Arial" w:hAnsi="Arial" w:cs="Arial"/>
-                <w:sz w:val="20"/>
-              </w:rPr>
-            </w:pPr>
-            <w:r>
-              <w:rPr>
-                <w:rFonts w:ascii="Arial" w:hAnsi="Arial" w:cs="Arial"/>
-                <w:sz w:val="20"/>
-              </w:rPr>
-              <w:t>Un porcentaje significativo de adolescentes utiliza aplicaciones móviles para el manejo de su salud mental.</w:t>
-            </w:r>
-          </w:p>
-          <w:p>
-            <w:pPr>
-              <w:rPr>
-                <w:rFonts w:ascii="Arial" w:hAnsi="Arial" w:cs="Arial"/>
-                <w:sz w:val="20"/>
-              </w:rPr>
-            </w:pPr>
-          </w:p>
-          <w:p>
-            <w:pPr>
-              <w:pStyle w:val="Prrafodelista"/>
-              <w:numPr>
-                <w:ilvl w:val="0"/>
-                <w:numId w:val="21"/>
-              </w:numPr>
-              <w:rPr>
-                <w:rFonts w:ascii="Arial" w:hAnsi="Arial" w:cs="Arial"/>
-                <w:sz w:val="20"/>
-              </w:rPr>
-            </w:pPr>
-            <w:r>
-              <w:rPr>
-                <w:rFonts w:ascii="Arial" w:hAnsi="Arial" w:cs="Arial"/>
-                <w:sz w:val="20"/>
-              </w:rPr>
-              <w:t>La frecuencia de uso varía, siendo más común entre aquellos con síntomas de ansiedad o depresión.</w:t>
-            </w:r>
-            <w:r>
-              <w:rPr>
-                <w:rFonts w:ascii="Arial" w:hAnsi="Arial" w:cs="Arial"/>
-                <w:sz w:val="20"/>
-              </w:rPr>
-              <w:br/>
-            </w:r>
-            <w:r>
-              <w:rPr>
-                <w:rFonts w:ascii="Arial" w:hAnsi="Arial" w:cs="Arial"/>
-                <w:sz w:val="20"/>
-              </w:rPr>
-              <w:br/>
-            </w:r>
-          </w:p>
-          <w:p>
-            <w:pPr>
-              <w:rPr>
-                <w:rFonts w:ascii="Arial" w:hAnsi="Arial" w:cs="Arial"/>
-                <w:sz w:val="20"/>
-              </w:rPr>
-            </w:pPr>
-            <w:r>
-              <w:rPr>
-                <w:rFonts w:ascii="Arial" w:hAnsi="Arial" w:cs="Arial"/>
-                <w:noProof/>
-                <w:sz w:val="20"/>
-              </w:rPr>
-              <w:drawing>
-                <wp:anchor distT="0" distB="0" distL="114300" distR="114300" simplePos="0" relativeHeight="251660288" behindDoc="0" locked="0" layoutInCell="1" allowOverlap="1" wp14:anchorId="15D4E58E" wp14:editId="641A8BDE">
-                  <wp:simplePos x="0" y="0"/>
-                  <wp:positionH relativeFrom="column">
-                    <wp:posOffset>847725</wp:posOffset>
-                  </wp:positionH>
-                  <wp:positionV relativeFrom="paragraph">
-                    <wp:posOffset>274320</wp:posOffset>
-                  </wp:positionV>
-                  <wp:extent cx="4924425" cy="3074035"/>
-                  <wp:effectExtent l="0" t="0" r="9525" b="0"/>
-                  <wp:wrapTopAndBottom/>
-                  <wp:docPr id="1861567162" name="Imagen 8"/>
-                  <wp:cNvGraphicFramePr>
-                    <a:graphicFrameLocks xmlns:a="http://schemas.openxmlformats.org/drawingml/2006/main" noChangeAspect="1"/>
-                  </wp:cNvGraphicFramePr>
-                  <a:graphic xmlns:a="http://schemas.openxmlformats.org/drawingml/2006/main">
-                    <a:graphicData uri="http://schemas.openxmlformats.org/drawingml/2006/picture">
-                      <pic:pic xmlns:pic="http://schemas.openxmlformats.org/drawingml/2006/picture">
-                        <pic:nvPicPr>
-                          <pic:cNvPr id="0" name="Picture 3"/>
-                          <pic:cNvPicPr>
-                            <a:picLocks noChangeAspect="1" noChangeArrowheads="1"/>
-                          </pic:cNvPicPr>
-                        </pic:nvPicPr>
-                        <pic:blipFill>
-                          <a:blip r:embed="rId9" cstate="print">
-                            <a:extLst>
-                              <a:ext uri="{28A0092B-C50C-407E-A947-70E740481C1C}">
-                                <a14:useLocalDpi xmlns:a14="http://schemas.microsoft.com/office/drawing/2010/main" val="0"/>
-                              </a:ext>
-                            </a:extLst>
-                          </a:blip>
-                          <a:srcRect/>
-                          <a:stretch>
-                            <a:fillRect/>
-                          </a:stretch>
-                        </pic:blipFill>
-                        <pic:spPr bwMode="auto">
-                          <a:xfrm>
-                            <a:off x="0" y="0"/>
-                            <a:ext cx="4924425" cy="3074035"/>
-                          </a:xfrm>
-                          <a:prstGeom prst="rect">
-                            <a:avLst/>
-                          </a:prstGeom>
-                          <a:noFill/>
-                          <a:ln>
-                            <a:noFill/>
-                          </a:ln>
-                        </pic:spPr>
-                      </pic:pic>
-                    </a:graphicData>
-                  </a:graphic>
-                  <wp14:sizeRelH relativeFrom="margin">
-                    <wp14:pctWidth>0</wp14:pctWidth>
-                  </wp14:sizeRelH>
-                  <wp14:sizeRelV relativeFrom="margin">
-                    <wp14:pctHeight>0</wp14:pctHeight>
-                  </wp14:sizeRelV>
-                </wp:anchor>
-              </w:drawing>
-            </w:r>
-          </w:p>
-          <w:p>
-            <w:pPr>
-              <w:rPr>
-                <w:rFonts w:ascii="Arial" w:hAnsi="Arial" w:cs="Arial"/>
-                <w:sz w:val="20"/>
-              </w:rPr>
-            </w:pPr>
-          </w:p>
-          <w:p>
-            <w:pPr>
-              <w:rPr>
-                <w:rFonts w:ascii="Arial" w:hAnsi="Arial" w:cs="Arial"/>
-                <w:sz w:val="20"/>
-              </w:rPr>
-            </w:pPr>
-          </w:p>
-          <w:p>
-            <w:pPr>
-              <w:pStyle w:val="Prrafodelista"/>
-              <w:numPr>
-                <w:ilvl w:val="0"/>
-                <w:numId w:val="22"/>
-              </w:numPr>
-              <w:rPr>
-                <w:rFonts w:ascii="Arial" w:hAnsi="Arial" w:cs="Arial"/>
-                <w:sz w:val="20"/>
-              </w:rPr>
-            </w:pPr>
-            <w:r>
-              <w:rPr>
-                <w:rFonts w:ascii="Arial" w:hAnsi="Arial" w:cs="Arial"/>
-                <w:sz w:val="20"/>
-              </w:rPr>
-              <w:t xml:space="preserve">Estudios han mostrado una correlación entre el uso de aplicaciones de salud mental y la reducción de </w:t>
-            </w:r>
-            <w:proofErr w:type="gramStart"/>
-            <w:r>
-              <w:rPr>
-                <w:rFonts w:ascii="Arial" w:hAnsi="Arial" w:cs="Arial"/>
-                <w:sz w:val="20"/>
-              </w:rPr>
-              <w:t xml:space="preserve">síntomas </w:t>
-            </w:r>
-            <w:r>
-              <w:rPr>
-                <w:rFonts w:ascii="Arial" w:hAnsi="Arial" w:cs="Arial"/>
-                <w:sz w:val="20"/>
-              </w:rPr>
-              <w:t xml:space="preserve"> </w:t>
-            </w:r>
-            <w:r>
-              <w:rPr>
-                <w:rFonts w:ascii="Arial" w:hAnsi="Arial" w:cs="Arial"/>
-                <w:sz w:val="20"/>
-              </w:rPr>
-              <w:t>de</w:t>
-            </w:r>
-            <w:proofErr w:type="gramEnd"/>
-            <w:r>
-              <w:rPr>
-                <w:rFonts w:ascii="Arial" w:hAnsi="Arial" w:cs="Arial"/>
-                <w:sz w:val="20"/>
-              </w:rPr>
-              <w:t xml:space="preserve"> ansiedad.</w:t>
-            </w:r>
-          </w:p>
-          <w:p>
-            <w:pPr>
-              <w:rPr>
-                <w:rFonts w:ascii="Arial" w:hAnsi="Arial" w:cs="Arial"/>
-                <w:sz w:val="20"/>
-              </w:rPr>
-            </w:pPr>
-          </w:p>
-          <w:p>
-            <w:pPr>
-              <w:rPr>
-                <w:rFonts w:ascii="Arial" w:hAnsi="Arial" w:cs="Arial"/>
-                <w:sz w:val="20"/>
-              </w:rPr>
-            </w:pPr>
-          </w:p>
-          <w:p>
-            <w:pPr>
-              <w:rPr>
-                <w:rFonts w:ascii="Arial" w:hAnsi="Arial" w:cs="Arial"/>
-                <w:sz w:val="20"/>
-              </w:rPr>
-            </w:pPr>
-          </w:p>
-          <w:p>
-            <w:pPr>
-              <w:rPr>
-                <w:rFonts w:ascii="Arial" w:hAnsi="Arial" w:cs="Arial"/>
-                <w:sz w:val="20"/>
-              </w:rPr>
-            </w:pPr>
-          </w:p>
-          <w:p>
-            <w:pPr>
-              <w:rPr>
-                <w:rFonts w:ascii="Arial" w:hAnsi="Arial" w:cs="Arial"/>
-                <w:sz w:val="20"/>
-              </w:rPr>
-            </w:pPr>
-          </w:p>
-          <w:p>
-            <w:pPr>
-              <w:rPr>
-                <w:rFonts w:ascii="Arial" w:hAnsi="Arial" w:cs="Arial"/>
-                <w:sz w:val="20"/>
-              </w:rPr>
-            </w:pPr>
-          </w:p>
-          <w:p>
-            <w:pPr>
-              <w:rPr>
-                <w:rFonts w:ascii="Arial" w:hAnsi="Arial" w:cs="Arial"/>
-                <w:sz w:val="20"/>
-              </w:rPr>
-            </w:pPr>
-          </w:p>
-          <w:p>
-            <w:pPr>
-              <w:rPr>
-                <w:rFonts w:ascii="Arial" w:hAnsi="Arial" w:cs="Arial"/>
-                <w:sz w:val="20"/>
-              </w:rPr>
-            </w:pPr>
-          </w:p>
-          <w:p>
-            <w:pPr>
-              <w:rPr>
-                <w:rFonts w:ascii="Arial" w:hAnsi="Arial" w:cs="Arial"/>
-                <w:sz w:val="20"/>
-              </w:rPr>
-            </w:pPr>
-          </w:p>
-          <w:p>
-            <w:pPr>
-              <w:rPr>
-                <w:rFonts w:ascii="Arial" w:hAnsi="Arial" w:cs="Arial"/>
-                <w:sz w:val="20"/>
-              </w:rPr>
-            </w:pPr>
-          </w:p>
-          <w:p>
-            <w:pPr>
-              <w:rPr>
-                <w:rFonts w:ascii="Arial" w:hAnsi="Arial" w:cs="Arial"/>
-                <w:sz w:val="20"/>
-              </w:rPr>
-            </w:pPr>
-          </w:p>
-          <w:p>
-            <w:pPr>
-              <w:rPr>
-                <w:rFonts w:ascii="Arial" w:hAnsi="Arial" w:cs="Arial"/>
-                <w:sz w:val="20"/>
-              </w:rPr>
-            </w:pPr>
-          </w:p>
-          <w:p>
-            <w:pPr>
-              <w:rPr>
-                <w:rFonts w:ascii="Arial" w:hAnsi="Arial" w:cs="Arial"/>
-                <w:sz w:val="20"/>
-              </w:rPr>
-            </w:pPr>
-          </w:p>
-          <w:p>
-            <w:pPr>
-              <w:rPr>
-                <w:rFonts w:ascii="Arial" w:hAnsi="Arial" w:cs="Arial"/>
-                <w:sz w:val="20"/>
-              </w:rPr>
-            </w:pPr>
-          </w:p>
-          <w:p>
-            <w:pPr>
-              <w:rPr>
-                <w:rFonts w:ascii="Arial" w:hAnsi="Arial" w:cs="Arial"/>
-                <w:sz w:val="20"/>
-              </w:rPr>
-            </w:pPr>
-          </w:p>
-          <w:p>
-            <w:pPr>
-              <w:jc w:val="center"/>
-              <w:rPr>
-                <w:rFonts w:ascii="Arial" w:hAnsi="Arial" w:cs="Arial"/>
-                <w:sz w:val="20"/>
-              </w:rPr>
-            </w:pPr>
-          </w:p>
-          <w:p>
-            <w:pPr>
-              <w:jc w:val="center"/>
-              <w:rPr>
-                <w:rFonts w:ascii="Arial" w:hAnsi="Arial" w:cs="Arial"/>
-                <w:sz w:val="20"/>
-              </w:rPr>
-            </w:pPr>
-          </w:p>
-          <w:p>
-            <w:pPr>
-              <w:rPr>
-                <w:rFonts w:ascii="Arial" w:hAnsi="Arial" w:cs="Arial"/>
-                <w:sz w:val="20"/>
-              </w:rPr>
-            </w:pPr>
-          </w:p>
-          <w:p>
-            <w:pPr>
-              <w:rPr>
-                <w:rFonts w:ascii="Arial" w:hAnsi="Arial" w:cs="Arial"/>
-                <w:sz w:val="20"/>
-              </w:rPr>
-            </w:pPr>
-          </w:p>
-          <w:p>
-            <w:pPr>
-              <w:rPr>
-                <w:rFonts w:ascii="Arial" w:hAnsi="Arial" w:cs="Arial"/>
-                <w:sz w:val="20"/>
-              </w:rPr>
-            </w:pPr>
-          </w:p>
-          <w:p>
-            <w:pPr>
-              <w:rPr>
-                <w:rFonts w:ascii="Arial" w:hAnsi="Arial" w:cs="Arial"/>
-                <w:sz w:val="20"/>
-              </w:rPr>
-            </w:pPr>
-          </w:p>
-          <w:p>
-            <w:pPr>
-              <w:rPr>
-                <w:rFonts w:ascii="Arial" w:hAnsi="Arial" w:cs="Arial"/>
-                <w:sz w:val="20"/>
-              </w:rPr>
-            </w:pPr>
-          </w:p>
-          <w:p>
-            <w:pPr>
-              <w:rPr>
-                <w:rFonts w:ascii="Arial" w:hAnsi="Arial" w:cs="Arial"/>
-                <w:sz w:val="20"/>
-              </w:rPr>
-            </w:pPr>
-          </w:p>
-          <w:p>
-            <w:pPr>
-              <w:rPr>
-                <w:rFonts w:ascii="Arial" w:hAnsi="Arial" w:cs="Arial"/>
-                <w:sz w:val="20"/>
-              </w:rPr>
-            </w:pPr>
-          </w:p>
-          <w:p>
-            <w:pPr>
-              <w:rPr>
-                <w:rFonts w:ascii="Arial" w:hAnsi="Arial" w:cs="Arial"/>
-                <w:sz w:val="20"/>
-              </w:rPr>
-            </w:pPr>
-          </w:p>
-          <w:p>
-            <w:pPr>
-              <w:rPr>
-                <w:rFonts w:ascii="Arial" w:hAnsi="Arial" w:cs="Arial"/>
-                <w:sz w:val="20"/>
-              </w:rPr>
-            </w:pPr>
-          </w:p>
+        </w:tc>
+      </w:tr>
+      <w:tr>
+        <w:trPr>
+          <w:trHeight w:val="1005"/>
+        </w:trPr>
+        <w:tc>
+          <w:tcPr>
+            <w:tcW w:w="10200" w:type="dxa"/>
+            <w:gridSpan w:val="2"/>
+          </w:tcPr>
           <w:p>
             <w:pPr>
               <w:pStyle w:val="TableParagraph"/>
@@ -4719,7 +4280,7 @@
               </w:tabs>
               <w:ind w:right="109"/>
               <w:rPr>
-                <w:sz w:val="20"/>
+                <w:spacing w:val="-6"/>
               </w:rPr>
             </w:pPr>
           </w:p>
@@ -4734,8 +4295,8 @@
           <w:sz w:val="20"/>
         </w:rPr>
         <w:sectPr>
-          <w:headerReference w:type="default" r:id="rId10"/>
-          <w:footerReference w:type="default" r:id="rId11"/>
+          <w:headerReference w:type="default" r:id="rId7"/>
+          <w:footerReference w:type="default" r:id="rId8"/>
           <w:type w:val="continuous"/>
           <w:pgSz w:w="12240" w:h="15840"/>
           <w:pgMar w:top="1880" w:right="720" w:bottom="1080" w:left="720" w:header="990" w:footer="890" w:gutter="0"/>
@@ -18765,24 +18326,27 @@
                 <w:rFonts w:ascii="Arial"/>
                 <w:bCs/>
                 <w:sz w:val="20"/>
-              </w:rPr>
-              <w:t>Hoyos Zuluaga, E., Lemos Hoyos, M., &amp; Torres de Galvis, Y. (2012). Factores de Riesgo y de Protecci</w:t>
+                <w:lang w:val="en-US"/>
+              </w:rPr>
+              <w:t>Bass, L., Weber, I., &amp; Zhu, L. (2021). DevOps: A Software Architect</w:t>
             </w:r>
             <w:r>
               <w:rPr>
                 <w:rFonts w:ascii="Arial"/>
                 <w:bCs/>
                 <w:sz w:val="20"/>
-              </w:rPr>
-              <w:t>ó</w:t>
+                <w:lang w:val="en-US"/>
+              </w:rPr>
+              <w:t>’</w:t>
             </w:r>
             <w:r>
               <w:rPr>
                 <w:rFonts w:ascii="Arial"/>
                 <w:bCs/>
                 <w:sz w:val="20"/>
-              </w:rPr>
-              <w:t>n de la Depresi</w:t>
+                <w:lang w:val="en-US"/>
+              </w:rPr>
+              <w:t xml:space="preserve">s Perspective (2nd ed.). </w:t>
             </w:r>
             <w:r>
               <w:rPr>
@@ -18790,31 +18354,7 @@
                 <w:bCs/>
                 <w:sz w:val="20"/>
               </w:rPr>
-              <w:t>ó</w:t>
-            </w:r>
-            <w:r>
-              <w:rPr>
-                <w:rFonts w:ascii="Arial"/>
-                <w:bCs/>
-                <w:sz w:val="20"/>
-              </w:rPr>
-              <w:t>n en los Adolescentes de la Ciudad de Medell</w:t>
-            </w:r>
-            <w:r>
-              <w:rPr>
-                <w:rFonts w:ascii="Arial"/>
-                <w:bCs/>
-                <w:sz w:val="20"/>
-              </w:rPr>
-              <w:t>í</w:t>
-            </w:r>
-            <w:r>
-              <w:rPr>
-                <w:rFonts w:ascii="Arial"/>
-                <w:bCs/>
-                <w:sz w:val="20"/>
-              </w:rPr>
-              <w:t>n.</w:t>
+              <w:t>Addison-Wesley.</w:t>
             </w:r>
             <w:r>
               <w:rPr>
@@ -18840,6 +18380,7 @@
                 <w:rFonts w:ascii="Arial"/>
                 <w:bCs/>
                 <w:sz w:val="20"/>
+                <w:lang w:val="en-US"/>
               </w:rPr>
             </w:pPr>
             <w:r>
@@ -18848,15 +18389,16 @@
                 <w:bCs/>
                 <w:sz w:val="20"/>
               </w:rPr>
-              <w:t>P</w:t>
-            </w:r>
+              <w:t xml:space="preserve">Da Silva, F. Q. B., Santos, A. L. M., &amp; </w:t>
+            </w:r>
+            <w:proofErr w:type="spellStart"/>
             <w:r>
               <w:rPr>
                 <w:rFonts w:ascii="Arial"/>
                 <w:bCs/>
                 <w:sz w:val="20"/>
               </w:rPr>
-              <w:t>é</w:t>
+              <w:t>Fran</w:t>
             </w:r>
             <w:r>
               <w:rPr>
@@ -18864,7 +18406,7 @@
                 <w:bCs/>
                 <w:sz w:val="20"/>
               </w:rPr>
-              <w:t>rez, M. V., &amp; Urquijo, S. (2001). Depresi</w:t>
+              <w:t>ç</w:t>
             </w:r>
             <w:r>
               <w:rPr>
@@ -18872,85 +18414,50 @@
                 <w:bCs/>
                 <w:sz w:val="20"/>
               </w:rPr>
-              <w:t>ó</w:t>
-            </w:r>
+              <w:t>a</w:t>
+            </w:r>
+            <w:proofErr w:type="spellEnd"/>
             <w:r>
               <w:rPr>
                 <w:rFonts w:ascii="Arial"/>
                 <w:bCs/>
                 <w:sz w:val="20"/>
               </w:rPr>
-              <w:t>n en adolescentes. Relaciones con el desempe</w:t>
+              <w:t xml:space="preserve">, A. C. C. (2019). </w:t>
             </w:r>
             <w:r>
               <w:rPr>
                 <w:rFonts w:ascii="Arial"/>
                 <w:bCs/>
                 <w:sz w:val="20"/>
-              </w:rPr>
-              <w:t>ñ</w:t>
+                <w:lang w:val="en-US"/>
+              </w:rPr>
+              <w:t>Barriers for software documentation in practice: A systematic literature review. Information and Software Technology, 111, 44</w:t>
             </w:r>
             <w:r>
               <w:rPr>
                 <w:rFonts w:ascii="Arial"/>
                 <w:bCs/>
                 <w:sz w:val="20"/>
-              </w:rPr>
-              <w:t>o acad</w:t>
+                <w:lang w:val="en-US"/>
+              </w:rPr>
+              <w:t>–</w:t>
             </w:r>
             <w:r>
               <w:rPr>
                 <w:rFonts w:ascii="Arial"/>
                 <w:bCs/>
                 <w:sz w:val="20"/>
-              </w:rPr>
-              <w:t>é</w:t>
+                <w:lang w:val="en-US"/>
+              </w:rPr>
+              <w:t>67.</w:t>
             </w:r>
             <w:r>
               <w:rPr>
                 <w:rFonts w:ascii="Arial"/>
                 <w:bCs/>
                 <w:sz w:val="20"/>
-              </w:rPr>
-              <w:t>mico. Psicolog</w:t>
-            </w:r>
-            <w:r>
-              <w:rPr>
-                <w:rFonts w:ascii="Arial"/>
-                <w:bCs/>
-                <w:sz w:val="20"/>
-              </w:rPr>
-              <w:t>í</w:t>
-            </w:r>
-            <w:r>
-              <w:rPr>
-                <w:rFonts w:ascii="Arial"/>
-                <w:bCs/>
-                <w:sz w:val="20"/>
-              </w:rPr>
-              <w:t xml:space="preserve">a escolar </w:t>
-            </w:r>
-            <w:r>
-              <w:rPr>
-                <w:rFonts w:ascii="Arial"/>
-                <w:bCs/>
-                <w:sz w:val="20"/>
-              </w:rPr>
-              <w:t>y</w:t>
-            </w:r>
-            <w:r>
-              <w:rPr>
-                <w:rFonts w:ascii="Arial"/>
-                <w:bCs/>
-                <w:sz w:val="20"/>
-              </w:rPr>
-              <w:t xml:space="preserve"> educacional, 5(1), 49-58.</w:t>
-            </w:r>
-            <w:r>
-              <w:rPr>
-                <w:rFonts w:ascii="Arial"/>
-                <w:bCs/>
-                <w:sz w:val="20"/>
+                <w:lang w:val="en-US"/>
               </w:rPr>
               <w:br/>
             </w:r>
@@ -18970,6 +18477,7 @@
                 <w:rFonts w:ascii="Arial"/>
                 <w:bCs/>
                 <w:sz w:val="20"/>
+                <w:lang w:val="en-US"/>
               </w:rPr>
             </w:pPr>
             <w:r>
@@ -18977,126 +18485,34 @@
                 <w:rFonts w:ascii="Arial"/>
                 <w:bCs/>
                 <w:sz w:val="20"/>
-              </w:rPr>
-              <w:t>Leyva-Jim</w:t>
+                <w:lang w:val="en-US"/>
+              </w:rPr>
+              <w:t>Forward, A., &amp; Lethbridge, T. C. (2022). The relevance of software documentation, tools and technologies: A survey. Empirical Software Engineering, 27(5), 1</w:t>
             </w:r>
             <w:r>
               <w:rPr>
                 <w:rFonts w:ascii="Arial"/>
                 <w:bCs/>
                 <w:sz w:val="20"/>
-              </w:rPr>
-              <w:t>é</w:t>
+                <w:lang w:val="en-US"/>
+              </w:rPr>
+              <w:t>–</w:t>
             </w:r>
             <w:r>
               <w:rPr>
                 <w:rFonts w:ascii="Arial"/>
                 <w:bCs/>
                 <w:sz w:val="20"/>
-              </w:rPr>
-              <w:t>nez, R., Hern</w:t>
+                <w:lang w:val="en-US"/>
+              </w:rPr>
+              <w:t>35.</w:t>
             </w:r>
             <w:r>
               <w:rPr>
                 <w:rFonts w:ascii="Arial"/>
                 <w:bCs/>
                 <w:sz w:val="20"/>
-              </w:rPr>
-              <w:t>á</w:t>
-            </w:r>
-            <w:r>
-              <w:rPr>
-                <w:rFonts w:ascii="Arial"/>
-                <w:bCs/>
-                <w:sz w:val="20"/>
-              </w:rPr>
-              <w:t>ndez-Ju</w:t>
-            </w:r>
-            <w:r>
-              <w:rPr>
-                <w:rFonts w:ascii="Arial"/>
-                <w:bCs/>
-                <w:sz w:val="20"/>
-              </w:rPr>
-              <w:t>á</w:t>
-            </w:r>
-            <w:r>
-              <w:rPr>
-                <w:rFonts w:ascii="Arial"/>
-                <w:bCs/>
-                <w:sz w:val="20"/>
-              </w:rPr>
-              <w:t>rez, A. M., Nava-Jim</w:t>
-            </w:r>
-            <w:r>
-              <w:rPr>
-                <w:rFonts w:ascii="Arial"/>
-                <w:bCs/>
-                <w:sz w:val="20"/>
-              </w:rPr>
-              <w:t>é</w:t>
-            </w:r>
-            <w:r>
-              <w:rPr>
-                <w:rFonts w:ascii="Arial"/>
-                <w:bCs/>
-                <w:sz w:val="20"/>
-              </w:rPr>
-              <w:t>nez, G., &amp; L</w:t>
-            </w:r>
-            <w:r>
-              <w:rPr>
-                <w:rFonts w:ascii="Arial"/>
-                <w:bCs/>
-                <w:sz w:val="20"/>
-              </w:rPr>
-              <w:t>ó</w:t>
-            </w:r>
-            <w:r>
-              <w:rPr>
-                <w:rFonts w:ascii="Arial"/>
-                <w:bCs/>
-                <w:sz w:val="20"/>
-              </w:rPr>
-              <w:t>pez-Gaona, V. (2007). Depresi</w:t>
-            </w:r>
-            <w:r>
-              <w:rPr>
-                <w:rFonts w:ascii="Arial"/>
-                <w:bCs/>
-                <w:sz w:val="20"/>
-              </w:rPr>
-              <w:t>ó</w:t>
-            </w:r>
-            <w:r>
-              <w:rPr>
-                <w:rFonts w:ascii="Arial"/>
-                <w:bCs/>
-                <w:sz w:val="20"/>
-              </w:rPr>
-              <w:t>n en adolescentes y funcionamiento familiar. Revista M</w:t>
-            </w:r>
-            <w:r>
-              <w:rPr>
-                <w:rFonts w:ascii="Arial"/>
-                <w:bCs/>
-                <w:sz w:val="20"/>
-              </w:rPr>
-              <w:t>é</w:t>
-            </w:r>
-            <w:r>
-              <w:rPr>
-                <w:rFonts w:ascii="Arial"/>
-                <w:bCs/>
-                <w:sz w:val="20"/>
-              </w:rPr>
-              <w:t>dica del Instituto Mexicano del Seguro Social, 45(3), 225-232.</w:t>
-            </w:r>
-            <w:r>
-              <w:rPr>
-                <w:rFonts w:ascii="Arial"/>
-                <w:bCs/>
-                <w:sz w:val="20"/>
+                <w:lang w:val="en-US"/>
               </w:rPr>
               <w:br/>
             </w:r>
@@ -19118,109 +18534,117 @@
                 <w:sz w:val="20"/>
               </w:rPr>
             </w:pPr>
+            <w:proofErr w:type="spellStart"/>
             <w:r>
               <w:rPr>
                 <w:rFonts w:ascii="Arial"/>
                 <w:bCs/>
                 <w:sz w:val="20"/>
-              </w:rPr>
-              <w:t>Rodr</w:t>
-            </w:r>
+                <w:lang w:val="en-US"/>
+              </w:rPr>
+              <w:t>Stettina</w:t>
+            </w:r>
+            <w:proofErr w:type="spellEnd"/>
             <w:r>
               <w:rPr>
                 <w:rFonts w:ascii="Arial"/>
                 <w:bCs/>
                 <w:sz w:val="20"/>
-              </w:rPr>
-              <w:t>í</w:t>
-            </w:r>
+                <w:lang w:val="en-US"/>
+              </w:rPr>
+              <w:t xml:space="preserve">, C. J., &amp; </w:t>
+            </w:r>
+            <w:proofErr w:type="spellStart"/>
             <w:r>
               <w:rPr>
                 <w:rFonts w:ascii="Arial"/>
                 <w:bCs/>
                 <w:sz w:val="20"/>
-              </w:rPr>
-              <w:t>guez, J. O., Rodr</w:t>
+                <w:lang w:val="en-US"/>
+              </w:rPr>
+              <w:t>H</w:t>
             </w:r>
             <w:r>
               <w:rPr>
                 <w:rFonts w:ascii="Arial"/>
                 <w:bCs/>
                 <w:sz w:val="20"/>
-              </w:rPr>
-              <w:t>í</w:t>
+                <w:lang w:val="en-US"/>
+              </w:rPr>
+              <w:t>ö</w:t>
             </w:r>
             <w:r>
               <w:rPr>
                 <w:rFonts w:ascii="Arial"/>
                 <w:bCs/>
                 <w:sz w:val="20"/>
-              </w:rPr>
-              <w:t>guez, J. P., &amp; Alc</w:t>
-            </w:r>
+                <w:lang w:val="en-US"/>
+              </w:rPr>
+              <w:t>rz</w:t>
+            </w:r>
+            <w:proofErr w:type="spellEnd"/>
             <w:r>
               <w:rPr>
                 <w:rFonts w:ascii="Arial"/>
                 <w:bCs/>
                 <w:sz w:val="20"/>
-              </w:rPr>
-              <w:t>á</w:t>
-            </w:r>
+                <w:lang w:val="en-US"/>
+              </w:rPr>
+              <w:t xml:space="preserve">, J. (2022). Knowledge sharing and collaborative practices in agile software development teams. </w:t>
+            </w:r>
+            <w:proofErr w:type="spellStart"/>
             <w:r>
               <w:rPr>
                 <w:rFonts w:ascii="Arial"/>
                 <w:bCs/>
                 <w:sz w:val="20"/>
               </w:rPr>
-              <w:t>zar, A. R. (2006). Caracter</w:t>
-            </w:r>
+              <w:t>Journal</w:t>
+            </w:r>
+            <w:proofErr w:type="spellEnd"/>
             <w:r>
               <w:rPr>
                 <w:rFonts w:ascii="Arial"/>
                 <w:bCs/>
                 <w:sz w:val="20"/>
               </w:rPr>
-              <w:t>í</w:t>
-            </w:r>
+              <w:t xml:space="preserve"> </w:t>
+            </w:r>
+            <w:proofErr w:type="spellStart"/>
             <w:r>
               <w:rPr>
                 <w:rFonts w:ascii="Arial"/>
                 <w:bCs/>
                 <w:sz w:val="20"/>
               </w:rPr>
-              <w:t>sticas sociodemogr</w:t>
-            </w:r>
+              <w:t>of</w:t>
+            </w:r>
+            <w:proofErr w:type="spellEnd"/>
             <w:r>
               <w:rPr>
                 <w:rFonts w:ascii="Arial"/>
                 <w:bCs/>
                 <w:sz w:val="20"/>
               </w:rPr>
-              <w:t>á</w:t>
-            </w:r>
+              <w:t xml:space="preserve"> </w:t>
+            </w:r>
+            <w:proofErr w:type="spellStart"/>
             <w:r>
               <w:rPr>
                 <w:rFonts w:ascii="Arial"/>
                 <w:bCs/>
                 <w:sz w:val="20"/>
               </w:rPr>
-              <w:t>ficas y psicol</w:t>
-            </w:r>
+              <w:t>Systems</w:t>
+            </w:r>
+            <w:proofErr w:type="spellEnd"/>
             <w:r>
               <w:rPr>
                 <w:rFonts w:ascii="Arial"/>
                 <w:bCs/>
                 <w:sz w:val="20"/>
               </w:rPr>
-              <w:t>ó</w:t>
-            </w:r>
-            <w:r>
-              <w:rPr>
-                <w:rFonts w:ascii="Arial"/>
-                <w:bCs/>
-                <w:sz w:val="20"/>
-              </w:rPr>
-              <w:t>gicas de la fobia social en adolescentes. Psicothema, 18(2), 207-212.</w:t>
+              <w:t xml:space="preserve"> and Software, 188, 111270.</w:t>
             </w:r>
             <w:r>
               <w:rPr>
@@ -19248,21 +18672,25 @@
                 <w:sz w:val="20"/>
               </w:rPr>
             </w:pPr>
+            <w:proofErr w:type="spellStart"/>
             <w:r>
               <w:rPr>
                 <w:rFonts w:ascii="Arial"/>
                 <w:bCs/>
                 <w:sz w:val="20"/>
-              </w:rPr>
-              <w:t>Ingl</w:t>
-            </w:r>
+                <w:lang w:val="en-US"/>
+              </w:rPr>
+              <w:t>Zazworka</w:t>
+            </w:r>
+            <w:proofErr w:type="spellEnd"/>
             <w:r>
               <w:rPr>
                 <w:rFonts w:ascii="Arial"/>
                 <w:bCs/>
                 <w:sz w:val="20"/>
-              </w:rPr>
-              <w:t>é</w:t>
+                <w:lang w:val="en-US"/>
+              </w:rPr>
+              <w:t xml:space="preserve">, N., Shull, F., &amp; Seaman, C. (2019). Prioritizing Design Debt Investment Opportunities. </w:t>
             </w:r>
             <w:r>
               <w:rPr>
@@ -19270,7 +18698,7 @@
                 <w:bCs/>
                 <w:sz w:val="20"/>
               </w:rPr>
-              <w:t xml:space="preserve">s, C. J., Hidalgo, M. D., &amp; Carrillo, F. X. M. (2001). Dificultades interpersonales en la </w:t>
+              <w:t>IEEE Software, 36(5), 74</w:t>
             </w:r>
             <w:r>
               <w:rPr>
@@ -19278,7 +18706,7 @@
                 <w:bCs/>
                 <w:sz w:val="20"/>
               </w:rPr>
-              <w:t xml:space="preserve">adolescencia: </w:t>
+              <w:t>–</w:t>
             </w:r>
             <w:r>
               <w:rPr>
@@ -19286,56 +18714,23 @@
                 <w:bCs/>
                 <w:sz w:val="20"/>
               </w:rPr>
-              <w:t xml:space="preserve">Factor de riesgo de fobia </w:t>
-            </w:r>
-            <w:r>
+              <w:t>81.</w:t>
+            </w:r>
+          </w:p>
+          <w:p>
+            <w:pPr>
+              <w:pStyle w:val="TableParagraph"/>
+              <w:tabs>
+                <w:tab w:val="left" w:pos="811"/>
+              </w:tabs>
+              <w:spacing w:before="3"/>
+              <w:ind w:left="811"/>
               <w:rPr>
                 <w:rFonts w:ascii="Arial"/>
                 <w:bCs/>
                 <w:sz w:val="20"/>
               </w:rPr>
-              <w:t>social</w:t>
-            </w:r>
-            <w:r>
-              <w:rPr>
-                <w:rFonts w:ascii="Arial"/>
-                <w:bCs/>
-                <w:sz w:val="20"/>
-              </w:rPr>
-              <w:t>.</w:t>
-            </w:r>
-            <w:r>
-              <w:rPr>
-                <w:rFonts w:ascii="Arial"/>
-                <w:bCs/>
-                <w:sz w:val="20"/>
-              </w:rPr>
-              <w:t xml:space="preserve"> Revista de psicopatologia y psicologia cl</w:t>
-            </w:r>
-            <w:r>
-              <w:rPr>
-                <w:rFonts w:ascii="Arial"/>
-                <w:bCs/>
-                <w:sz w:val="20"/>
-              </w:rPr>
-              <w:t>í</w:t>
-            </w:r>
-            <w:r>
-              <w:rPr>
-                <w:rFonts w:ascii="Arial"/>
-                <w:bCs/>
-                <w:sz w:val="20"/>
-              </w:rPr>
-              <w:t>nica, 6(2), 91-104.</w:t>
-            </w:r>
-            <w:r>
-              <w:rPr>
-                <w:rFonts w:ascii="Arial"/>
-                <w:bCs/>
-                <w:sz w:val="20"/>
-              </w:rPr>
-              <w:br/>
-            </w:r>
+            </w:pPr>
           </w:p>
           <w:p>
             <w:pPr>
@@ -19352,6 +18747,7 @@
                 <w:rFonts w:ascii="Arial"/>
                 <w:bCs/>
                 <w:sz w:val="20"/>
+                <w:lang w:val="en-US"/>
               </w:rPr>
             </w:pPr>
             <w:r>
@@ -19359,274 +18755,48 @@
                 <w:rFonts w:ascii="Arial"/>
                 <w:bCs/>
                 <w:sz w:val="20"/>
-              </w:rPr>
-              <w:t>Olivares-Olivares, P. J., Rosa-Alc</w:t>
+                <w:lang w:val="en-US"/>
+              </w:rPr>
+              <w:t xml:space="preserve">ISO/IEC/IEEE 26511:2018. Systems and software engineering </w:t>
             </w:r>
             <w:r>
               <w:rPr>
                 <w:rFonts w:ascii="Arial"/>
                 <w:bCs/>
                 <w:sz w:val="20"/>
-              </w:rPr>
-              <w:t>á</w:t>
+                <w:lang w:val="en-US"/>
+              </w:rPr>
+              <w:t>—</w:t>
             </w:r>
             <w:r>
               <w:rPr>
                 <w:rFonts w:ascii="Arial"/>
                 <w:bCs/>
                 <w:sz w:val="20"/>
-              </w:rPr>
-              <w:t>zar, A. I., &amp; Olivares-Rodr</w:t>
+                <w:lang w:val="en-US"/>
+              </w:rPr>
+              <w:t xml:space="preserve"> Requirements for managers of information for users and related documentation.</w:t>
             </w:r>
             <w:r>
               <w:rPr>
                 <w:rFonts w:ascii="Arial"/>
                 <w:bCs/>
                 <w:sz w:val="20"/>
-              </w:rPr>
-              <w:t>í</w:t>
-            </w:r>
-            <w:r>
-              <w:rPr>
-                <w:rFonts w:ascii="Arial"/>
-                <w:bCs/>
-                <w:sz w:val="20"/>
-              </w:rPr>
-              <w:t>guez, J. (2007). Validez social de la intervenci</w:t>
-            </w:r>
-            <w:r>
-              <w:rPr>
-                <w:rFonts w:ascii="Arial"/>
-                <w:bCs/>
-                <w:sz w:val="20"/>
-              </w:rPr>
-              <w:t>ó</w:t>
-            </w:r>
-            <w:r>
-              <w:rPr>
-                <w:rFonts w:ascii="Arial"/>
-                <w:bCs/>
-                <w:sz w:val="20"/>
-              </w:rPr>
-              <w:t>n en adolescentes con fobia social: padres frente a profesores. Terapia psicol</w:t>
-            </w:r>
-            <w:r>
-              <w:rPr>
-                <w:rFonts w:ascii="Arial"/>
-                <w:bCs/>
-                <w:sz w:val="20"/>
-              </w:rPr>
-              <w:t>ó</w:t>
-            </w:r>
-            <w:r>
-              <w:rPr>
-                <w:rFonts w:ascii="Arial"/>
-                <w:bCs/>
-                <w:sz w:val="20"/>
-              </w:rPr>
-              <w:t>gica, 25(1), 63-71.</w:t>
-            </w:r>
-            <w:r>
-              <w:rPr>
-                <w:rFonts w:ascii="Arial"/>
-                <w:bCs/>
-                <w:sz w:val="20"/>
+                <w:lang w:val="en-US"/>
               </w:rPr>
               <w:br/>
-            </w:r>
-          </w:p>
-          <w:p>
-            <w:pPr>
-              <w:pStyle w:val="TableParagraph"/>
-              <w:numPr>
-                <w:ilvl w:val="0"/>
-                <w:numId w:val="12"/>
-              </w:numPr>
-              <w:tabs>
-                <w:tab w:val="left" w:pos="811"/>
-              </w:tabs>
-              <w:spacing w:before="3"/>
-              <w:rPr>
-                <w:rFonts w:ascii="Arial"/>
-                <w:bCs/>
-                <w:sz w:val="20"/>
-              </w:rPr>
-            </w:pPr>
-            <w:r>
-              <w:rPr>
-                <w:rFonts w:ascii="Arial"/>
-                <w:bCs/>
-                <w:sz w:val="20"/>
-              </w:rPr>
-              <w:t>Olivares, J., Rosa, A. I., Piqueras, J. A., S</w:t>
-            </w:r>
-            <w:r>
-              <w:rPr>
-                <w:rFonts w:ascii="Arial"/>
-                <w:bCs/>
-                <w:sz w:val="20"/>
-              </w:rPr>
-              <w:t>á</w:t>
-            </w:r>
-            <w:r>
-              <w:rPr>
-                <w:rFonts w:ascii="Arial"/>
-                <w:bCs/>
-                <w:sz w:val="20"/>
-              </w:rPr>
-              <w:t>nchez-Meca, J., M</w:t>
-            </w:r>
-            <w:r>
-              <w:rPr>
-                <w:rFonts w:ascii="Arial"/>
-                <w:bCs/>
-                <w:sz w:val="20"/>
-              </w:rPr>
-              <w:t>é</w:t>
-            </w:r>
-            <w:r>
-              <w:rPr>
-                <w:rFonts w:ascii="Arial"/>
-                <w:bCs/>
-                <w:sz w:val="20"/>
-              </w:rPr>
-              <w:t>ndez, X., &amp; Garc</w:t>
-            </w:r>
-            <w:r>
-              <w:rPr>
-                <w:rFonts w:ascii="Arial"/>
-                <w:bCs/>
-                <w:sz w:val="20"/>
-              </w:rPr>
-              <w:t>í</w:t>
-            </w:r>
-            <w:r>
-              <w:rPr>
-                <w:rFonts w:ascii="Arial"/>
-                <w:bCs/>
-                <w:sz w:val="20"/>
-              </w:rPr>
-              <w:t>a-L</w:t>
-            </w:r>
-            <w:r>
-              <w:rPr>
-                <w:rFonts w:ascii="Arial"/>
-                <w:bCs/>
-                <w:sz w:val="20"/>
-              </w:rPr>
-              <w:t>ó</w:t>
-            </w:r>
-            <w:r>
-              <w:rPr>
-                <w:rFonts w:ascii="Arial"/>
-                <w:bCs/>
-                <w:sz w:val="20"/>
-              </w:rPr>
-              <w:t>pez, L. J. (2002). Timidez y fobia social en ni</w:t>
-            </w:r>
-            <w:r>
-              <w:rPr>
-                <w:rFonts w:ascii="Arial"/>
-                <w:bCs/>
-                <w:sz w:val="20"/>
-              </w:rPr>
-              <w:t>ñ</w:t>
-            </w:r>
-            <w:r>
-              <w:rPr>
-                <w:rFonts w:ascii="Arial"/>
-                <w:bCs/>
-                <w:sz w:val="20"/>
-              </w:rPr>
-              <w:t>os y adolescentes: un campo emergente. Psicolog</w:t>
-            </w:r>
-            <w:r>
-              <w:rPr>
-                <w:rFonts w:ascii="Arial"/>
-                <w:bCs/>
-                <w:sz w:val="20"/>
-              </w:rPr>
-              <w:t>í</w:t>
-            </w:r>
-            <w:r>
-              <w:rPr>
-                <w:rFonts w:ascii="Arial"/>
-                <w:bCs/>
-                <w:sz w:val="20"/>
-              </w:rPr>
-              <w:t>a Conductual, 10(3), 523-542.</w:t>
-            </w:r>
-            <w:r>
-              <w:rPr>
-                <w:rFonts w:ascii="Arial"/>
-                <w:bCs/>
-                <w:sz w:val="20"/>
-              </w:rPr>
-              <w:br/>
-            </w:r>
-          </w:p>
-          <w:p>
-            <w:pPr>
-              <w:pStyle w:val="TableParagraph"/>
-              <w:numPr>
-                <w:ilvl w:val="0"/>
-                <w:numId w:val="12"/>
-              </w:numPr>
-              <w:tabs>
-                <w:tab w:val="left" w:pos="811"/>
-              </w:tabs>
-              <w:spacing w:before="3"/>
-              <w:rPr>
-                <w:rFonts w:ascii="Arial"/>
-                <w:b/>
-                <w:sz w:val="20"/>
-              </w:rPr>
-            </w:pPr>
-            <w:r>
-              <w:rPr>
-                <w:rFonts w:ascii="Arial"/>
-                <w:bCs/>
-                <w:sz w:val="20"/>
-              </w:rPr>
-              <w:t>Caballo, V. E. (Ed.). (2008). Manual para el tratamiento cognitivo-conductual de los trastornos psicol</w:t>
-            </w:r>
-            <w:r>
-              <w:rPr>
-                <w:rFonts w:ascii="Arial"/>
-                <w:bCs/>
-                <w:sz w:val="20"/>
-              </w:rPr>
-              <w:t>ó</w:t>
-            </w:r>
-            <w:r>
-              <w:rPr>
-                <w:rFonts w:ascii="Arial"/>
-                <w:bCs/>
-                <w:sz w:val="20"/>
-              </w:rPr>
-              <w:t>gicos (Vol. 2). Siglo Veintiuno de Espa</w:t>
-            </w:r>
-            <w:r>
-              <w:rPr>
-                <w:rFonts w:ascii="Arial"/>
-                <w:bCs/>
-                <w:sz w:val="20"/>
-              </w:rPr>
-              <w:t>ñ</w:t>
-            </w:r>
-            <w:r>
-              <w:rPr>
-                <w:rFonts w:ascii="Arial"/>
-                <w:bCs/>
-                <w:sz w:val="20"/>
-              </w:rPr>
-              <w:t>a.</w:t>
             </w:r>
           </w:p>
         </w:tc>
       </w:tr>
     </w:tbl>
-    <w:p/>
+    <w:p>
+      <w:pPr>
+        <w:rPr>
+          <w:lang w:val="en-US"/>
+        </w:rPr>
+      </w:pPr>
+    </w:p>
     <w:sectPr>
       <w:pgSz w:w="12240" w:h="15840"/>
       <w:pgMar w:top="1880" w:right="720" w:bottom="1080" w:left="720" w:header="990" w:footer="890" w:gutter="0"/>
@@ -20038,7 +19208,7 @@
         </mc:Choice>
         <mc:Fallback>
           <w:pict>
-            <v:group w14:anchorId="285017BD" id="Group 1" o:spid="_x0000_s1026" style="position:absolute;margin-left:53.25pt;margin-top:49.5pt;width:507pt;height:41.25pt;z-index:-16421888;mso-wrap-distance-left:0;mso-wrap-distance-right:0;mso-position-horizontal-relative:page;mso-position-vertical-relative:page" coordsize="64389,5238" o:gfxdata="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">
+            <v:group w14:anchorId="35319DF8" id="Group 1" o:spid="_x0000_s1026" style="position:absolute;margin-left:53.25pt;margin-top:49.5pt;width:507pt;height:41.25pt;z-index:-16421888;mso-wrap-distance-left:0;mso-wrap-distance-right:0;mso-position-horizontal-relative:page;mso-position-vertical-relative:page" coordsize="64389,5238" o:gfxdata="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">
               <v:shape id="Graphic 2" o:spid="_x0000_s1027" style="position:absolute;width:64389;height:5238;visibility:visible;mso-wrap-style:square;v-text-anchor:top" coordsize="6438900,523875" o:gfxdata="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" path="m6438900,r-9525,l6429375,9525r,504825l1676400,514350r,-504825l6429375,9525r,-9525l1676400,r-9525,l1666875,9525r,504825l9525,514350r,-504825l1666875,9525r,-9525l9525,,,,,9525,,514350r,9525l9525,523875r1657350,l1676400,523875r4752975,l6438900,523875r,-9525l6438900,9525r,-9525xe" fillcolor="black" stroked="f">
                 <v:path arrowok="t"/>
               </v:shape>
@@ -20500,6 +19670,119 @@
     </w:lvl>
   </w:abstractNum>
   <w:abstractNum w:abstractNumId="2" w15:restartNumberingAfterBreak="0">
+    <w:nsid w:val="06261315"/>
+    <w:multiLevelType w:val="hybridMultilevel"/>
+    <w:tmpl w:val="8D3A746A"/>
+    <w:lvl w:ilvl="0" w:tplc="04090001">
+      <w:start w:val="1"/>
+      <w:numFmt w:val="bullet"/>
+      <w:lvlText w:val=""/>
+      <w:lvlJc w:val="left"/>
+      <w:pPr>
+        <w:ind w:left="720" w:hanging="360"/>
+      </w:pPr>
+      <w:rPr>
+        <w:rFonts w:ascii="Symbol" w:hAnsi="Symbol" w:hint="default"/>
+      </w:rPr>
+    </w:lvl>
+    <w:lvl w:ilvl="1" w:tplc="04090003" w:tentative="1">
+      <w:start w:val="1"/>
+      <w:numFmt w:val="bullet"/>
+      <w:lvlText w:val="o"/>
+      <w:lvlJc w:val="left"/>
+      <w:pPr>
+        <w:ind w:left="1440" w:hanging="360"/>
+      </w:pPr>
+      <w:rPr>
+        <w:rFonts w:ascii="Courier New" w:hAnsi="Courier New" w:cs="Courier New" w:hint="default"/>
+      </w:rPr>
+    </w:lvl>
+    <w:lvl w:ilvl="2" w:tplc="04090005" w:tentative="1">
+      <w:start w:val="1"/>
+      <w:numFmt w:val="bullet"/>
+      <w:lvlText w:val=""/>
+      <w:lvlJc w:val="left"/>
+      <w:pPr>
+        <w:ind w:left="2160" w:hanging="360"/>
+      </w:pPr>
+      <w:rPr>
+        <w:rFonts w:ascii="Wingdings" w:hAnsi="Wingdings" w:hint="default"/>
+      </w:rPr>
+    </w:lvl>
+    <w:lvl w:ilvl="3" w:tplc="04090001" w:tentative="1">
+      <w:start w:val="1"/>
+      <w:numFmt w:val="bullet"/>
+      <w:lvlText w:val=""/>
+      <w:lvlJc w:val="left"/>
+      <w:pPr>
+        <w:ind w:left="2880" w:hanging="360"/>
+      </w:pPr>
+      <w:rPr>
+        <w:rFonts w:ascii="Symbol" w:hAnsi="Symbol" w:hint="default"/>
+      </w:rPr>
+    </w:lvl>
+    <w:lvl w:ilvl="4" w:tplc="04090003" w:tentative="1">
+      <w:start w:val="1"/>
+      <w:numFmt w:val="bullet"/>
+      <w:lvlText w:val="o"/>
+      <w:lvlJc w:val="left"/>
+      <w:pPr>
+        <w:ind w:left="3600" w:hanging="360"/>
+      </w:pPr>
+      <w:rPr>
+        <w:rFonts w:ascii="Courier New" w:hAnsi="Courier New" w:cs="Courier New" w:hint="default"/>
+      </w:rPr>
+    </w:lvl>
+    <w:lvl w:ilvl="5" w:tplc="04090005" w:tentative="1">
+      <w:start w:val="1"/>
+      <w:numFmt w:val="bullet"/>
+      <w:lvlText w:val=""/>
+      <w:lvlJc w:val="left"/>
+      <w:pPr>
+        <w:ind w:left="4320" w:hanging="360"/>
+      </w:pPr>
+      <w:rPr>
+        <w:rFonts w:ascii="Wingdings" w:hAnsi="Wingdings" w:hint="default"/>
+      </w:rPr>
+    </w:lvl>
+    <w:lvl w:ilvl="6" w:tplc="04090001" w:tentative="1">
+      <w:start w:val="1"/>
+      <w:numFmt w:val="bullet"/>
+      <w:lvlText w:val=""/>
+      <w:lvlJc w:val="left"/>
+      <w:pPr>
+        <w:ind w:left="5040" w:hanging="360"/>
+      </w:pPr>
+      <w:rPr>
+        <w:rFonts w:ascii="Symbol" w:hAnsi="Symbol" w:hint="default"/>
+      </w:rPr>
+    </w:lvl>
+    <w:lvl w:ilvl="7" w:tplc="04090003" w:tentative="1">
+      <w:start w:val="1"/>
+      <w:numFmt w:val="bullet"/>
+      <w:lvlText w:val="o"/>
+      <w:lvlJc w:val="left"/>
+      <w:pPr>
+        <w:ind w:left="5760" w:hanging="360"/>
+      </w:pPr>
+      <w:rPr>
+        <w:rFonts w:ascii="Courier New" w:hAnsi="Courier New" w:cs="Courier New" w:hint="default"/>
+      </w:rPr>
+    </w:lvl>
+    <w:lvl w:ilvl="8" w:tplc="04090005" w:tentative="1">
+      <w:start w:val="1"/>
+      <w:numFmt w:val="bullet"/>
+      <w:lvlText w:val=""/>
+      <w:lvlJc w:val="left"/>
+      <w:pPr>
+        <w:ind w:left="6480" w:hanging="360"/>
+      </w:pPr>
+      <w:rPr>
+        <w:rFonts w:ascii="Wingdings" w:hAnsi="Wingdings" w:hint="default"/>
+      </w:rPr>
+    </w:lvl>
+  </w:abstractNum>
+  <w:abstractNum w:abstractNumId="3" w15:restartNumberingAfterBreak="0">
     <w:nsid w:val="08845E34"/>
     <w:multiLevelType w:val="hybridMultilevel"/>
     <w:tmpl w:val="6B0E6F50"/>
@@ -20612,7 +19895,7 @@
       </w:rPr>
     </w:lvl>
   </w:abstractNum>
-  <w:abstractNum w:abstractNumId="3" w15:restartNumberingAfterBreak="0">
+  <w:abstractNum w:abstractNumId="4" w15:restartNumberingAfterBreak="0">
     <w:nsid w:val="14A23CD2"/>
     <w:multiLevelType w:val="hybridMultilevel"/>
     <w:tmpl w:val="25C2103A"/>
@@ -20725,7 +20008,7 @@
       </w:rPr>
     </w:lvl>
   </w:abstractNum>
-  <w:abstractNum w:abstractNumId="4" w15:restartNumberingAfterBreak="0">
+  <w:abstractNum w:abstractNumId="5" w15:restartNumberingAfterBreak="0">
     <w:nsid w:val="1E986FDF"/>
     <w:multiLevelType w:val="hybridMultilevel"/>
     <w:tmpl w:val="03AC2C10"/>
@@ -20838,7 +20121,7 @@
       </w:rPr>
     </w:lvl>
   </w:abstractNum>
-  <w:abstractNum w:abstractNumId="5" w15:restartNumberingAfterBreak="0">
+  <w:abstractNum w:abstractNumId="6" w15:restartNumberingAfterBreak="0">
     <w:nsid w:val="289503F3"/>
     <w:multiLevelType w:val="hybridMultilevel"/>
     <w:tmpl w:val="3D76327C"/>
@@ -20951,7 +20234,7 @@
       </w:rPr>
     </w:lvl>
   </w:abstractNum>
-  <w:abstractNum w:abstractNumId="6" w15:restartNumberingAfterBreak="0">
+  <w:abstractNum w:abstractNumId="7" w15:restartNumberingAfterBreak="0">
     <w:nsid w:val="2A234DD2"/>
     <w:multiLevelType w:val="hybridMultilevel"/>
     <w:tmpl w:val="7C38FA6A"/>
@@ -21064,7 +20347,120 @@
       </w:rPr>
     </w:lvl>
   </w:abstractNum>
-  <w:abstractNum w:abstractNumId="7" w15:restartNumberingAfterBreak="0">
+  <w:abstractNum w:abstractNumId="8" w15:restartNumberingAfterBreak="0">
+    <w:nsid w:val="2B447E83"/>
+    <w:multiLevelType w:val="hybridMultilevel"/>
+    <w:tmpl w:val="7174DC7C"/>
+    <w:lvl w:ilvl="0" w:tplc="04090001">
+      <w:start w:val="1"/>
+      <w:numFmt w:val="bullet"/>
+      <w:lvlText w:val=""/>
+      <w:lvlJc w:val="left"/>
+      <w:pPr>
+        <w:ind w:left="720" w:hanging="360"/>
+      </w:pPr>
+      <w:rPr>
+        <w:rFonts w:ascii="Symbol" w:hAnsi="Symbol" w:hint="default"/>
+      </w:rPr>
+    </w:lvl>
+    <w:lvl w:ilvl="1" w:tplc="04090003" w:tentative="1">
+      <w:start w:val="1"/>
+      <w:numFmt w:val="bullet"/>
+      <w:lvlText w:val="o"/>
+      <w:lvlJc w:val="left"/>
+      <w:pPr>
+        <w:ind w:left="1440" w:hanging="360"/>
+      </w:pPr>
+      <w:rPr>
+        <w:rFonts w:ascii="Courier New" w:hAnsi="Courier New" w:cs="Courier New" w:hint="default"/>
+      </w:rPr>
+    </w:lvl>
+    <w:lvl w:ilvl="2" w:tplc="04090005" w:tentative="1">
+      <w:start w:val="1"/>
+      <w:numFmt w:val="bullet"/>
+      <w:lvlText w:val=""/>
+      <w:lvlJc w:val="left"/>
+      <w:pPr>
+        <w:ind w:left="2160" w:hanging="360"/>
+      </w:pPr>
+      <w:rPr>
+        <w:rFonts w:ascii="Wingdings" w:hAnsi="Wingdings" w:hint="default"/>
+      </w:rPr>
+    </w:lvl>
+    <w:lvl w:ilvl="3" w:tplc="04090001" w:tentative="1">
+      <w:start w:val="1"/>
+      <w:numFmt w:val="bullet"/>
+      <w:lvlText w:val=""/>
+      <w:lvlJc w:val="left"/>
+      <w:pPr>
+        <w:ind w:left="2880" w:hanging="360"/>
+      </w:pPr>
+      <w:rPr>
+        <w:rFonts w:ascii="Symbol" w:hAnsi="Symbol" w:hint="default"/>
+      </w:rPr>
+    </w:lvl>
+    <w:lvl w:ilvl="4" w:tplc="04090003" w:tentative="1">
+      <w:start w:val="1"/>
+      <w:numFmt w:val="bullet"/>
+      <w:lvlText w:val="o"/>
+      <w:lvlJc w:val="left"/>
+      <w:pPr>
+        <w:ind w:left="3600" w:hanging="360"/>
+      </w:pPr>
+      <w:rPr>
+        <w:rFonts w:ascii="Courier New" w:hAnsi="Courier New" w:cs="Courier New" w:hint="default"/>
+      </w:rPr>
+    </w:lvl>
+    <w:lvl w:ilvl="5" w:tplc="04090005" w:tentative="1">
+      <w:start w:val="1"/>
+      <w:numFmt w:val="bullet"/>
+      <w:lvlText w:val=""/>
+      <w:lvlJc w:val="left"/>
+      <w:pPr>
+        <w:ind w:left="4320" w:hanging="360"/>
+      </w:pPr>
+      <w:rPr>
+        <w:rFonts w:ascii="Wingdings" w:hAnsi="Wingdings" w:hint="default"/>
+      </w:rPr>
+    </w:lvl>
+    <w:lvl w:ilvl="6" w:tplc="04090001" w:tentative="1">
+      <w:start w:val="1"/>
+      <w:numFmt w:val="bullet"/>
+      <w:lvlText w:val=""/>
+      <w:lvlJc w:val="left"/>
+      <w:pPr>
+        <w:ind w:left="5040" w:hanging="360"/>
+      </w:pPr>
+      <w:rPr>
+        <w:rFonts w:ascii="Symbol" w:hAnsi="Symbol" w:hint="default"/>
+      </w:rPr>
+    </w:lvl>
+    <w:lvl w:ilvl="7" w:tplc="04090003" w:tentative="1">
+      <w:start w:val="1"/>
+      <w:numFmt w:val="bullet"/>
+      <w:lvlText w:val="o"/>
+      <w:lvlJc w:val="left"/>
+      <w:pPr>
+        <w:ind w:left="5760" w:hanging="360"/>
+      </w:pPr>
+      <w:rPr>
+        <w:rFonts w:ascii="Courier New" w:hAnsi="Courier New" w:cs="Courier New" w:hint="default"/>
+      </w:rPr>
+    </w:lvl>
+    <w:lvl w:ilvl="8" w:tplc="04090005" w:tentative="1">
+      <w:start w:val="1"/>
+      <w:numFmt w:val="bullet"/>
+      <w:lvlText w:val=""/>
+      <w:lvlJc w:val="left"/>
+      <w:pPr>
+        <w:ind w:left="6480" w:hanging="360"/>
+      </w:pPr>
+      <w:rPr>
+        <w:rFonts w:ascii="Wingdings" w:hAnsi="Wingdings" w:hint="default"/>
+      </w:rPr>
+    </w:lvl>
+  </w:abstractNum>
+  <w:abstractNum w:abstractNumId="9" w15:restartNumberingAfterBreak="0">
     <w:nsid w:val="2C450ADB"/>
     <w:multiLevelType w:val="hybridMultilevel"/>
     <w:tmpl w:val="6A641C52"/>
@@ -21177,7 +20573,7 @@
       </w:rPr>
     </w:lvl>
   </w:abstractNum>
-  <w:abstractNum w:abstractNumId="8" w15:restartNumberingAfterBreak="0">
+  <w:abstractNum w:abstractNumId="10" w15:restartNumberingAfterBreak="0">
     <w:nsid w:val="2F627120"/>
     <w:multiLevelType w:val="hybridMultilevel"/>
     <w:tmpl w:val="97622BD4"/>
@@ -21290,7 +20686,7 @@
       </w:rPr>
     </w:lvl>
   </w:abstractNum>
-  <w:abstractNum w:abstractNumId="9" w15:restartNumberingAfterBreak="0">
+  <w:abstractNum w:abstractNumId="11" w15:restartNumberingAfterBreak="0">
     <w:nsid w:val="34B23E7E"/>
     <w:multiLevelType w:val="multilevel"/>
     <w:tmpl w:val="078E32F2"/>
@@ -21413,7 +20809,7 @@
       </w:rPr>
     </w:lvl>
   </w:abstractNum>
-  <w:abstractNum w:abstractNumId="10" w15:restartNumberingAfterBreak="0">
+  <w:abstractNum w:abstractNumId="12" w15:restartNumberingAfterBreak="0">
     <w:nsid w:val="351F1DFD"/>
     <w:multiLevelType w:val="hybridMultilevel"/>
     <w:tmpl w:val="CCA8F288"/>
@@ -21502,7 +20898,120 @@
       </w:pPr>
     </w:lvl>
   </w:abstractNum>
-  <w:abstractNum w:abstractNumId="11" w15:restartNumberingAfterBreak="0">
+  <w:abstractNum w:abstractNumId="13" w15:restartNumberingAfterBreak="0">
+    <w:nsid w:val="374630C6"/>
+    <w:multiLevelType w:val="hybridMultilevel"/>
+    <w:tmpl w:val="96D028C8"/>
+    <w:lvl w:ilvl="0" w:tplc="04090001">
+      <w:start w:val="1"/>
+      <w:numFmt w:val="bullet"/>
+      <w:lvlText w:val=""/>
+      <w:lvlJc w:val="left"/>
+      <w:pPr>
+        <w:ind w:left="720" w:hanging="360"/>
+      </w:pPr>
+      <w:rPr>
+        <w:rFonts w:ascii="Symbol" w:hAnsi="Symbol" w:hint="default"/>
+      </w:rPr>
+    </w:lvl>
+    <w:lvl w:ilvl="1" w:tplc="04090003" w:tentative="1">
+      <w:start w:val="1"/>
+      <w:numFmt w:val="bullet"/>
+      <w:lvlText w:val="o"/>
+      <w:lvlJc w:val="left"/>
+      <w:pPr>
+        <w:ind w:left="1440" w:hanging="360"/>
+      </w:pPr>
+      <w:rPr>
+        <w:rFonts w:ascii="Courier New" w:hAnsi="Courier New" w:cs="Courier New" w:hint="default"/>
+      </w:rPr>
+    </w:lvl>
+    <w:lvl w:ilvl="2" w:tplc="04090005" w:tentative="1">
+      <w:start w:val="1"/>
+      <w:numFmt w:val="bullet"/>
+      <w:lvlText w:val=""/>
+      <w:lvlJc w:val="left"/>
+      <w:pPr>
+        <w:ind w:left="2160" w:hanging="360"/>
+      </w:pPr>
+      <w:rPr>
+        <w:rFonts w:ascii="Wingdings" w:hAnsi="Wingdings" w:hint="default"/>
+      </w:rPr>
+    </w:lvl>
+    <w:lvl w:ilvl="3" w:tplc="04090001" w:tentative="1">
+      <w:start w:val="1"/>
+      <w:numFmt w:val="bullet"/>
+      <w:lvlText w:val=""/>
+      <w:lvlJc w:val="left"/>
+      <w:pPr>
+        <w:ind w:left="2880" w:hanging="360"/>
+      </w:pPr>
+      <w:rPr>
+        <w:rFonts w:ascii="Symbol" w:hAnsi="Symbol" w:hint="default"/>
+      </w:rPr>
+    </w:lvl>
+    <w:lvl w:ilvl="4" w:tplc="04090003" w:tentative="1">
+      <w:start w:val="1"/>
+      <w:numFmt w:val="bullet"/>
+      <w:lvlText w:val="o"/>
+      <w:lvlJc w:val="left"/>
+      <w:pPr>
+        <w:ind w:left="3600" w:hanging="360"/>
+      </w:pPr>
+      <w:rPr>
+        <w:rFonts w:ascii="Courier New" w:hAnsi="Courier New" w:cs="Courier New" w:hint="default"/>
+      </w:rPr>
+    </w:lvl>
+    <w:lvl w:ilvl="5" w:tplc="04090005" w:tentative="1">
+      <w:start w:val="1"/>
+      <w:numFmt w:val="bullet"/>
+      <w:lvlText w:val=""/>
+      <w:lvlJc w:val="left"/>
+      <w:pPr>
+        <w:ind w:left="4320" w:hanging="360"/>
+      </w:pPr>
+      <w:rPr>
+        <w:rFonts w:ascii="Wingdings" w:hAnsi="Wingdings" w:hint="default"/>
+      </w:rPr>
+    </w:lvl>
+    <w:lvl w:ilvl="6" w:tplc="04090001" w:tentative="1">
+      <w:start w:val="1"/>
+      <w:numFmt w:val="bullet"/>
+      <w:lvlText w:val=""/>
+      <w:lvlJc w:val="left"/>
+      <w:pPr>
+        <w:ind w:left="5040" w:hanging="360"/>
+      </w:pPr>
+      <w:rPr>
+        <w:rFonts w:ascii="Symbol" w:hAnsi="Symbol" w:hint="default"/>
+      </w:rPr>
+    </w:lvl>
+    <w:lvl w:ilvl="7" w:tplc="04090003" w:tentative="1">
+      <w:start w:val="1"/>
+      <w:numFmt w:val="bullet"/>
+      <w:lvlText w:val="o"/>
+      <w:lvlJc w:val="left"/>
+      <w:pPr>
+        <w:ind w:left="5760" w:hanging="360"/>
+      </w:pPr>
+      <w:rPr>
+        <w:rFonts w:ascii="Courier New" w:hAnsi="Courier New" w:cs="Courier New" w:hint="default"/>
+      </w:rPr>
+    </w:lvl>
+    <w:lvl w:ilvl="8" w:tplc="04090005" w:tentative="1">
+      <w:start w:val="1"/>
+      <w:numFmt w:val="bullet"/>
+      <w:lvlText w:val=""/>
+      <w:lvlJc w:val="left"/>
+      <w:pPr>
+        <w:ind w:left="6480" w:hanging="360"/>
+      </w:pPr>
+      <w:rPr>
+        <w:rFonts w:ascii="Wingdings" w:hAnsi="Wingdings" w:hint="default"/>
+      </w:rPr>
+    </w:lvl>
+  </w:abstractNum>
+  <w:abstractNum w:abstractNumId="14" w15:restartNumberingAfterBreak="0">
     <w:nsid w:val="38F55CDA"/>
     <w:multiLevelType w:val="hybridMultilevel"/>
     <w:tmpl w:val="BC6034F8"/>
@@ -21615,7 +21124,7 @@
       </w:rPr>
     </w:lvl>
   </w:abstractNum>
-  <w:abstractNum w:abstractNumId="12" w15:restartNumberingAfterBreak="0">
+  <w:abstractNum w:abstractNumId="15" w15:restartNumberingAfterBreak="0">
     <w:nsid w:val="40EA1060"/>
     <w:multiLevelType w:val="hybridMultilevel"/>
     <w:tmpl w:val="D55CB6A4"/>
@@ -21728,7 +21237,7 @@
       </w:rPr>
     </w:lvl>
   </w:abstractNum>
-  <w:abstractNum w:abstractNumId="13" w15:restartNumberingAfterBreak="0">
+  <w:abstractNum w:abstractNumId="16" w15:restartNumberingAfterBreak="0">
     <w:nsid w:val="419B0FE4"/>
     <w:multiLevelType w:val="hybridMultilevel"/>
     <w:tmpl w:val="C19613FA"/>
@@ -21841,7 +21350,7 @@
       </w:rPr>
     </w:lvl>
   </w:abstractNum>
-  <w:abstractNum w:abstractNumId="14" w15:restartNumberingAfterBreak="0">
+  <w:abstractNum w:abstractNumId="17" w15:restartNumberingAfterBreak="0">
     <w:nsid w:val="455C2178"/>
     <w:multiLevelType w:val="hybridMultilevel"/>
     <w:tmpl w:val="66960F6E"/>
@@ -21954,7 +21463,7 @@
       </w:rPr>
     </w:lvl>
   </w:abstractNum>
-  <w:abstractNum w:abstractNumId="15" w15:restartNumberingAfterBreak="0">
+  <w:abstractNum w:abstractNumId="18" w15:restartNumberingAfterBreak="0">
     <w:nsid w:val="4C9E16D9"/>
     <w:multiLevelType w:val="hybridMultilevel"/>
     <w:tmpl w:val="70C80EFC"/>
@@ -22067,7 +21576,7 @@
       </w:rPr>
     </w:lvl>
   </w:abstractNum>
-  <w:abstractNum w:abstractNumId="16" w15:restartNumberingAfterBreak="0">
+  <w:abstractNum w:abstractNumId="19" w15:restartNumberingAfterBreak="0">
     <w:nsid w:val="5D096A26"/>
     <w:multiLevelType w:val="hybridMultilevel"/>
     <w:tmpl w:val="236A1918"/>
@@ -22180,7 +21689,7 @@
       </w:rPr>
     </w:lvl>
   </w:abstractNum>
-  <w:abstractNum w:abstractNumId="17" w15:restartNumberingAfterBreak="0">
+  <w:abstractNum w:abstractNumId="20" w15:restartNumberingAfterBreak="0">
     <w:nsid w:val="62400BDC"/>
     <w:multiLevelType w:val="hybridMultilevel"/>
     <w:tmpl w:val="D010A908"/>
@@ -22293,7 +21802,7 @@
       </w:rPr>
     </w:lvl>
   </w:abstractNum>
-  <w:abstractNum w:abstractNumId="18" w15:restartNumberingAfterBreak="0">
+  <w:abstractNum w:abstractNumId="21" w15:restartNumberingAfterBreak="0">
     <w:nsid w:val="68F96BAF"/>
     <w:multiLevelType w:val="hybridMultilevel"/>
     <w:tmpl w:val="E436A8F8"/>
@@ -22406,7 +21915,7 @@
       </w:rPr>
     </w:lvl>
   </w:abstractNum>
-  <w:abstractNum w:abstractNumId="19" w15:restartNumberingAfterBreak="0">
+  <w:abstractNum w:abstractNumId="22" w15:restartNumberingAfterBreak="0">
     <w:nsid w:val="697868BD"/>
     <w:multiLevelType w:val="hybridMultilevel"/>
     <w:tmpl w:val="D730EFC0"/>
@@ -22492,7 +22001,120 @@
       </w:pPr>
     </w:lvl>
   </w:abstractNum>
-  <w:abstractNum w:abstractNumId="20" w15:restartNumberingAfterBreak="0">
+  <w:abstractNum w:abstractNumId="23" w15:restartNumberingAfterBreak="0">
+    <w:nsid w:val="737052A2"/>
+    <w:multiLevelType w:val="hybridMultilevel"/>
+    <w:tmpl w:val="1130A274"/>
+    <w:lvl w:ilvl="0" w:tplc="04090001">
+      <w:start w:val="1"/>
+      <w:numFmt w:val="bullet"/>
+      <w:lvlText w:val=""/>
+      <w:lvlJc w:val="left"/>
+      <w:pPr>
+        <w:ind w:left="1080" w:hanging="360"/>
+      </w:pPr>
+      <w:rPr>
+        <w:rFonts w:ascii="Symbol" w:hAnsi="Symbol" w:hint="default"/>
+      </w:rPr>
+    </w:lvl>
+    <w:lvl w:ilvl="1" w:tplc="04090003" w:tentative="1">
+      <w:start w:val="1"/>
+      <w:numFmt w:val="bullet"/>
+      <w:lvlText w:val="o"/>
+      <w:lvlJc w:val="left"/>
+      <w:pPr>
+        <w:ind w:left="1800" w:hanging="360"/>
+      </w:pPr>
+      <w:rPr>
+        <w:rFonts w:ascii="Courier New" w:hAnsi="Courier New" w:cs="Courier New" w:hint="default"/>
+      </w:rPr>
+    </w:lvl>
+    <w:lvl w:ilvl="2" w:tplc="04090005" w:tentative="1">
+      <w:start w:val="1"/>
+      <w:numFmt w:val="bullet"/>
+      <w:lvlText w:val=""/>
+      <w:lvlJc w:val="left"/>
+      <w:pPr>
+        <w:ind w:left="2520" w:hanging="360"/>
+      </w:pPr>
+      <w:rPr>
+        <w:rFonts w:ascii="Wingdings" w:hAnsi="Wingdings" w:hint="default"/>
+      </w:rPr>
+    </w:lvl>
+    <w:lvl w:ilvl="3" w:tplc="04090001" w:tentative="1">
+      <w:start w:val="1"/>
+      <w:numFmt w:val="bullet"/>
+      <w:lvlText w:val=""/>
+      <w:lvlJc w:val="left"/>
+      <w:pPr>
+        <w:ind w:left="3240" w:hanging="360"/>
+      </w:pPr>
+      <w:rPr>
+        <w:rFonts w:ascii="Symbol" w:hAnsi="Symbol" w:hint="default"/>
+      </w:rPr>
+    </w:lvl>
+    <w:lvl w:ilvl="4" w:tplc="04090003" w:tentative="1">
+      <w:start w:val="1"/>
+      <w:numFmt w:val="bullet"/>
+      <w:lvlText w:val="o"/>
+      <w:lvlJc w:val="left"/>
+      <w:pPr>
+        <w:ind w:left="3960" w:hanging="360"/>
+      </w:pPr>
+      <w:rPr>
+        <w:rFonts w:ascii="Courier New" w:hAnsi="Courier New" w:cs="Courier New" w:hint="default"/>
+      </w:rPr>
+    </w:lvl>
+    <w:lvl w:ilvl="5" w:tplc="04090005" w:tentative="1">
+      <w:start w:val="1"/>
+      <w:numFmt w:val="bullet"/>
+      <w:lvlText w:val=""/>
+      <w:lvlJc w:val="left"/>
+      <w:pPr>
+        <w:ind w:left="4680" w:hanging="360"/>
+      </w:pPr>
+      <w:rPr>
+        <w:rFonts w:ascii="Wingdings" w:hAnsi="Wingdings" w:hint="default"/>
+      </w:rPr>
+    </w:lvl>
+    <w:lvl w:ilvl="6" w:tplc="04090001" w:tentative="1">
+      <w:start w:val="1"/>
+      <w:numFmt w:val="bullet"/>
+      <w:lvlText w:val=""/>
+      <w:lvlJc w:val="left"/>
+      <w:pPr>
+        <w:ind w:left="5400" w:hanging="360"/>
+      </w:pPr>
+      <w:rPr>
+        <w:rFonts w:ascii="Symbol" w:hAnsi="Symbol" w:hint="default"/>
+      </w:rPr>
+    </w:lvl>
+    <w:lvl w:ilvl="7" w:tplc="04090003" w:tentative="1">
+      <w:start w:val="1"/>
+      <w:numFmt w:val="bullet"/>
+      <w:lvlText w:val="o"/>
+      <w:lvlJc w:val="left"/>
+      <w:pPr>
+        <w:ind w:left="6120" w:hanging="360"/>
+      </w:pPr>
+      <w:rPr>
+        <w:rFonts w:ascii="Courier New" w:hAnsi="Courier New" w:cs="Courier New" w:hint="default"/>
+      </w:rPr>
+    </w:lvl>
+    <w:lvl w:ilvl="8" w:tplc="04090005" w:tentative="1">
+      <w:start w:val="1"/>
+      <w:numFmt w:val="bullet"/>
+      <w:lvlText w:val=""/>
+      <w:lvlJc w:val="left"/>
+      <w:pPr>
+        <w:ind w:left="6840" w:hanging="360"/>
+      </w:pPr>
+      <w:rPr>
+        <w:rFonts w:ascii="Wingdings" w:hAnsi="Wingdings" w:hint="default"/>
+      </w:rPr>
+    </w:lvl>
+  </w:abstractNum>
+  <w:abstractNum w:abstractNumId="24" w15:restartNumberingAfterBreak="0">
     <w:nsid w:val="74053D9E"/>
     <w:multiLevelType w:val="hybridMultilevel"/>
     <w:tmpl w:val="0B38CE88"/>
@@ -22605,7 +22227,120 @@
       </w:rPr>
     </w:lvl>
   </w:abstractNum>
-  <w:abstractNum w:abstractNumId="21" w15:restartNumberingAfterBreak="0">
+  <w:abstractNum w:abstractNumId="25" w15:restartNumberingAfterBreak="0">
+    <w:nsid w:val="75813504"/>
+    <w:multiLevelType w:val="hybridMultilevel"/>
+    <w:tmpl w:val="495A53A8"/>
+    <w:lvl w:ilvl="0" w:tplc="04090001">
+      <w:start w:val="1"/>
+      <w:numFmt w:val="bullet"/>
+      <w:lvlText w:val=""/>
+      <w:lvlJc w:val="left"/>
+      <w:pPr>
+        <w:ind w:left="1080" w:hanging="360"/>
+      </w:pPr>
+      <w:rPr>
+        <w:rFonts w:ascii="Symbol" w:hAnsi="Symbol" w:hint="default"/>
+      </w:rPr>
+    </w:lvl>
+    <w:lvl w:ilvl="1" w:tplc="04090003" w:tentative="1">
+      <w:start w:val="1"/>
+      <w:numFmt w:val="bullet"/>
+      <w:lvlText w:val="o"/>
+      <w:lvlJc w:val="left"/>
+      <w:pPr>
+        <w:ind w:left="1800" w:hanging="360"/>
+      </w:pPr>
+      <w:rPr>
+        <w:rFonts w:ascii="Courier New" w:hAnsi="Courier New" w:cs="Courier New" w:hint="default"/>
+      </w:rPr>
+    </w:lvl>
+    <w:lvl w:ilvl="2" w:tplc="04090005" w:tentative="1">
+      <w:start w:val="1"/>
+      <w:numFmt w:val="bullet"/>
+      <w:lvlText w:val=""/>
+      <w:lvlJc w:val="left"/>
+      <w:pPr>
+        <w:ind w:left="2520" w:hanging="360"/>
+      </w:pPr>
+      <w:rPr>
+        <w:rFonts w:ascii="Wingdings" w:hAnsi="Wingdings" w:hint="default"/>
+      </w:rPr>
+    </w:lvl>
+    <w:lvl w:ilvl="3" w:tplc="04090001" w:tentative="1">
+      <w:start w:val="1"/>
+      <w:numFmt w:val="bullet"/>
+      <w:lvlText w:val=""/>
+      <w:lvlJc w:val="left"/>
+      <w:pPr>
+        <w:ind w:left="3240" w:hanging="360"/>
+      </w:pPr>
+      <w:rPr>
+        <w:rFonts w:ascii="Symbol" w:hAnsi="Symbol" w:hint="default"/>
+      </w:rPr>
+    </w:lvl>
+    <w:lvl w:ilvl="4" w:tplc="04090003" w:tentative="1">
+      <w:start w:val="1"/>
+      <w:numFmt w:val="bullet"/>
+      <w:lvlText w:val="o"/>
+      <w:lvlJc w:val="left"/>
+      <w:pPr>
+        <w:ind w:left="3960" w:hanging="360"/>
+      </w:pPr>
+      <w:rPr>
+        <w:rFonts w:ascii="Courier New" w:hAnsi="Courier New" w:cs="Courier New" w:hint="default"/>
+      </w:rPr>
+    </w:lvl>
+    <w:lvl w:ilvl="5" w:tplc="04090005" w:tentative="1">
+      <w:start w:val="1"/>
+      <w:numFmt w:val="bullet"/>
+      <w:lvlText w:val=""/>
+      <w:lvlJc w:val="left"/>
+      <w:pPr>
+        <w:ind w:left="4680" w:hanging="360"/>
+      </w:pPr>
+      <w:rPr>
+        <w:rFonts w:ascii="Wingdings" w:hAnsi="Wingdings" w:hint="default"/>
+      </w:rPr>
+    </w:lvl>
+    <w:lvl w:ilvl="6" w:tplc="04090001" w:tentative="1">
+      <w:start w:val="1"/>
+      <w:numFmt w:val="bullet"/>
+      <w:lvlText w:val=""/>
+      <w:lvlJc w:val="left"/>
+      <w:pPr>
+        <w:ind w:left="5400" w:hanging="360"/>
+      </w:pPr>
+      <w:rPr>
+        <w:rFonts w:ascii="Symbol" w:hAnsi="Symbol" w:hint="default"/>
+      </w:rPr>
+    </w:lvl>
+    <w:lvl w:ilvl="7" w:tplc="04090003" w:tentative="1">
+      <w:start w:val="1"/>
+      <w:numFmt w:val="bullet"/>
+      <w:lvlText w:val="o"/>
+      <w:lvlJc w:val="left"/>
+      <w:pPr>
+        <w:ind w:left="6120" w:hanging="360"/>
+      </w:pPr>
+      <w:rPr>
+        <w:rFonts w:ascii="Courier New" w:hAnsi="Courier New" w:cs="Courier New" w:hint="default"/>
+      </w:rPr>
+    </w:lvl>
+    <w:lvl w:ilvl="8" w:tplc="04090005" w:tentative="1">
+      <w:start w:val="1"/>
+      <w:numFmt w:val="bullet"/>
+      <w:lvlText w:val=""/>
+      <w:lvlJc w:val="left"/>
+      <w:pPr>
+        <w:ind w:left="6840" w:hanging="360"/>
+      </w:pPr>
+      <w:rPr>
+        <w:rFonts w:ascii="Wingdings" w:hAnsi="Wingdings" w:hint="default"/>
+      </w:rPr>
+    </w:lvl>
+  </w:abstractNum>
+  <w:abstractNum w:abstractNumId="26" w15:restartNumberingAfterBreak="0">
     <w:nsid w:val="77622BB8"/>
     <w:multiLevelType w:val="hybridMultilevel"/>
     <w:tmpl w:val="E9ECA0A8"/>
@@ -22719,70 +22454,85 @@
     </w:lvl>
   </w:abstractNum>
   <w:num w:numId="1" w16cid:durableId="967126350">
-    <w:abstractNumId w:val="9"/>
+    <w:abstractNumId w:val="11"/>
   </w:num>
   <w:num w:numId="2" w16cid:durableId="331372521">
-    <w:abstractNumId w:val="10"/>
+    <w:abstractNumId w:val="12"/>
   </w:num>
   <w:num w:numId="3" w16cid:durableId="1896382289">
-    <w:abstractNumId w:val="17"/>
+    <w:abstractNumId w:val="20"/>
   </w:num>
   <w:num w:numId="4" w16cid:durableId="494078723">
-    <w:abstractNumId w:val="6"/>
+    <w:abstractNumId w:val="7"/>
   </w:num>
   <w:num w:numId="5" w16cid:durableId="1773934115">
+    <w:abstractNumId w:val="26"/>
+  </w:num>
+  <w:num w:numId="6" w16cid:durableId="210046265">
+    <w:abstractNumId w:val="22"/>
+  </w:num>
+  <w:num w:numId="7" w16cid:durableId="503281256">
+    <w:abstractNumId w:val="15"/>
+  </w:num>
+  <w:num w:numId="8" w16cid:durableId="1789929841">
+    <w:abstractNumId w:val="4"/>
+  </w:num>
+  <w:num w:numId="9" w16cid:durableId="555045221">
     <w:abstractNumId w:val="21"/>
   </w:num>
-  <w:num w:numId="6" w16cid:durableId="210046265">
-    <w:abstractNumId w:val="19"/>
-  </w:num>
-  <w:num w:numId="7" w16cid:durableId="503281256">
-    <w:abstractNumId w:val="12"/>
-  </w:num>
-  <w:num w:numId="8" w16cid:durableId="1789929841">
+  <w:num w:numId="10" w16cid:durableId="1305698630">
     <w:abstractNumId w:val="3"/>
-  </w:num>
-  <w:num w:numId="9" w16cid:durableId="555045221">
-    <w:abstractNumId w:val="18"/>
-  </w:num>
-  <w:num w:numId="10" w16cid:durableId="1305698630">
-    <w:abstractNumId w:val="2"/>
   </w:num>
   <w:num w:numId="11" w16cid:durableId="899636119">
     <w:abstractNumId w:val="0"/>
   </w:num>
   <w:num w:numId="12" w16cid:durableId="170141050">
-    <w:abstractNumId w:val="20"/>
+    <w:abstractNumId w:val="24"/>
   </w:num>
   <w:num w:numId="13" w16cid:durableId="477651748">
+    <w:abstractNumId w:val="6"/>
+  </w:num>
+  <w:num w:numId="14" w16cid:durableId="1764644286">
+    <w:abstractNumId w:val="9"/>
+  </w:num>
+  <w:num w:numId="15" w16cid:durableId="337661724">
+    <w:abstractNumId w:val="10"/>
+  </w:num>
+  <w:num w:numId="16" w16cid:durableId="554631234">
     <w:abstractNumId w:val="5"/>
   </w:num>
-  <w:num w:numId="14" w16cid:durableId="1764644286">
-    <w:abstractNumId w:val="7"/>
-  </w:num>
-  <w:num w:numId="15" w16cid:durableId="337661724">
-    <w:abstractNumId w:val="8"/>
-  </w:num>
-  <w:num w:numId="16" w16cid:durableId="554631234">
-    <w:abstractNumId w:val="4"/>
-  </w:num>
   <w:num w:numId="17" w16cid:durableId="1180047299">
-    <w:abstractNumId w:val="13"/>
+    <w:abstractNumId w:val="16"/>
   </w:num>
   <w:num w:numId="18" w16cid:durableId="403769175">
-    <w:abstractNumId w:val="15"/>
+    <w:abstractNumId w:val="18"/>
   </w:num>
   <w:num w:numId="19" w16cid:durableId="498929703">
-    <w:abstractNumId w:val="16"/>
+    <w:abstractNumId w:val="19"/>
   </w:num>
   <w:num w:numId="20" w16cid:durableId="211767724">
     <w:abstractNumId w:val="1"/>
   </w:num>
   <w:num w:numId="21" w16cid:durableId="232131862">
+    <w:abstractNumId w:val="17"/>
+  </w:num>
+  <w:num w:numId="22" w16cid:durableId="237056140">
     <w:abstractNumId w:val="14"/>
   </w:num>
-  <w:num w:numId="22" w16cid:durableId="237056140">
-    <w:abstractNumId w:val="11"/>
+  <w:num w:numId="23" w16cid:durableId="776217228">
+    <w:abstractNumId w:val="2"/>
+  </w:num>
+  <w:num w:numId="24" w16cid:durableId="1843542640">
+    <w:abstractNumId w:val="8"/>
+  </w:num>
+  <w:num w:numId="25" w16cid:durableId="93525471">
+    <w:abstractNumId w:val="13"/>
+  </w:num>
+  <w:num w:numId="26" w16cid:durableId="530797946">
+    <w:abstractNumId w:val="25"/>
+  </w:num>
+  <w:num w:numId="27" w16cid:durableId="485902310">
+    <w:abstractNumId w:val="23"/>
   </w:num>
 </w:numbering>
 </file>
@@ -23283,6 +23033,29 @@
       </w:tblBorders>
     </w:tblPr>
   </w:style>
+  <w:style w:type="character" w:styleId="Hipervnculo">
+    <w:name w:val="Hyperlink"/>
+    <w:basedOn w:val="Fuentedeprrafopredeter"/>
+    <w:uiPriority w:val="99"/>
+    <w:unhideWhenUsed/>
+    <w:rsid w:val="00A20C19"/>
+    <w:rPr>
+      <w:color w:val="0000FF" w:themeColor="hyperlink"/>
+      <w:u w:val="single"/>
+    </w:rPr>
+  </w:style>
+  <w:style w:type="character" w:styleId="Mencinsinresolver">
+    <w:name w:val="Unresolved Mention"/>
+    <w:basedOn w:val="Fuentedeprrafopredeter"/>
+    <w:uiPriority w:val="99"/>
+    <w:semiHidden/>
+    <w:unhideWhenUsed/>
+    <w:rsid w:val="00A20C19"/>
+    <w:rPr>
+      <w:color w:val="605E5C"/>
+      <w:shd w:val="clear" w:color="auto" w:fill="E1DFDD"/>
+    </w:rPr>
+  </w:style>
 </w:styles>
 </file>
 
